--- a/pr-preview/pr-224/model-validation-handout.docx
+++ b/pr-preview/pr-224/model-validation-handout.docx
@@ -15,7 +15,7 @@
         <w:pStyle w:val="Date"/>
       </w:pPr>
       <w:r>
-        <w:t xml:space="preserve">Last modified: 2026-10-15 15:28:39 (PDT)</w:t>
+        <w:t xml:space="preserve">Last modified: 2026-10-16 03:12:26 (PDT)</w:t>
       </w:r>
     </w:p>
     <w:bookmarkStart w:id="17" w:name="sec-data-sets"/>
@@ -107,16 +107,21 @@
         </m:r>
         <m:sSub>
           <m:e>
-            <m:acc>
-              <m:accPr>
-                <m:chr m:val="̃"/>
-              </m:accPr>
+            <m:limLow>
               <m:e>
                 <m:r>
                   <m:t>x</m:t>
                 </m:r>
               </m:e>
-            </m:acc>
+              <m:lim>
+                <m:r>
+                  <m:rPr>
+                    <m:sty m:val="p"/>
+                  </m:rPr>
+                  <m:t>∼</m:t>
+                </m:r>
+              </m:lim>
+            </m:limLow>
           </m:e>
           <m:sub>
             <m:r>
@@ -164,16 +169,21 @@
       <m:oMath>
         <m:sSub>
           <m:e>
-            <m:acc>
-              <m:accPr>
-                <m:chr m:val="̃"/>
-              </m:accPr>
+            <m:limLow>
               <m:e>
                 <m:r>
                   <m:t>x</m:t>
                 </m:r>
               </m:e>
-            </m:acc>
+              <m:lim>
+                <m:r>
+                  <m:rPr>
+                    <m:sty m:val="p"/>
+                  </m:rPr>
+                  <m:t>∼</m:t>
+                </m:r>
+              </m:lim>
+            </m:limLow>
           </m:e>
           <m:sub>
             <m:r>
@@ -273,16 +283,21 @@
               </m:r>
               <m:sSub>
                 <m:e>
-                  <m:acc>
-                    <m:accPr>
-                      <m:chr m:val="̃"/>
-                    </m:accPr>
+                  <m:limLow>
                     <m:e>
                       <m:r>
                         <m:t>x</m:t>
                       </m:r>
                     </m:e>
-                  </m:acc>
+                    <m:lim>
+                      <m:r>
+                        <m:rPr>
+                          <m:sty m:val="p"/>
+                        </m:rPr>
+                        <m:t>∼</m:t>
+                      </m:r>
+                    </m:lim>
+                  </m:limLow>
                 </m:e>
                 <m:sub>
                   <m:r>
@@ -585,16 +600,21 @@
       <m:oMath>
         <m:sSub>
           <m:e>
-            <m:acc>
-              <m:accPr>
-                <m:chr m:val="̃"/>
-              </m:accPr>
+            <m:limLow>
               <m:e>
                 <m:r>
                   <m:t>x</m:t>
                 </m:r>
               </m:e>
-            </m:acc>
+              <m:lim>
+                <m:r>
+                  <m:rPr>
+                    <m:sty m:val="p"/>
+                  </m:rPr>
+                  <m:t>∼</m:t>
+                </m:r>
+              </m:lim>
+            </m:limLow>
           </m:e>
           <m:sub>
             <m:r>
@@ -679,16 +699,21 @@
                       <m:e>
                         <m:sSub>
                           <m:e>
-                            <m:acc>
-                              <m:accPr>
-                                <m:chr m:val="̃"/>
-                              </m:accPr>
+                            <m:limLow>
                               <m:e>
                                 <m:r>
                                   <m:t>x</m:t>
                                 </m:r>
                               </m:e>
-                            </m:acc>
+                              <m:lim>
+                                <m:r>
+                                  <m:rPr>
+                                    <m:sty m:val="p"/>
+                                  </m:rPr>
+                                  <m:t>∼</m:t>
+                                </m:r>
+                              </m:lim>
+                            </m:limLow>
                           </m:e>
                           <m:sub>
                             <m:r>
@@ -724,16 +749,21 @@
                       <m:e>
                         <m:sSub>
                           <m:e>
-                            <m:acc>
-                              <m:accPr>
-                                <m:chr m:val="̃"/>
-                              </m:accPr>
+                            <m:limLow>
                               <m:e>
                                 <m:r>
                                   <m:t>x</m:t>
                                 </m:r>
                               </m:e>
-                            </m:acc>
+                              <m:lim>
+                                <m:r>
+                                  <m:rPr>
+                                    <m:sty m:val="p"/>
+                                  </m:rPr>
+                                  <m:t>∼</m:t>
+                                </m:r>
+                              </m:lim>
+                            </m:limLow>
                           </m:e>
                           <m:sub>
                             <m:r>
@@ -817,16 +847,21 @@
         <w:t xml:space="preserve"> </w:t>
       </w:r>
       <m:oMath>
-        <m:acc>
-          <m:accPr>
-            <m:chr m:val="̃"/>
-          </m:accPr>
+        <m:limLow>
           <m:e>
             <m:r>
               <m:t>y</m:t>
             </m:r>
           </m:e>
-        </m:acc>
+          <m:lim>
+            <m:r>
+              <m:rPr>
+                <m:sty m:val="p"/>
+              </m:rPr>
+              <m:t>∼</m:t>
+            </m:r>
+          </m:lim>
+        </m:limLow>
       </m:oMath>
       <w:r>
         <w:t xml:space="preserve"> </w:t>
@@ -908,16 +943,21 @@
           <m:jc m:val="center"/>
         </m:oMathParaPr>
         <m:oMath>
-          <m:acc>
-            <m:accPr>
-              <m:chr m:val="̃"/>
-            </m:accPr>
+          <m:limLow>
             <m:e>
               <m:r>
                 <m:t>y</m:t>
               </m:r>
             </m:e>
-          </m:acc>
+            <m:lim>
+              <m:r>
+                <m:rPr>
+                  <m:sty m:val="p"/>
+                </m:rPr>
+                <m:t>∼</m:t>
+              </m:r>
+            </m:lim>
+          </m:limLow>
           <m:r>
             <m:rPr>
               <m:sty m:val="p"/>
@@ -1536,7 +1576,7 @@
     </w:p>
     <w:bookmarkEnd w:id="16"/>
     <w:bookmarkEnd w:id="17"/>
-    <w:bookmarkStart w:id="41" w:name="sec-prediction-rules"/>
+    <w:bookmarkStart w:id="44" w:name="sec-prediction-rules"/>
     <w:p>
       <w:pPr>
         <w:pStyle w:val="Heading2"/>
@@ -2234,16 +2274,21 @@
               </m:r>
               <m:sSub>
                 <m:e>
-                  <m:acc>
-                    <m:accPr>
-                      <m:chr m:val="̃"/>
-                    </m:accPr>
+                  <m:limLow>
                     <m:e>
                       <m:r>
                         <m:t>x</m:t>
                       </m:r>
                     </m:e>
-                  </m:acc>
+                    <m:lim>
+                      <m:r>
+                        <m:rPr>
+                          <m:sty m:val="p"/>
+                        </m:rPr>
+                        <m:t>∼</m:t>
+                      </m:r>
+                    </m:lim>
+                  </m:limLow>
                 </m:e>
                 <m:sub>
                   <m:r>
@@ -2718,7 +2763,7 @@
       <w:bookmarkEnd w:id="25"/>
     </w:p>
     <w:bookmarkEnd w:id="26"/>
-    <w:bookmarkStart w:id="29" w:name="def-generalization-error"/>
+    <w:bookmarkStart w:id="28" w:name="def-new-observation"/>
     <w:p>
       <w:pPr>
         <w:pStyle w:val="FirstParagraph"/>
@@ -2728,7 +2773,752 @@
           <w:b/>
           <w:bCs/>
         </w:rPr>
-        <w:t xml:space="preserve">Definition 7 (Generalization error)</w:t>
+        <w:t xml:space="preserve">Definition 7 (New observation)</w:t>
+      </w:r>
+      <w:r>
+        <w:t xml:space="preserve"> </w:t>
+      </w:r>
+      <w:r>
+        <w:t xml:space="preserve">A</w:t>
+      </w:r>
+      <w:r>
+        <w:t xml:space="preserve"> </w:t>
+      </w:r>
+      <w:r>
+        <w:rPr>
+          <w:b/>
+          <w:bCs/>
+        </w:rPr>
+        <w:t xml:space="preserve">new observation</w:t>
+      </w:r>
+      <w:r>
+        <w:t xml:space="preserve"> </w:t>
+      </w:r>
+      <w:r>
+        <w:t xml:space="preserve">is a pair</w:t>
+      </w:r>
+      <w:r>
+        <w:t xml:space="preserve"> </w:t>
+      </w:r>
+      <m:oMath>
+        <m:r>
+          <m:rPr>
+            <m:sty m:val="p"/>
+          </m:rPr>
+          <m:t>(</m:t>
+        </m:r>
+        <m:sSub>
+          <m:e>
+            <m:r>
+              <m:t>X</m:t>
+            </m:r>
+          </m:e>
+          <m:sub>
+            <m:r>
+              <m:rPr>
+                <m:sty m:val="p"/>
+              </m:rPr>
+              <m:t>*</m:t>
+            </m:r>
+          </m:sub>
+        </m:sSub>
+        <m:r>
+          <m:rPr>
+            <m:sty m:val="p"/>
+          </m:rPr>
+          <m:t>,</m:t>
+        </m:r>
+        <m:sSub>
+          <m:e>
+            <m:r>
+              <m:t>Y</m:t>
+            </m:r>
+          </m:e>
+          <m:sub>
+            <m:r>
+              <m:rPr>
+                <m:sty m:val="p"/>
+              </m:rPr>
+              <m:t>*</m:t>
+            </m:r>
+          </m:sub>
+        </m:sSub>
+        <m:r>
+          <m:rPr>
+            <m:sty m:val="p"/>
+          </m:rPr>
+          <m:t>)</m:t>
+        </m:r>
+      </m:oMath>
+      <w:r>
+        <w:t xml:space="preserve"> </w:t>
+      </w:r>
+      <w:r>
+        <w:t xml:space="preserve">of a covariate value and an outcome</w:t>
+      </w:r>
+      <w:r>
+        <w:t xml:space="preserve"> </w:t>
+      </w:r>
+      <w:r>
+        <w:t xml:space="preserve">drawn from the same population as the observations of a</w:t>
+      </w:r>
+      <w:r>
+        <w:t xml:space="preserve"> </w:t>
+      </w:r>
+      <w:hyperlink w:anchor="def-training-set">
+        <w:r>
+          <w:rPr>
+            <w:rStyle w:val="Hyperlink"/>
+          </w:rPr>
+          <w:t xml:space="preserve">training set</w:t>
+        </w:r>
+      </w:hyperlink>
+      <w:r>
+        <w:t xml:space="preserve"> </w:t>
+      </w:r>
+      <m:oMath>
+        <m:sSub>
+          <m:e>
+            <m:r>
+              <m:rPr>
+                <m:scr m:val="script"/>
+                <m:sty m:val="p"/>
+              </m:rPr>
+              <m:t>D</m:t>
+            </m:r>
+          </m:e>
+          <m:sub>
+            <m:r>
+              <m:rPr>
+                <m:nor/>
+                <m:sty m:val="p"/>
+              </m:rPr>
+              <m:t>train</m:t>
+            </m:r>
+          </m:sub>
+        </m:sSub>
+      </m:oMath>
+      <w:r>
+        <w:t xml:space="preserve">,</w:t>
+      </w:r>
+      <w:r>
+        <w:t xml:space="preserve"> </w:t>
+      </w:r>
+      <w:hyperlink r:id="rId27">
+        <w:r>
+          <w:rPr>
+            <w:rStyle w:val="Hyperlink"/>
+          </w:rPr>
+          <w:t xml:space="preserve">statistically independent</w:t>
+        </w:r>
+      </w:hyperlink>
+      <w:r>
+        <w:t xml:space="preserve"> </w:t>
+      </w:r>
+      <w:r>
+        <w:t xml:space="preserve">of</w:t>
+      </w:r>
+      <w:r>
+        <w:t xml:space="preserve"> </w:t>
+      </w:r>
+      <m:oMath>
+        <m:sSub>
+          <m:e>
+            <m:r>
+              <m:rPr>
+                <m:scr m:val="script"/>
+                <m:sty m:val="p"/>
+              </m:rPr>
+              <m:t>D</m:t>
+            </m:r>
+          </m:e>
+          <m:sub>
+            <m:r>
+              <m:rPr>
+                <m:nor/>
+                <m:sty m:val="p"/>
+              </m:rPr>
+              <m:t>train</m:t>
+            </m:r>
+          </m:sub>
+        </m:sSub>
+      </m:oMath>
+      <w:r>
+        <w:t xml:space="preserve">.</w:t>
+      </w:r>
+      <w:r>
+        <w:t xml:space="preserve"> </w:t>
+      </w:r>
+      <w:r>
+        <w:t xml:space="preserve">The subscript</w:t>
+      </w:r>
+      <w:r>
+        <w:t xml:space="preserve"> </w:t>
+      </w:r>
+      <m:oMath>
+        <m:r>
+          <m:rPr>
+            <m:sty m:val="p"/>
+          </m:rPr>
+          <m:t>*</m:t>
+        </m:r>
+      </m:oMath>
+      <w:r>
+        <w:t xml:space="preserve"> </w:t>
+      </w:r>
+      <w:r>
+        <w:t xml:space="preserve">marks a quantity of the new observation,</w:t>
+      </w:r>
+      <w:r>
+        <w:t xml:space="preserve"> </w:t>
+      </w:r>
+      <w:r>
+        <w:t xml:space="preserve">as in</w:t>
+      </w:r>
+      <w:r>
+        <w:t xml:space="preserve"> </w:t>
+      </w:r>
+      <m:oMath>
+        <m:sSub>
+          <m:e>
+            <m:r>
+              <m:t>X</m:t>
+            </m:r>
+          </m:e>
+          <m:sub>
+            <m:r>
+              <m:rPr>
+                <m:sty m:val="p"/>
+              </m:rPr>
+              <m:t>*</m:t>
+            </m:r>
+          </m:sub>
+        </m:sSub>
+      </m:oMath>
+      <w:r>
+        <w:t xml:space="preserve"> </w:t>
+      </w:r>
+      <w:r>
+        <w:t xml:space="preserve">and</w:t>
+      </w:r>
+      <w:r>
+        <w:t xml:space="preserve"> </w:t>
+      </w:r>
+      <m:oMath>
+        <m:sSub>
+          <m:e>
+            <m:r>
+              <m:t>Y</m:t>
+            </m:r>
+          </m:e>
+          <m:sub>
+            <m:r>
+              <m:rPr>
+                <m:sty m:val="p"/>
+              </m:rPr>
+              <m:t>*</m:t>
+            </m:r>
+          </m:sub>
+        </m:sSub>
+      </m:oMath>
+      <w:r>
+        <w:t xml:space="preserve">,</w:t>
+      </w:r>
+      <w:r>
+        <w:t xml:space="preserve"> </w:t>
+      </w:r>
+      <w:r>
+        <w:t xml:space="preserve">and distinguishes it from the indexed observations</w:t>
+      </w:r>
+      <w:r>
+        <w:t xml:space="preserve"> </w:t>
+      </w:r>
+      <m:oMath>
+        <m:r>
+          <m:rPr>
+            <m:sty m:val="p"/>
+          </m:rPr>
+          <m:t>(</m:t>
+        </m:r>
+        <m:sSub>
+          <m:e>
+            <m:limLow>
+              <m:e>
+                <m:r>
+                  <m:t>x</m:t>
+                </m:r>
+              </m:e>
+              <m:lim>
+                <m:r>
+                  <m:rPr>
+                    <m:sty m:val="p"/>
+                  </m:rPr>
+                  <m:t>∼</m:t>
+                </m:r>
+              </m:lim>
+            </m:limLow>
+          </m:e>
+          <m:sub>
+            <m:r>
+              <m:t>i</m:t>
+            </m:r>
+          </m:sub>
+        </m:sSub>
+        <m:r>
+          <m:rPr>
+            <m:sty m:val="p"/>
+          </m:rPr>
+          <m:t>,</m:t>
+        </m:r>
+        <m:sSub>
+          <m:e>
+            <m:r>
+              <m:t>y</m:t>
+            </m:r>
+          </m:e>
+          <m:sub>
+            <m:r>
+              <m:t>i</m:t>
+            </m:r>
+          </m:sub>
+        </m:sSub>
+        <m:r>
+          <m:rPr>
+            <m:sty m:val="p"/>
+          </m:rPr>
+          <m:t>)</m:t>
+        </m:r>
+      </m:oMath>
+      <w:r>
+        <w:t xml:space="preserve"> </w:t>
+      </w:r>
+      <w:r>
+        <w:t xml:space="preserve">of</w:t>
+      </w:r>
+      <w:r>
+        <w:t xml:space="preserve"> </w:t>
+      </w:r>
+      <m:oMath>
+        <m:sSub>
+          <m:e>
+            <m:r>
+              <m:rPr>
+                <m:scr m:val="script"/>
+                <m:sty m:val="p"/>
+              </m:rPr>
+              <m:t>D</m:t>
+            </m:r>
+          </m:e>
+          <m:sub>
+            <m:r>
+              <m:rPr>
+                <m:nor/>
+                <m:sty m:val="p"/>
+              </m:rPr>
+              <m:t>train</m:t>
+            </m:r>
+          </m:sub>
+        </m:sSub>
+      </m:oMath>
+      <w:r>
+        <w:t xml:space="preserve">.</w:t>
+      </w:r>
+    </w:p>
+    <w:bookmarkEnd w:id="28"/>
+    <w:bookmarkStart w:id="29" w:name="exm-new-observation"/>
+    <w:p>
+      <w:pPr>
+        <w:pStyle w:val="BodyText"/>
+      </w:pPr>
+      <w:r>
+        <w:rPr>
+          <w:b/>
+          <w:bCs/>
+        </w:rPr>
+        <w:t xml:space="preserve">Example 2 (A new observation for the first five cars)</w:t>
+      </w:r>
+      <w:r>
+        <w:t xml:space="preserve"> </w:t>
+      </w:r>
+      <w:r>
+        <w:t xml:space="preserve">Take the first five cars of</w:t>
+      </w:r>
+      <w:r>
+        <w:t xml:space="preserve"> </w:t>
+      </w:r>
+      <w:r>
+        <w:rPr>
+          <w:rStyle w:val="VerbatimChar"/>
+        </w:rPr>
+        <w:t xml:space="preserve">mtcars</w:t>
+      </w:r>
+      <w:r>
+        <w:t xml:space="preserve"> </w:t>
+      </w:r>
+      <w:r>
+        <w:t xml:space="preserve">as the</w:t>
+      </w:r>
+      <w:r>
+        <w:t xml:space="preserve"> </w:t>
+      </w:r>
+      <w:hyperlink w:anchor="def-training-set">
+        <w:r>
+          <w:rPr>
+            <w:rStyle w:val="Hyperlink"/>
+          </w:rPr>
+          <w:t xml:space="preserve">training set</w:t>
+        </w:r>
+      </w:hyperlink>
+      <w:r>
+        <w:t xml:space="preserve">,</w:t>
+      </w:r>
+      <w:r>
+        <w:t xml:space="preserve"> </w:t>
+      </w:r>
+      <w:r>
+        <w:t xml:space="preserve">with the gross horsepower</w:t>
+      </w:r>
+      <w:r>
+        <w:t xml:space="preserve"> </w:t>
+      </w:r>
+      <w:r>
+        <w:rPr>
+          <w:rStyle w:val="VerbatimChar"/>
+        </w:rPr>
+        <w:t xml:space="preserve">hp</w:t>
+      </w:r>
+      <w:r>
+        <w:t xml:space="preserve"> </w:t>
+      </w:r>
+      <w:r>
+        <w:t xml:space="preserve">and weight</w:t>
+      </w:r>
+      <w:r>
+        <w:t xml:space="preserve"> </w:t>
+      </w:r>
+      <w:r>
+        <w:rPr>
+          <w:rStyle w:val="VerbatimChar"/>
+        </w:rPr>
+        <w:t xml:space="preserve">wt</w:t>
+      </w:r>
+      <w:r>
+        <w:t xml:space="preserve"> </w:t>
+      </w:r>
+      <w:r>
+        <w:t xml:space="preserve">as the covariate values and the fuel economy</w:t>
+      </w:r>
+      <w:r>
+        <w:t xml:space="preserve"> </w:t>
+      </w:r>
+      <w:r>
+        <w:rPr>
+          <w:rStyle w:val="VerbatimChar"/>
+        </w:rPr>
+        <w:t xml:space="preserve">mpg</w:t>
+      </w:r>
+      <w:r>
+        <w:t xml:space="preserve"> </w:t>
+      </w:r>
+      <w:r>
+        <w:t xml:space="preserve">as the outcome,</w:t>
+      </w:r>
+      <w:r>
+        <w:t xml:space="preserve"> </w:t>
+      </w:r>
+      <w:r>
+        <w:t xml:space="preserve">as in</w:t>
+      </w:r>
+      <w:r>
+        <w:t xml:space="preserve"> </w:t>
+      </w:r>
+      <w:hyperlink w:anchor="exm-input-matrix">
+        <w:r>
+          <w:rPr>
+            <w:rStyle w:val="Hyperlink"/>
+          </w:rPr>
+          <w:t xml:space="preserve">Example 1</w:t>
+        </w:r>
+      </w:hyperlink>
+      <w:r>
+        <w:t xml:space="preserve">.</w:t>
+      </w:r>
+      <w:r>
+        <w:t xml:space="preserve"> </w:t>
+      </w:r>
+      <w:r>
+        <w:t xml:space="preserve">Treat the sixth car as a new observation:</w:t>
+      </w:r>
+      <w:r>
+        <w:t xml:space="preserve"> </w:t>
+      </w:r>
+      <w:r>
+        <w:t xml:space="preserve">a car from the same population that was not used to form the training set.</w:t>
+      </w:r>
+    </w:p>
+    <w:p>
+      <w:pPr>
+        <w:pStyle w:val="SourceCode"/>
+      </w:pPr>
+      <w:r>
+        <w:rPr>
+          <w:rStyle w:val="CommentTok"/>
+        </w:rPr>
+        <w:t xml:space="preserve"># the sixth car is not among the five training cars</w:t>
+      </w:r>
+      <w:r>
+        <w:br/>
+      </w:r>
+      <w:r>
+        <w:rPr>
+          <w:rStyle w:val="NormalTok"/>
+        </w:rPr>
+        <w:t xml:space="preserve">new_car </w:t>
+      </w:r>
+      <w:r>
+        <w:rPr>
+          <w:rStyle w:val="OtherTok"/>
+        </w:rPr>
+        <w:t xml:space="preserve">&lt;-</w:t>
+      </w:r>
+      <w:r>
+        <w:rPr>
+          <w:rStyle w:val="NormalTok"/>
+        </w:rPr>
+        <w:t xml:space="preserve"> mtcars </w:t>
+      </w:r>
+      <w:r>
+        <w:rPr>
+          <w:rStyle w:val="SpecialCharTok"/>
+        </w:rPr>
+        <w:t xml:space="preserve">|&gt;</w:t>
+      </w:r>
+      <w:r>
+        <w:br/>
+      </w:r>
+      <w:r>
+        <w:rPr>
+          <w:rStyle w:val="NormalTok"/>
+        </w:rPr>
+        <w:t xml:space="preserve">  dplyr</w:t>
+      </w:r>
+      <w:r>
+        <w:rPr>
+          <w:rStyle w:val="SpecialCharTok"/>
+        </w:rPr>
+        <w:t xml:space="preserve">::</w:t>
+      </w:r>
+      <w:r>
+        <w:rPr>
+          <w:rStyle w:val="FunctionTok"/>
+        </w:rPr>
+        <w:t xml:space="preserve">slice</w:t>
+      </w:r>
+      <w:r>
+        <w:rPr>
+          <w:rStyle w:val="NormalTok"/>
+        </w:rPr>
+        <w:t xml:space="preserve">(</w:t>
+      </w:r>
+      <w:r>
+        <w:rPr>
+          <w:rStyle w:val="DecValTok"/>
+        </w:rPr>
+        <w:t xml:space="preserve">6</w:t>
+      </w:r>
+      <w:r>
+        <w:rPr>
+          <w:rStyle w:val="NormalTok"/>
+        </w:rPr>
+        <w:t xml:space="preserve">) </w:t>
+      </w:r>
+      <w:r>
+        <w:rPr>
+          <w:rStyle w:val="SpecialCharTok"/>
+        </w:rPr>
+        <w:t xml:space="preserve">|&gt;</w:t>
+      </w:r>
+      <w:r>
+        <w:br/>
+      </w:r>
+      <w:r>
+        <w:rPr>
+          <w:rStyle w:val="NormalTok"/>
+        </w:rPr>
+        <w:t xml:space="preserve">  dplyr</w:t>
+      </w:r>
+      <w:r>
+        <w:rPr>
+          <w:rStyle w:val="SpecialCharTok"/>
+        </w:rPr>
+        <w:t xml:space="preserve">::</w:t>
+      </w:r>
+      <w:r>
+        <w:rPr>
+          <w:rStyle w:val="FunctionTok"/>
+        </w:rPr>
+        <w:t xml:space="preserve">select</w:t>
+      </w:r>
+      <w:r>
+        <w:rPr>
+          <w:rStyle w:val="NormalTok"/>
+        </w:rPr>
+        <w:t xml:space="preserve">(hp, wt, mpg)</w:t>
+      </w:r>
+      <w:r>
+        <w:br/>
+      </w:r>
+      <w:r>
+        <w:rPr>
+          <w:rStyle w:val="NormalTok"/>
+        </w:rPr>
+        <w:t xml:space="preserve">new_car</w:t>
+      </w:r>
+      <w:r>
+        <w:br/>
+      </w:r>
+      <w:r>
+        <w:rPr>
+          <w:rStyle w:val="CommentTok"/>
+        </w:rPr>
+        <w:t xml:space="preserve">#&gt; # A tibble: 1 × 3</w:t>
+      </w:r>
+      <w:r>
+        <w:br/>
+      </w:r>
+      <w:r>
+        <w:rPr>
+          <w:rStyle w:val="CommentTok"/>
+        </w:rPr>
+        <w:t xml:space="preserve">#&gt;      hp    wt   mpg</w:t>
+      </w:r>
+      <w:r>
+        <w:br/>
+      </w:r>
+      <w:r>
+        <w:rPr>
+          <w:rStyle w:val="CommentTok"/>
+        </w:rPr>
+        <w:t xml:space="preserve">#&gt;   &lt;dbl&gt; &lt;dbl&gt; &lt;dbl&gt;</w:t>
+      </w:r>
+      <w:r>
+        <w:br/>
+      </w:r>
+      <w:r>
+        <w:rPr>
+          <w:rStyle w:val="CommentTok"/>
+        </w:rPr>
+        <w:t xml:space="preserve">#&gt; 1   105  3.46  18.1</w:t>
+      </w:r>
+    </w:p>
+    <w:p>
+      <w:pPr>
+        <w:pStyle w:val="FirstParagraph"/>
+      </w:pPr>
+      <w:r>
+        <w:t xml:space="preserve">Its covariate value is</w:t>
+      </w:r>
+      <w:r>
+        <w:t xml:space="preserve"> </w:t>
+      </w:r>
+      <m:oMath>
+        <m:sSub>
+          <m:e>
+            <m:r>
+              <m:t>X</m:t>
+            </m:r>
+          </m:e>
+          <m:sub>
+            <m:r>
+              <m:rPr>
+                <m:sty m:val="p"/>
+              </m:rPr>
+              <m:t>*</m:t>
+            </m:r>
+          </m:sub>
+        </m:sSub>
+        <m:r>
+          <m:rPr>
+            <m:sty m:val="p"/>
+          </m:rPr>
+          <m:t>=</m:t>
+        </m:r>
+        <m:r>
+          <m:rPr>
+            <m:sty m:val="p"/>
+          </m:rPr>
+          <m:t>(</m:t>
+        </m:r>
+        <m:r>
+          <m:t>105</m:t>
+        </m:r>
+        <m:r>
+          <m:rPr>
+            <m:sty m:val="p"/>
+          </m:rPr>
+          <m:t>,</m:t>
+        </m:r>
+        <m:r>
+          <m:t>3.46</m:t>
+        </m:r>
+        <m:r>
+          <m:rPr>
+            <m:sty m:val="p"/>
+          </m:rPr>
+          <m:t>)</m:t>
+        </m:r>
+      </m:oMath>
+      <w:r>
+        <w:t xml:space="preserve"> </w:t>
+      </w:r>
+      <w:r>
+        <w:t xml:space="preserve">and its outcome is</w:t>
+      </w:r>
+      <w:r>
+        <w:t xml:space="preserve"> </w:t>
+      </w:r>
+      <m:oMath>
+        <m:sSub>
+          <m:e>
+            <m:r>
+              <m:t>Y</m:t>
+            </m:r>
+          </m:e>
+          <m:sub>
+            <m:r>
+              <m:rPr>
+                <m:sty m:val="p"/>
+              </m:rPr>
+              <m:t>*</m:t>
+            </m:r>
+          </m:sub>
+        </m:sSub>
+        <m:r>
+          <m:rPr>
+            <m:sty m:val="p"/>
+          </m:rPr>
+          <m:t>=</m:t>
+        </m:r>
+        <m:r>
+          <m:t>18.1</m:t>
+        </m:r>
+      </m:oMath>
+      <w:r>
+        <w:t xml:space="preserve">.</w:t>
+      </w:r>
+    </w:p>
+    <w:bookmarkEnd w:id="29"/>
+    <w:bookmarkStart w:id="32" w:name="def-generalization-error"/>
+    <w:p>
+      <w:pPr>
+        <w:pStyle w:val="BodyText"/>
+      </w:pPr>
+      <w:r>
+        <w:rPr>
+          <w:b/>
+          <w:bCs/>
+        </w:rPr>
+        <w:t xml:space="preserve">Definition 8 (Generalization error)</w:t>
       </w:r>
       <w:r>
         <w:t xml:space="preserve"> </w:t>
@@ -2829,7 +3619,7 @@
       <w:r>
         <w:t xml:space="preserve"> </w:t>
       </w:r>
-      <w:hyperlink r:id="rId27">
+      <w:hyperlink r:id="rId30">
         <w:r>
           <w:rPr>
             <w:rStyle w:val="Hyperlink"/>
@@ -2841,8 +3631,19 @@
         <w:t xml:space="preserve"> </w:t>
       </w:r>
       <w:r>
-        <w:t xml:space="preserve">on a new observation</w:t>
-      </w:r>
+        <w:t xml:space="preserve">on a</w:t>
+      </w:r>
+      <w:r>
+        <w:t xml:space="preserve"> </w:t>
+      </w:r>
+      <w:hyperlink w:anchor="def-new-observation">
+        <w:r>
+          <w:rPr>
+            <w:rStyle w:val="Hyperlink"/>
+          </w:rPr>
+          <w:t xml:space="preserve">new observation</w:t>
+        </w:r>
+      </w:hyperlink>
       <w:r>
         <w:t xml:space="preserve"> </w:t>
       </w:r>
@@ -2897,10 +3698,13 @@
         </m:r>
       </m:oMath>
       <w:r>
-        <w:t xml:space="preserve"> </w:t>
-      </w:r>
-      <w:r>
-        <w:t xml:space="preserve">drawn from the same population independently of</w:t>
+        <w:t xml:space="preserve">,</w:t>
+      </w:r>
+      <w:r>
+        <w:t xml:space="preserve"> </w:t>
+      </w:r>
+      <w:r>
+        <w:t xml:space="preserve">with</w:t>
       </w:r>
       <w:r>
         <w:t xml:space="preserve"> </w:t>
@@ -2928,40 +3732,6 @@
         </m:sSub>
       </m:oMath>
       <w:r>
-        <w:t xml:space="preserve">,</w:t>
-      </w:r>
-      <w:r>
-        <w:t xml:space="preserve"> </w:t>
-      </w:r>
-      <w:r>
-        <w:t xml:space="preserve">with</w:t>
-      </w:r>
-      <w:r>
-        <w:t xml:space="preserve"> </w:t>
-      </w:r>
-      <m:oMath>
-        <m:sSub>
-          <m:e>
-            <m:r>
-              <m:rPr>
-                <m:scr m:val="script"/>
-                <m:sty m:val="p"/>
-              </m:rPr>
-              <m:t>D</m:t>
-            </m:r>
-          </m:e>
-          <m:sub>
-            <m:r>
-              <m:rPr>
-                <m:nor/>
-                <m:sty m:val="p"/>
-              </m:rPr>
-              <m:t>train</m:t>
-            </m:r>
-          </m:sub>
-        </m:sSub>
-      </m:oMath>
-      <w:r>
         <w:t xml:space="preserve"> </w:t>
       </w:r>
       <w:r>
@@ -2972,7 +3742,7 @@
       <w:pPr>
         <w:pStyle w:val="BodyText"/>
       </w:pPr>
-      <w:bookmarkStart w:id="28" w:name="eq-generalization-error"/>
+      <w:bookmarkStart w:id="31" w:name="eq-generalization-error"/>
       <m:oMathPara>
         <m:oMathParaPr>
           <m:jc m:val="center"/>
@@ -3186,10 +3956,10 @@
           </m:r>
         </m:oMath>
       </m:oMathPara>
-      <w:bookmarkEnd w:id="28"/>
+      <w:bookmarkEnd w:id="31"/>
     </w:p>
-    <w:bookmarkEnd w:id="29"/>
-    <w:bookmarkStart w:id="30" w:name="rem-source-generalization-error"/>
+    <w:bookmarkEnd w:id="32"/>
+    <w:bookmarkStart w:id="33" w:name="rem-source-generalization-error"/>
     <w:p>
       <w:pPr>
         <w:pStyle w:val="FirstParagraph"/>
@@ -3229,8 +3999,8 @@
         <w:t xml:space="preserve">.</w:t>
       </w:r>
     </w:p>
-    <w:bookmarkEnd w:id="30"/>
-    <w:bookmarkStart w:id="32" w:name="def-held-out-set"/>
+    <w:bookmarkEnd w:id="33"/>
+    <w:bookmarkStart w:id="35" w:name="def-held-out-set"/>
     <w:p>
       <w:pPr>
         <w:pStyle w:val="BodyText"/>
@@ -3240,7 +4010,7 @@
           <w:b/>
           <w:bCs/>
         </w:rPr>
-        <w:t xml:space="preserve">Definition 8 (Held-out set (hold-out set))</w:t>
+        <w:t xml:space="preserve">Definition 9 (Held-out set (hold-out set))</w:t>
       </w:r>
       <w:r>
         <w:t xml:space="preserve"> </w:t>
@@ -3420,7 +4190,7 @@
       <w:pPr>
         <w:pStyle w:val="BodyText"/>
       </w:pPr>
-      <w:bookmarkStart w:id="31" w:name="eq-held-out-set"/>
+      <w:bookmarkStart w:id="34" w:name="eq-held-out-set"/>
       <m:oMathPara>
         <m:oMathParaPr>
           <m:jc m:val="center"/>
@@ -3618,10 +4388,10 @@
           </m:r>
         </m:oMath>
       </m:oMathPara>
-      <w:bookmarkEnd w:id="31"/>
+      <w:bookmarkEnd w:id="34"/>
     </w:p>
-    <w:bookmarkEnd w:id="32"/>
-    <w:bookmarkStart w:id="33" w:name="rem-source-held-out-set"/>
+    <w:bookmarkEnd w:id="35"/>
+    <w:bookmarkStart w:id="36" w:name="rem-source-held-out-set"/>
     <w:p>
       <w:pPr>
         <w:pStyle w:val="FirstParagraph"/>
@@ -3659,8 +4429,8 @@
         <w:t xml:space="preserve">.</w:t>
       </w:r>
     </w:p>
-    <w:bookmarkEnd w:id="33"/>
-    <w:bookmarkStart w:id="36" w:name="def-prediction-rmse"/>
+    <w:bookmarkEnd w:id="36"/>
+    <w:bookmarkStart w:id="39" w:name="def-prediction-rmse"/>
     <w:p>
       <w:pPr>
         <w:pStyle w:val="BodyText"/>
@@ -3670,7 +4440,7 @@
           <w:b/>
           <w:bCs/>
         </w:rPr>
-        <w:t xml:space="preserve">Definition 9 (Root mean squared error of predictions)</w:t>
+        <w:t xml:space="preserve">Definition 10 (Root mean squared error of predictions)</w:t>
       </w:r>
       <w:r>
         <w:t xml:space="preserve"> </w:t>
@@ -3817,7 +4587,7 @@
       <w:r>
         <w:t xml:space="preserve"> </w:t>
       </w:r>
-      <w:hyperlink r:id="rId34">
+      <w:hyperlink r:id="rId37">
         <w:r>
           <w:rPr>
             <w:rStyle w:val="Hyperlink"/>
@@ -3833,7 +4603,7 @@
       <w:pPr>
         <w:pStyle w:val="BodyText"/>
       </w:pPr>
-      <w:bookmarkStart w:id="35" w:name="eq-prediction-rmse"/>
+      <w:bookmarkStart w:id="38" w:name="eq-prediction-rmse"/>
       <m:oMathPara>
         <m:oMathParaPr>
           <m:jc m:val="center"/>
@@ -3956,10 +4726,10 @@
           </m:r>
         </m:oMath>
       </m:oMathPara>
-      <w:bookmarkEnd w:id="35"/>
+      <w:bookmarkEnd w:id="38"/>
     </w:p>
-    <w:bookmarkEnd w:id="36"/>
-    <w:bookmarkStart w:id="39" w:name="def-training-mse"/>
+    <w:bookmarkEnd w:id="39"/>
+    <w:bookmarkStart w:id="42" w:name="def-training-mse"/>
     <w:p>
       <w:pPr>
         <w:pStyle w:val="FirstParagraph"/>
@@ -3969,7 +4739,7 @@
           <w:b/>
           <w:bCs/>
         </w:rPr>
-        <w:t xml:space="preserve">Definition 10 (Training error)</w:t>
+        <w:t xml:space="preserve">Definition 11 (Training error)</w:t>
       </w:r>
       <w:r>
         <w:t xml:space="preserve"> </w:t>
@@ -4070,7 +4840,7 @@
       <w:r>
         <w:t xml:space="preserve"> </w:t>
       </w:r>
-      <w:hyperlink r:id="rId34">
+      <w:hyperlink r:id="rId37">
         <w:r>
           <w:rPr>
             <w:rStyle w:val="Hyperlink"/>
@@ -4087,7 +4857,7 @@
       <w:r>
         <w:t xml:space="preserve"> </w:t>
       </w:r>
-      <w:hyperlink r:id="rId37">
+      <w:hyperlink r:id="rId40">
         <w:r>
           <w:rPr>
             <w:rStyle w:val="Hyperlink"/>
@@ -4173,7 +4943,7 @@
       <w:pPr>
         <w:pStyle w:val="BodyText"/>
       </w:pPr>
-      <w:bookmarkStart w:id="38" w:name="eq-training-mse"/>
+      <w:bookmarkStart w:id="41" w:name="eq-training-mse"/>
       <m:oMathPara>
         <m:oMathParaPr>
           <m:jc m:val="center"/>
@@ -4343,10 +5113,10 @@
           </m:r>
         </m:oMath>
       </m:oMathPara>
-      <w:bookmarkEnd w:id="38"/>
+      <w:bookmarkEnd w:id="41"/>
     </w:p>
-    <w:bookmarkEnd w:id="39"/>
-    <w:bookmarkStart w:id="40" w:name="rem-source-training-mse"/>
+    <w:bookmarkEnd w:id="42"/>
+    <w:bookmarkStart w:id="43" w:name="rem-source-training-mse"/>
     <w:p>
       <w:pPr>
         <w:pStyle w:val="FirstParagraph"/>
@@ -4393,9 +5163,9 @@
         <w:t xml:space="preserve">and define it for any loss.</w:t>
       </w:r>
     </w:p>
-    <w:bookmarkEnd w:id="40"/>
-    <w:bookmarkEnd w:id="41"/>
-    <w:bookmarkStart w:id="46" w:name="overfitting"/>
+    <w:bookmarkEnd w:id="43"/>
+    <w:bookmarkEnd w:id="44"/>
+    <w:bookmarkStart w:id="49" w:name="overfitting"/>
     <w:p>
       <w:pPr>
         <w:pStyle w:val="Heading2"/>
@@ -4404,7 +5174,7 @@
         <w:t xml:space="preserve">3 Overfitting</w:t>
       </w:r>
     </w:p>
-    <w:bookmarkStart w:id="42" w:name="exr-overfitting"/>
+    <w:bookmarkStart w:id="45" w:name="exr-overfitting"/>
     <w:p>
       <w:pPr>
         <w:pStyle w:val="FirstParagraph"/>
@@ -4617,8 +5387,8 @@
         <w:t xml:space="preserve">improve predictions for the held-out cars?</w:t>
       </w:r>
     </w:p>
-    <w:bookmarkEnd w:id="42"/>
-    <w:bookmarkStart w:id="43" w:name="sol-overfitting"/>
+    <w:bookmarkEnd w:id="45"/>
+    <w:bookmarkStart w:id="46" w:name="sol-overfitting"/>
     <w:p>
       <w:pPr>
         <w:pStyle w:val="FirstParagraph"/>
@@ -5841,8 +6611,8 @@
         <w:t xml:space="preserve">there the held-out RMSE also falls.</w:t>
       </w:r>
     </w:p>
-    <w:bookmarkEnd w:id="43"/>
-    <w:bookmarkStart w:id="44" w:name="def-overfitting"/>
+    <w:bookmarkEnd w:id="46"/>
+    <w:bookmarkStart w:id="47" w:name="def-overfitting"/>
     <w:p>
       <w:pPr>
         <w:pStyle w:val="FirstParagraph"/>
@@ -5852,7 +6622,7 @@
           <w:b/>
           <w:bCs/>
         </w:rPr>
-        <w:t xml:space="preserve">Definition 11 (Overfitting)</w:t>
+        <w:t xml:space="preserve">Definition 12 (Overfitting)</w:t>
       </w:r>
       <w:r>
         <w:t xml:space="preserve"> </w:t>
@@ -5911,8 +6681,8 @@
         <w:t xml:space="preserve">but predicts poorly for new observations.</w:t>
       </w:r>
     </w:p>
-    <w:bookmarkEnd w:id="44"/>
-    <w:bookmarkStart w:id="45" w:name="exm-overfitting-polynomial-cars"/>
+    <w:bookmarkEnd w:id="47"/>
+    <w:bookmarkStart w:id="48" w:name="exm-overfitting-polynomial-cars"/>
     <w:p>
       <w:pPr>
         <w:pStyle w:val="BodyText"/>
@@ -5922,7 +6692,7 @@
           <w:b/>
           <w:bCs/>
         </w:rPr>
-        <w:t xml:space="preserve">Example 2 (Overfitting in polynomial fits to cars)</w:t>
+        <w:t xml:space="preserve">Example 3 (Overfitting in polynomial fits to cars)</w:t>
       </w:r>
       <w:r>
         <w:t xml:space="preserve"> </w:t>
@@ -5969,9 +6739,9 @@
         <w:t xml:space="preserve">it is the beginning of overfitting, not a dramatic case.</w:t>
       </w:r>
     </w:p>
-    <w:bookmarkEnd w:id="45"/>
-    <w:bookmarkEnd w:id="46"/>
-    <w:bookmarkStart w:id="104" w:name="sec-generalization-error"/>
+    <w:bookmarkEnd w:id="48"/>
+    <w:bookmarkEnd w:id="49"/>
+    <w:bookmarkStart w:id="107" w:name="sec-generalization-error"/>
     <w:p>
       <w:pPr>
         <w:pStyle w:val="Heading2"/>
@@ -5980,7 +6750,7 @@
         <w:t xml:space="preserve">4 Generalization error</w:t>
       </w:r>
     </w:p>
-    <w:bookmarkStart w:id="47" w:name="exr-generalization-error"/>
+    <w:bookmarkStart w:id="50" w:name="exr-generalization-error"/>
     <w:p>
       <w:pPr>
         <w:pStyle w:val="FirstParagraph"/>
@@ -6257,7 +7027,7 @@
       <w:r>
         <w:t xml:space="preserve"> </w:t>
       </w:r>
-      <w:hyperlink r:id="rId27">
+      <w:hyperlink r:id="rId30">
         <w:r>
           <w:rPr>
             <w:rStyle w:val="Hyperlink"/>
@@ -6408,8 +7178,8 @@
         <w:t xml:space="preserve">use in place of your expectation?</w:t>
       </w:r>
     </w:p>
-    <w:bookmarkEnd w:id="47"/>
-    <w:bookmarkStart w:id="48" w:name="sol-generalization-error"/>
+    <w:bookmarkEnd w:id="50"/>
+    <w:bookmarkStart w:id="51" w:name="sol-generalization-error"/>
     <w:p>
       <w:pPr>
         <w:pStyle w:val="FirstParagraph"/>
@@ -6980,8 +7750,8 @@
         <w:t xml:space="preserve">was chosen to fit them.</w:t>
       </w:r>
     </w:p>
-    <w:bookmarkEnd w:id="48"/>
-    <w:bookmarkStart w:id="50" w:name="def-expected-generalization-error"/>
+    <w:bookmarkEnd w:id="51"/>
+    <w:bookmarkStart w:id="53" w:name="def-expected-generalization-error"/>
     <w:p>
       <w:pPr>
         <w:pStyle w:val="FirstParagraph"/>
@@ -6991,7 +7761,7 @@
           <w:b/>
           <w:bCs/>
         </w:rPr>
-        <w:t xml:space="preserve">Definition 12 (Expected generalization error (expected prediction error, expected test error))</w:t>
+        <w:t xml:space="preserve">Definition 13 (Expected generalization error (expected prediction error, expected test error))</w:t>
       </w:r>
       <w:r>
         <w:t xml:space="preserve"> </w:t>
@@ -7209,7 +7979,7 @@
       <w:pPr>
         <w:pStyle w:val="BodyText"/>
       </w:pPr>
-      <w:bookmarkStart w:id="49" w:name="eq-expected-generalization-error"/>
+      <w:bookmarkStart w:id="52" w:name="eq-expected-generalization-error"/>
       <m:oMathPara>
         <m:oMathParaPr>
           <m:jc m:val="center"/>
@@ -7496,10 +8266,10 @@
           </m:r>
         </m:oMath>
       </m:oMathPara>
-      <w:bookmarkEnd w:id="49"/>
+      <w:bookmarkEnd w:id="52"/>
     </w:p>
-    <w:bookmarkEnd w:id="50"/>
-    <w:bookmarkStart w:id="51" w:name="rem-source-expected-generalization-error"/>
+    <w:bookmarkEnd w:id="53"/>
+    <w:bookmarkStart w:id="54" w:name="rem-source-expected-generalization-error"/>
     <w:p>
       <w:pPr>
         <w:pStyle w:val="FirstParagraph"/>
@@ -7584,8 +8354,8 @@
         <w:t xml:space="preserve">.</w:t>
       </w:r>
     </w:p>
-    <w:bookmarkEnd w:id="51"/>
-    <w:bookmarkStart w:id="53" w:name="def-mean-function"/>
+    <w:bookmarkEnd w:id="54"/>
+    <w:bookmarkStart w:id="56" w:name="def-mean-function"/>
     <w:p>
       <w:pPr>
         <w:pStyle w:val="BodyText"/>
@@ -7595,7 +8365,7 @@
           <w:b/>
           <w:bCs/>
         </w:rPr>
-        <w:t xml:space="preserve">Definition 13 (Mean function)</w:t>
+        <w:t xml:space="preserve">Definition 14 (Mean function)</w:t>
       </w:r>
       <w:r>
         <w:t xml:space="preserve"> </w:t>
@@ -7708,7 +8478,7 @@
       <w:pPr>
         <w:pStyle w:val="BodyText"/>
       </w:pPr>
-      <w:bookmarkStart w:id="52" w:name="eq-mean-function"/>
+      <w:bookmarkStart w:id="55" w:name="eq-mean-function"/>
       <m:oMathPara>
         <m:oMathParaPr>
           <m:jc m:val="center"/>
@@ -7820,10 +8590,10 @@
           </m:r>
         </m:oMath>
       </m:oMathPara>
-      <w:bookmarkEnd w:id="52"/>
+      <w:bookmarkEnd w:id="55"/>
     </w:p>
-    <w:bookmarkEnd w:id="53"/>
-    <w:bookmarkStart w:id="55" w:name="def-epe"/>
+    <w:bookmarkEnd w:id="56"/>
+    <w:bookmarkStart w:id="58" w:name="def-epe"/>
     <w:p>
       <w:pPr>
         <w:pStyle w:val="FirstParagraph"/>
@@ -7833,7 +8603,7 @@
           <w:b/>
           <w:bCs/>
         </w:rPr>
-        <w:t xml:space="preserve">Definition 14 (Expected squared prediction error at a covariate value)</w:t>
+        <w:t xml:space="preserve">Definition 15 (Expected squared prediction error at a covariate value)</w:t>
       </w:r>
       <w:r>
         <w:t xml:space="preserve"> </w:t>
@@ -7911,7 +8681,7 @@
       <w:r>
         <w:t xml:space="preserve"> </w:t>
       </w:r>
-      <w:hyperlink r:id="rId27">
+      <w:hyperlink r:id="rId30">
         <w:r>
           <w:rPr>
             <w:rStyle w:val="Hyperlink"/>
@@ -8155,7 +8925,7 @@
       <w:pPr>
         <w:pStyle w:val="BodyText"/>
       </w:pPr>
-      <w:bookmarkStart w:id="54" w:name="eq-epe"/>
+      <w:bookmarkStart w:id="57" w:name="eq-epe"/>
       <m:oMathPara>
         <m:oMathParaPr>
           <m:jc m:val="center"/>
@@ -8391,10 +9161,10 @@
           </m:r>
         </m:oMath>
       </m:oMathPara>
-      <w:bookmarkEnd w:id="54"/>
+      <w:bookmarkEnd w:id="57"/>
     </w:p>
-    <w:bookmarkEnd w:id="55"/>
-    <w:bookmarkStart w:id="56" w:name="rem-source-epe"/>
+    <w:bookmarkEnd w:id="58"/>
+    <w:bookmarkStart w:id="59" w:name="rem-source-epe"/>
     <w:p>
       <w:pPr>
         <w:pStyle w:val="FirstParagraph"/>
@@ -8454,8 +9224,8 @@
         <w:t xml:space="preserve">.</w:t>
       </w:r>
     </w:p>
-    <w:bookmarkEnd w:id="56"/>
-    <w:bookmarkStart w:id="57" w:name="exr-expected-error-epe"/>
+    <w:bookmarkEnd w:id="59"/>
+    <w:bookmarkStart w:id="60" w:name="exr-expected-error-epe"/>
     <w:p>
       <w:pPr>
         <w:pStyle w:val="BodyText"/>
@@ -8789,8 +9559,8 @@
         <w:t xml:space="preserve">.</w:t>
       </w:r>
     </w:p>
-    <w:bookmarkEnd w:id="57"/>
-    <w:bookmarkStart w:id="59" w:name="sol-expected-error-epe"/>
+    <w:bookmarkEnd w:id="60"/>
+    <w:bookmarkStart w:id="62" w:name="sol-expected-error-epe"/>
     <w:p>
       <w:pPr>
         <w:pStyle w:val="BodyText"/>
@@ -10004,7 +10774,7 @@
       <w:r>
         <w:t xml:space="preserve"> </w:t>
       </w:r>
-      <w:hyperlink r:id="rId58">
+      <w:hyperlink r:id="rId61">
         <w:r>
           <w:rPr>
             <w:rStyle w:val="Hyperlink"/>
@@ -10251,7 +11021,7 @@
           <w:rPr>
             <w:rStyle w:val="Hyperlink"/>
           </w:rPr>
-          <w:t xml:space="preserve">Definition 14</w:t>
+          <w:t xml:space="preserve">Definition 15</w:t>
         </w:r>
       </w:hyperlink>
       <w:r>
@@ -10261,8 +11031,8 @@
         <w:t xml:space="preserve">requires.</w:t>
       </w:r>
     </w:p>
-    <w:bookmarkEnd w:id="59"/>
-    <w:bookmarkStart w:id="61" w:name="thm-expected-error-epe"/>
+    <w:bookmarkEnd w:id="62"/>
+    <w:bookmarkStart w:id="64" w:name="thm-expected-error-epe"/>
     <w:p>
       <w:pPr>
         <w:pStyle w:val="BodyText"/>
@@ -10482,7 +11252,7 @@
       <w:pPr>
         <w:pStyle w:val="BodyText"/>
       </w:pPr>
-      <w:bookmarkStart w:id="60" w:name="eq-expected-error-epe"/>
+      <w:bookmarkStart w:id="63" w:name="eq-expected-error-epe"/>
       <m:oMathPara>
         <m:oMathParaPr>
           <m:jc m:val="center"/>
@@ -10627,9 +11397,9 @@
           </m:r>
         </m:oMath>
       </m:oMathPara>
-      <w:bookmarkEnd w:id="60"/>
+      <w:bookmarkEnd w:id="63"/>
     </w:p>
-    <w:bookmarkEnd w:id="61"/>
+    <w:bookmarkEnd w:id="64"/>
     <w:p>
       <w:pPr>
         <w:pStyle w:val="FirstParagraph"/>
@@ -10662,7 +11432,7 @@
         <w:t xml:space="preserve">.</w:t>
       </w:r>
     </w:p>
-    <w:bookmarkStart w:id="63" w:name="def-average-fit"/>
+    <w:bookmarkStart w:id="66" w:name="def-average-fit"/>
     <w:p>
       <w:pPr>
         <w:pStyle w:val="BodyText"/>
@@ -10672,7 +11442,7 @@
           <w:b/>
           <w:bCs/>
         </w:rPr>
-        <w:t xml:space="preserve">Definition 15 (Average fit)</w:t>
+        <w:t xml:space="preserve">Definition 16 (Average fit)</w:t>
       </w:r>
       <w:r>
         <w:t xml:space="preserve"> </w:t>
@@ -10873,7 +11643,7 @@
       <w:pPr>
         <w:pStyle w:val="BodyText"/>
       </w:pPr>
-      <w:bookmarkStart w:id="62" w:name="eq-average-fit"/>
+      <w:bookmarkStart w:id="65" w:name="eq-average-fit"/>
       <m:oMathPara>
         <m:oMathParaPr>
           <m:jc m:val="center"/>
@@ -11023,9 +11793,9 @@
           </m:r>
         </m:oMath>
       </m:oMathPara>
-      <w:bookmarkEnd w:id="62"/>
+      <w:bookmarkEnd w:id="65"/>
     </w:p>
-    <w:bookmarkEnd w:id="63"/>
+    <w:bookmarkEnd w:id="66"/>
     <w:p>
       <w:pPr>
         <w:pStyle w:val="FirstParagraph"/>
@@ -11079,7 +11849,7 @@
         <w:t xml:space="preserve">and from each other.</w:t>
       </w:r>
     </w:p>
-    <w:bookmarkStart w:id="64" w:name="exm-average-fit"/>
+    <w:bookmarkStart w:id="67" w:name="exm-average-fit"/>
     <w:p>
       <w:pPr>
         <w:pStyle w:val="BodyText"/>
@@ -11089,7 +11859,7 @@
           <w:b/>
           <w:bCs/>
         </w:rPr>
-        <w:t xml:space="preserve">Example 3 (Computing the average fit)</w:t>
+        <w:t xml:space="preserve">Example 4 (Computing the average fit)</w:t>
       </w:r>
       <w:r>
         <w:t xml:space="preserve"> </w:t>
@@ -11323,8 +12093,8 @@
         </m:oMath>
       </m:oMathPara>
     </w:p>
-    <w:bookmarkEnd w:id="64"/>
-    <w:bookmarkStart w:id="67" w:name="def-prediction-bias"/>
+    <w:bookmarkEnd w:id="67"/>
+    <w:bookmarkStart w:id="71" w:name="def-prediction-bias"/>
     <w:p>
       <w:pPr>
         <w:pStyle w:val="FirstParagraph"/>
@@ -11334,7 +12104,7 @@
           <w:b/>
           <w:bCs/>
         </w:rPr>
-        <w:t xml:space="preserve">Definition 16 (Bias of a prediction)</w:t>
+        <w:t xml:space="preserve">Definition 17 (Bias of a prediction)</w:t>
       </w:r>
       <w:r>
         <w:t xml:space="preserve"> </w:t>
@@ -11529,33 +12299,7 @@
         <w:t xml:space="preserve"> </w:t>
       </w:r>
       <w:r>
-        <w:t xml:space="preserve">of the prediction, as a prediction of</w:t>
-      </w:r>
-      <w:r>
-        <w:t xml:space="preserve"> </w:t>
-      </w:r>
-      <m:oMath>
-        <m:r>
-          <m:t>μ</m:t>
-        </m:r>
-        <m:r>
-          <m:rPr>
-            <m:sty m:val="p"/>
-          </m:rPr>
-          <m:t>(</m:t>
-        </m:r>
-        <m:r>
-          <m:t>x</m:t>
-        </m:r>
-        <m:r>
-          <m:rPr>
-            <m:sty m:val="p"/>
-          </m:rPr>
-          <m:t>)</m:t>
-        </m:r>
-      </m:oMath>
-      <w:r>
-        <w:t xml:space="preserve">,</w:t>
+        <w:t xml:space="preserve">of the prediction</w:t>
       </w:r>
       <w:r>
         <w:t xml:space="preserve"> </w:t>
@@ -11566,7 +12310,7 @@
       <w:r>
         <w:t xml:space="preserve"> </w:t>
       </w:r>
-      <w:hyperlink r:id="rId65">
+      <w:hyperlink r:id="rId68">
         <w:r>
           <w:rPr>
             <w:rStyle w:val="Hyperlink"/>
@@ -11637,7 +12381,24 @@
         <w:t xml:space="preserve"> </w:t>
       </w:r>
       <w:r>
-        <w:t xml:space="preserve">as an estimator of the</w:t>
+        <w:t xml:space="preserve">used as an</w:t>
+      </w:r>
+      <w:r>
+        <w:t xml:space="preserve"> </w:t>
+      </w:r>
+      <w:hyperlink r:id="rId69">
+        <w:r>
+          <w:rPr>
+            <w:rStyle w:val="Hyperlink"/>
+          </w:rPr>
+          <w:t xml:space="preserve">estimator</w:t>
+        </w:r>
+      </w:hyperlink>
+      <w:r>
+        <w:t xml:space="preserve"> </w:t>
+      </w:r>
+      <w:r>
+        <w:t xml:space="preserve">of the</w:t>
       </w:r>
       <w:r>
         <w:t xml:space="preserve"> </w:t>
@@ -11680,14 +12441,20 @@
         </m:r>
       </m:oMath>
       <w:r>
-        <w:t xml:space="preserve">:</w:t>
+        <w:t xml:space="preserve">,</w:t>
+      </w:r>
+      <w:r>
+        <w:t xml:space="preserve"> </w:t>
+      </w:r>
+      <w:r>
+        <w:t xml:space="preserve">which is its estimand here, not the new outcome it predicts:</w:t>
       </w:r>
     </w:p>
     <w:p>
       <w:pPr>
         <w:pStyle w:val="BodyText"/>
       </w:pPr>
-      <w:bookmarkStart w:id="66" w:name="eq-prediction-bias"/>
+      <w:bookmarkStart w:id="70" w:name="eq-prediction-bias"/>
       <m:oMathPara>
         <m:oMathParaPr>
           <m:jc m:val="center"/>
@@ -11889,7 +12656,7 @@
           </m:r>
         </m:oMath>
       </m:oMathPara>
-      <w:bookmarkEnd w:id="66"/>
+      <w:bookmarkEnd w:id="70"/>
     </w:p>
     <w:p>
       <w:pPr>
@@ -11976,7 +12743,7 @@
         <w:t xml:space="preserve">.</w:t>
       </w:r>
     </w:p>
-    <w:bookmarkEnd w:id="67"/>
+    <w:bookmarkEnd w:id="71"/>
     <w:p>
       <w:pPr>
         <w:pStyle w:val="BodyText"/>
@@ -12010,7 +12777,7 @@
         <w:t xml:space="preserve">the bias reflects the error introduced by approximating a real-world relationship by a model.</w:t>
       </w:r>
     </w:p>
-    <w:bookmarkStart w:id="68" w:name="exm-prediction-bias"/>
+    <w:bookmarkStart w:id="72" w:name="exm-prediction-bias"/>
     <w:p>
       <w:pPr>
         <w:pStyle w:val="BodyText"/>
@@ -12020,7 +12787,7 @@
           <w:b/>
           <w:bCs/>
         </w:rPr>
-        <w:t xml:space="preserve">Example 4 (Computing the bias of a prediction)</w:t>
+        <w:t xml:space="preserve">Example 5 (Computing the bias of a prediction)</w:t>
       </w:r>
       <w:r>
         <w:t xml:space="preserve"> </w:t>
@@ -12339,8 +13106,8 @@
         <w:t xml:space="preserve">.</w:t>
       </w:r>
     </w:p>
-    <w:bookmarkEnd w:id="68"/>
-    <w:bookmarkStart w:id="69" w:name="exr-epe-three-sources"/>
+    <w:bookmarkEnd w:id="72"/>
+    <w:bookmarkStart w:id="73" w:name="exr-epe-three-sources"/>
     <w:p>
       <w:pPr>
         <w:pStyle w:val="BodyText"/>
@@ -13132,8 +13899,8 @@
         <w:t xml:space="preserve">and which cannot?</w:t>
       </w:r>
     </w:p>
-    <w:bookmarkEnd w:id="69"/>
-    <w:bookmarkStart w:id="70" w:name="sol-epe-three-sources"/>
+    <w:bookmarkEnd w:id="73"/>
+    <w:bookmarkStart w:id="74" w:name="sol-epe-three-sources"/>
     <w:p>
       <w:pPr>
         <w:pStyle w:val="FirstParagraph"/>
@@ -13432,8 +14199,8 @@
         <w:t xml:space="preserve">in the new outcome.</w:t>
       </w:r>
     </w:p>
-    <w:bookmarkEnd w:id="70"/>
-    <w:bookmarkStart w:id="71" w:name="exr-epe-split-noise"/>
+    <w:bookmarkEnd w:id="74"/>
+    <w:bookmarkStart w:id="75" w:name="exr-epe-split-noise"/>
     <w:p>
       <w:pPr>
         <w:pStyle w:val="FirstParagraph"/>
@@ -13920,8 +14687,8 @@
         <w:t xml:space="preserve">and name the assumptions that make the cross term zero.</w:t>
       </w:r>
     </w:p>
-    <w:bookmarkEnd w:id="71"/>
-    <w:bookmarkStart w:id="75" w:name="sol-epe-split-noise"/>
+    <w:bookmarkEnd w:id="75"/>
+    <w:bookmarkStart w:id="79" w:name="sol-epe-split-noise"/>
     <w:p>
       <w:pPr>
         <w:pStyle w:val="BodyText"/>
@@ -13937,7 +14704,41 @@
         <w:t xml:space="preserve">. </w:t>
       </w:r>
       <w:r>
-        <w:t xml:space="preserve">Write the prediction error as noise plus the error of the prediction as an estimate of</w:t>
+        <w:t xml:space="preserve">Write the prediction error as noise plus the error of the prediction, used as an</w:t>
+      </w:r>
+      <w:r>
+        <w:t xml:space="preserve"> </w:t>
+      </w:r>
+      <w:hyperlink r:id="rId69">
+        <w:r>
+          <w:rPr>
+            <w:rStyle w:val="Hyperlink"/>
+          </w:rPr>
+          <w:t xml:space="preserve">estimator</w:t>
+        </w:r>
+      </w:hyperlink>
+      <w:r>
+        <w:t xml:space="preserve"> </w:t>
+      </w:r>
+      <w:r>
+        <w:t xml:space="preserve">of the</w:t>
+      </w:r>
+      <w:r>
+        <w:t xml:space="preserve"> </w:t>
+      </w:r>
+      <w:hyperlink w:anchor="def-mean-function">
+        <w:r>
+          <w:rPr>
+            <w:rStyle w:val="Hyperlink"/>
+          </w:rPr>
+          <w:t xml:space="preserve">mean function</w:t>
+        </w:r>
+      </w:hyperlink>
+      <w:r>
+        <w:t xml:space="preserve"> </w:t>
+      </w:r>
+      <w:r>
+        <w:t xml:space="preserve">value</w:t>
       </w:r>
       <w:r>
         <w:t xml:space="preserve"> </w:t>
@@ -14755,7 +15556,7 @@
       <w:r>
         <w:t xml:space="preserve"> </w:t>
       </w:r>
-      <w:hyperlink r:id="rId72">
+      <w:hyperlink r:id="rId76">
         <w:r>
           <w:rPr>
             <w:rStyle w:val="Hyperlink"/>
@@ -14786,7 +15587,7 @@
       <w:r>
         <w:t xml:space="preserve"> </w:t>
       </w:r>
-      <w:hyperlink r:id="rId73">
+      <w:hyperlink r:id="rId77">
         <w:r>
           <w:rPr>
             <w:rStyle w:val="Hyperlink"/>
@@ -16184,7 +16985,7 @@
       <w:pPr>
         <w:pStyle w:val="BodyText"/>
       </w:pPr>
-      <w:bookmarkStart w:id="74" w:name="eq-epe-after-noise"/>
+      <w:bookmarkStart w:id="78" w:name="eq-epe-after-noise"/>
       <m:oMathPara>
         <m:oMathParaPr>
           <m:jc m:val="center"/>
@@ -16475,7 +17276,7 @@
           </m:r>
         </m:oMath>
       </m:oMathPara>
-      <w:bookmarkEnd w:id="74"/>
+      <w:bookmarkEnd w:id="78"/>
     </w:p>
     <w:p>
       <w:pPr>
@@ -16670,8 +17471,8 @@
         <w:t xml:space="preserve">whose noise helped determine the prediction.</w:t>
       </w:r>
     </w:p>
-    <w:bookmarkEnd w:id="75"/>
-    <w:bookmarkStart w:id="76" w:name="exr-epe-split-bias"/>
+    <w:bookmarkEnd w:id="79"/>
+    <w:bookmarkStart w:id="80" w:name="exr-epe-split-bias"/>
     <w:p>
       <w:pPr>
         <w:pStyle w:val="BodyText"/>
@@ -16995,8 +17796,8 @@
         <w:t xml:space="preserve">and what makes the cross term zero this time?</w:t>
       </w:r>
     </w:p>
-    <w:bookmarkEnd w:id="76"/>
-    <w:bookmarkStart w:id="79" w:name="sol-epe-split-bias"/>
+    <w:bookmarkEnd w:id="80"/>
+    <w:bookmarkStart w:id="83" w:name="sol-epe-split-bias"/>
     <w:p>
       <w:pPr>
         <w:pStyle w:val="BodyText"/>
@@ -19406,7 +20207,7 @@
       <w:r>
         <w:t xml:space="preserve"> </w:t>
       </w:r>
-      <w:hyperlink r:id="rId77">
+      <w:hyperlink r:id="rId81">
         <w:r>
           <w:rPr>
             <w:rStyle w:val="Hyperlink"/>
@@ -20020,7 +20821,7 @@
       <w:pPr>
         <w:pStyle w:val="BodyText"/>
       </w:pPr>
-      <w:bookmarkStart w:id="78" w:name="eq-epe-after-bias"/>
+      <w:bookmarkStart w:id="82" w:name="eq-epe-after-bias"/>
       <m:oMathPara>
         <m:oMathParaPr>
           <m:jc m:val="center"/>
@@ -20348,7 +21149,7 @@
           </m:r>
         </m:oMath>
       </m:oMathPara>
-      <w:bookmarkEnd w:id="78"/>
+      <w:bookmarkEnd w:id="82"/>
     </w:p>
     <w:p>
       <w:pPr>
@@ -20384,8 +21185,8 @@
         <w:t xml:space="preserve">This split is specific to squared-error loss, the loss these notes use.</w:t>
       </w:r>
     </w:p>
-    <w:bookmarkEnd w:id="79"/>
-    <w:bookmarkStart w:id="81" w:name="thm-epe-decomposition"/>
+    <w:bookmarkEnd w:id="83"/>
+    <w:bookmarkStart w:id="85" w:name="thm-epe-decomposition"/>
     <w:p>
       <w:pPr>
         <w:pStyle w:val="BodyText"/>
@@ -20866,10 +21667,24 @@
         </m:r>
       </m:oMath>
       <w:r>
-        <w:t xml:space="preserve"> </w:t>
-      </w:r>
-      <w:r>
-        <w:t xml:space="preserve">as a prediction of</w:t>
+        <w:t xml:space="preserve">, used as an</w:t>
+      </w:r>
+      <w:r>
+        <w:t xml:space="preserve"> </w:t>
+      </w:r>
+      <w:hyperlink r:id="rId69">
+        <w:r>
+          <w:rPr>
+            <w:rStyle w:val="Hyperlink"/>
+          </w:rPr>
+          <w:t xml:space="preserve">estimator</w:t>
+        </w:r>
+      </w:hyperlink>
+      <w:r>
+        <w:t xml:space="preserve"> </w:t>
+      </w:r>
+      <w:r>
+        <w:t xml:space="preserve">of</w:t>
       </w:r>
       <w:r>
         <w:t xml:space="preserve"> </w:t>
@@ -20906,7 +21721,7 @@
       <w:r>
         <w:t xml:space="preserve"> </w:t>
       </w:r>
-      <w:hyperlink r:id="rId77">
+      <w:hyperlink r:id="rId81">
         <w:r>
           <w:rPr>
             <w:rStyle w:val="Hyperlink"/>
@@ -20948,7 +21763,7 @@
       <w:pPr>
         <w:pStyle w:val="BodyText"/>
       </w:pPr>
-      <w:bookmarkStart w:id="80" w:name="eq-epe-decomposition"/>
+      <w:bookmarkStart w:id="84" w:name="eq-epe-decomposition"/>
       <m:oMathPara>
         <m:oMathParaPr>
           <m:jc m:val="center"/>
@@ -21214,9 +22029,9 @@
           </m:r>
         </m:oMath>
       </m:oMathPara>
-      <w:bookmarkEnd w:id="80"/>
+      <w:bookmarkEnd w:id="84"/>
     </w:p>
-    <w:bookmarkEnd w:id="81"/>
+    <w:bookmarkEnd w:id="85"/>
     <w:p>
       <w:pPr>
         <w:pStyle w:val="FirstParagraph"/>
@@ -21284,7 +22099,24 @@
         </w:r>
       </w:hyperlink>
       <w:r>
-        <w:t xml:space="preserve">, the expected squared prediction error is the noise variance plus the mean squared error of the prediction as an estimate of</w:t>
+        <w:t xml:space="preserve">, the expected squared prediction error is the noise variance plus the mean squared error of the prediction, used as an</w:t>
+      </w:r>
+      <w:r>
+        <w:t xml:space="preserve"> </w:t>
+      </w:r>
+      <w:hyperlink r:id="rId69">
+        <w:r>
+          <w:rPr>
+            <w:rStyle w:val="Hyperlink"/>
+          </w:rPr>
+          <w:t xml:space="preserve">estimator</w:t>
+        </w:r>
+      </w:hyperlink>
+      <w:r>
+        <w:t xml:space="preserve"> </w:t>
+      </w:r>
+      <w:r>
+        <w:t xml:space="preserve">of</w:t>
       </w:r>
       <w:r>
         <w:t xml:space="preserve"> </w:t>
@@ -22010,7 +22842,7 @@
         </m:oMath>
       </m:oMathPara>
     </w:p>
-    <w:bookmarkStart w:id="82" w:name="def-irreducible-error"/>
+    <w:bookmarkStart w:id="86" w:name="def-irreducible-error"/>
     <w:p>
       <w:pPr>
         <w:pStyle w:val="FirstParagraph"/>
@@ -22020,7 +22852,7 @@
           <w:b/>
           <w:bCs/>
         </w:rPr>
-        <w:t xml:space="preserve">Definition 17 (Irreducible error)</w:t>
+        <w:t xml:space="preserve">Definition 18 (Irreducible error)</w:t>
       </w:r>
       <w:r>
         <w:t xml:space="preserve"> </w:t>
@@ -22257,7 +23089,7 @@
         <w:t xml:space="preserve">.</w:t>
       </w:r>
     </w:p>
-    <w:bookmarkEnd w:id="82"/>
+    <w:bookmarkEnd w:id="86"/>
     <w:p>
       <w:pPr>
         <w:pStyle w:val="BodyText"/>
@@ -22285,7 +23117,7 @@
         <w:t xml:space="preserve">.</w:t>
       </w:r>
     </w:p>
-    <w:bookmarkStart w:id="85" w:name="rem-generalization-error"/>
+    <w:bookmarkStart w:id="89" w:name="rem-generalization-error"/>
     <w:p>
       <w:pPr>
         <w:pStyle w:val="BodyText"/>
@@ -22396,7 +23228,7 @@
       <w:r>
         <w:t xml:space="preserve"> </w:t>
       </w:r>
-      <w:hyperlink r:id="rId83">
+      <w:hyperlink r:id="rId87">
         <w:r>
           <w:rPr>
             <w:rStyle w:val="Hyperlink"/>
@@ -22461,7 +23293,7 @@
       <w:r>
         <w:t xml:space="preserve"> </w:t>
       </w:r>
-      <w:hyperlink r:id="rId84">
+      <w:hyperlink r:id="rId88">
         <w:r>
           <w:rPr>
             <w:rStyle w:val="Hyperlink"/>
@@ -22671,8 +23503,8 @@
         <w:t xml:space="preserve">into a squared bias, a variance and a noise variance.</w:t>
       </w:r>
     </w:p>
-    <w:bookmarkEnd w:id="85"/>
-    <w:bookmarkStart w:id="87" w:name="def-flexibility"/>
+    <w:bookmarkEnd w:id="89"/>
+    <w:bookmarkStart w:id="91" w:name="def-flexibility"/>
     <w:p>
       <w:pPr>
         <w:pStyle w:val="BodyText"/>
@@ -22682,7 +23514,7 @@
           <w:b/>
           <w:bCs/>
         </w:rPr>
-        <w:t xml:space="preserve">Definition 18 (Flexibility)</w:t>
+        <w:t xml:space="preserve">Definition 19 (Flexibility)</w:t>
       </w:r>
       <w:r>
         <w:t xml:space="preserve"> </w:t>
@@ -22946,7 +23778,7 @@
       <w:pPr>
         <w:pStyle w:val="BodyText"/>
       </w:pPr>
-      <w:bookmarkStart w:id="86" w:name="eq-flexibility"/>
+      <w:bookmarkStart w:id="90" w:name="eq-flexibility"/>
       <m:oMathPara>
         <m:oMathParaPr>
           <m:jc m:val="center"/>
@@ -23016,10 +23848,10 @@
           </m:r>
         </m:oMath>
       </m:oMathPara>
-      <w:bookmarkEnd w:id="86"/>
+      <w:bookmarkEnd w:id="90"/>
     </w:p>
-    <w:bookmarkEnd w:id="87"/>
-    <w:bookmarkStart w:id="88" w:name="rem-source-flexibility"/>
+    <w:bookmarkEnd w:id="91"/>
+    <w:bookmarkStart w:id="92" w:name="rem-source-flexibility"/>
     <w:p>
       <w:pPr>
         <w:pStyle w:val="FirstParagraph"/>
@@ -23044,8 +23876,8 @@
         <w:t xml:space="preserve">use flexibility without a formal definition.</w:t>
       </w:r>
     </w:p>
-    <w:bookmarkEnd w:id="88"/>
-    <w:bookmarkStart w:id="89" w:name="rem-flexibility"/>
+    <w:bookmarkEnd w:id="92"/>
+    <w:bookmarkStart w:id="93" w:name="rem-flexibility"/>
     <w:p>
       <w:pPr>
         <w:pStyle w:val="BodyText"/>
@@ -23226,7 +24058,7 @@
           <w:rPr>
             <w:rStyle w:val="Hyperlink"/>
           </w:rPr>
-          <w:t xml:space="preserve">Definition 18</w:t>
+          <w:t xml:space="preserve">Definition 19</w:t>
         </w:r>
       </w:hyperlink>
       <w:r>
@@ -23278,8 +24110,8 @@
         <w:t xml:space="preserve">.</w:t>
       </w:r>
     </w:p>
-    <w:bookmarkEnd w:id="89"/>
-    <w:bookmarkStart w:id="91" w:name="def-bias-variance-tradeoff"/>
+    <w:bookmarkEnd w:id="93"/>
+    <w:bookmarkStart w:id="95" w:name="def-bias-variance-tradeoff"/>
     <w:p>
       <w:pPr>
         <w:pStyle w:val="BodyText"/>
@@ -23289,7 +24121,7 @@
           <w:b/>
           <w:bCs/>
         </w:rPr>
-        <w:t xml:space="preserve">Definition 19 (Bias–variance trade-off)</w:t>
+        <w:t xml:space="preserve">Definition 20 (Bias–variance trade-off)</w:t>
       </w:r>
       <w:r>
         <w:t xml:space="preserve"> </w:t>
@@ -23538,7 +24370,24 @@
         <w:t xml:space="preserve"> </w:t>
       </w:r>
       <w:r>
-        <w:t xml:space="preserve">of the prediction, as a prediction of</w:t>
+        <w:t xml:space="preserve">of the prediction, used as an</w:t>
+      </w:r>
+      <w:r>
+        <w:t xml:space="preserve"> </w:t>
+      </w:r>
+      <w:hyperlink r:id="rId69">
+        <w:r>
+          <w:rPr>
+            <w:rStyle w:val="Hyperlink"/>
+          </w:rPr>
+          <w:t xml:space="preserve">estimator</w:t>
+        </w:r>
+      </w:hyperlink>
+      <w:r>
+        <w:t xml:space="preserve"> </w:t>
+      </w:r>
+      <w:r>
+        <w:t xml:space="preserve">of</w:t>
       </w:r>
       <w:r>
         <w:t xml:space="preserve"> </w:t>
@@ -23575,7 +24424,7 @@
       <w:r>
         <w:t xml:space="preserve"> </w:t>
       </w:r>
-      <w:hyperlink r:id="rId77">
+      <w:hyperlink r:id="rId81">
         <w:r>
           <w:rPr>
             <w:rStyle w:val="Hyperlink"/>
@@ -23594,7 +24443,7 @@
       <w:pPr>
         <w:pStyle w:val="BodyText"/>
       </w:pPr>
-      <w:bookmarkStart w:id="90" w:name="eq-bias-variance-tradeoff"/>
+      <w:bookmarkStart w:id="94" w:name="eq-bias-variance-tradeoff"/>
       <m:oMathPara>
         <m:oMathParaPr>
           <m:jc m:val="center"/>
@@ -24091,23 +24940,17 @@
           </m:r>
         </m:oMath>
       </m:oMathPara>
-      <w:bookmarkEnd w:id="90"/>
+      <w:bookmarkEnd w:id="94"/>
     </w:p>
-    <w:bookmarkEnd w:id="91"/>
-    <w:bookmarkStart w:id="92" w:name="rem-source-bias-variance-tradeoff"/>
     <w:p>
       <w:pPr>
         <w:pStyle w:val="FirstParagraph"/>
       </w:pPr>
       <w:r>
-        <w:rPr>
-          <w:i/>
-          <w:iCs/>
-        </w:rPr>
-        <w:t xml:space="preserve">Remark 12</w:t>
-      </w:r>
-      <w:r>
-        <w:t xml:space="preserve"> (Source: Bias–variance trade-off). </w:t>
+        <w:t xml:space="preserve">Source:</w:t>
+      </w:r>
+      <w:r>
+        <w:t xml:space="preserve"> </w:t>
       </w:r>
       <w:r>
         <w:t xml:space="preserve">James et al. (2021, sec. 2.2.2)</w:t>
@@ -24116,8 +24959,8 @@
         <w:t xml:space="preserve">.</w:t>
       </w:r>
     </w:p>
-    <w:bookmarkEnd w:id="92"/>
-    <w:bookmarkStart w:id="93" w:name="rem-overfitting-tradeoff"/>
+    <w:bookmarkEnd w:id="95"/>
+    <w:bookmarkStart w:id="96" w:name="rem-overfitting-tradeoff"/>
     <w:p>
       <w:pPr>
         <w:pStyle w:val="BodyText"/>
@@ -24127,7 +24970,7 @@
           <w:i/>
           <w:iCs/>
         </w:rPr>
-        <w:t xml:space="preserve">Remark 13</w:t>
+        <w:t xml:space="preserve">Remark 12</w:t>
       </w:r>
       <w:r>
         <w:t xml:space="preserve"> (Overfitting and the trade-off). </w:t>
@@ -24732,8 +25575,8 @@
         <w:t xml:space="preserve">but predict new observations worse.</w:t>
       </w:r>
     </w:p>
-    <w:bookmarkEnd w:id="93"/>
-    <w:bookmarkStart w:id="94" w:name="rem-overfitting-causes"/>
+    <w:bookmarkEnd w:id="96"/>
+    <w:bookmarkStart w:id="97" w:name="rem-overfitting-causes"/>
     <w:p>
       <w:pPr>
         <w:pStyle w:val="BodyText"/>
@@ -24743,7 +25586,7 @@
           <w:i/>
           <w:iCs/>
         </w:rPr>
-        <w:t xml:space="preserve">Remark 14</w:t>
+        <w:t xml:space="preserve">Remark 13</w:t>
       </w:r>
       <w:r>
         <w:t xml:space="preserve"> (Coefficients per observation). </w:t>
@@ -24794,7 +25637,7 @@
           <w:rPr>
             <w:rStyle w:val="Hyperlink"/>
           </w:rPr>
-          <w:t xml:space="preserve">Remark 13</w:t>
+          <w:t xml:space="preserve">Remark 12</w:t>
         </w:r>
       </w:hyperlink>
       <w:r>
@@ -24851,8 +25694,8 @@
         <w:t xml:space="preserve">the degree-4 fit has five coefficients for those 20 cars.</w:t>
       </w:r>
     </w:p>
-    <w:bookmarkEnd w:id="94"/>
-    <w:bookmarkStart w:id="95" w:name="exr-held-out-unbiased"/>
+    <w:bookmarkEnd w:id="97"/>
+    <w:bookmarkStart w:id="98" w:name="exr-held-out-unbiased"/>
     <w:p>
       <w:pPr>
         <w:pStyle w:val="BodyText"/>
@@ -25206,7 +26049,7 @@
           <w:rPr>
             <w:rStyle w:val="Hyperlink"/>
           </w:rPr>
-          <w:t xml:space="preserve">Definition 7</w:t>
+          <w:t xml:space="preserve">Definition 8</w:t>
         </w:r>
       </w:hyperlink>
       <w:r>
@@ -25291,7 +26134,7 @@
       <w:r>
         <w:t xml:space="preserve"> </w:t>
       </w:r>
-      <w:hyperlink r:id="rId34">
+      <w:hyperlink r:id="rId37">
         <w:r>
           <w:rPr>
             <w:rStyle w:val="Hyperlink"/>
@@ -25563,8 +26406,8 @@
         </m:oMath>
       </m:oMathPara>
     </w:p>
-    <w:bookmarkEnd w:id="95"/>
-    <w:bookmarkStart w:id="96" w:name="sol-held-out-unbiased"/>
+    <w:bookmarkEnd w:id="98"/>
+    <w:bookmarkStart w:id="99" w:name="sol-held-out-unbiased"/>
     <w:p>
       <w:pPr>
         <w:pStyle w:val="FirstParagraph"/>
@@ -27160,8 +28003,8 @@
         <w:t xml:space="preserve">.</w:t>
       </w:r>
     </w:p>
-    <w:bookmarkEnd w:id="96"/>
-    <w:bookmarkStart w:id="97" w:name="thm-held-out-unbiased"/>
+    <w:bookmarkEnd w:id="99"/>
+    <w:bookmarkStart w:id="100" w:name="thm-held-out-unbiased"/>
     <w:p>
       <w:pPr>
         <w:pStyle w:val="BodyText"/>
@@ -27581,7 +28424,7 @@
       <w:r>
         <w:t xml:space="preserve"> </w:t>
       </w:r>
-      <w:hyperlink r:id="rId34">
+      <w:hyperlink r:id="rId37">
         <w:r>
           <w:rPr>
             <w:rStyle w:val="Hyperlink"/>
@@ -27865,7 +28708,7 @@
         </m:oMath>
       </m:oMathPara>
     </w:p>
-    <w:bookmarkEnd w:id="97"/>
+    <w:bookmarkEnd w:id="100"/>
     <w:p>
       <w:pPr>
         <w:pStyle w:val="FirstParagraph"/>
@@ -27898,7 +28741,7 @@
         <w:t xml:space="preserve">.</w:t>
       </w:r>
     </w:p>
-    <w:bookmarkStart w:id="98" w:name="rem-training-mse-optimistic"/>
+    <w:bookmarkStart w:id="101" w:name="rem-training-mse-optimistic"/>
     <w:p>
       <w:pPr>
         <w:pStyle w:val="BodyText"/>
@@ -27908,7 +28751,7 @@
           <w:i/>
           <w:iCs/>
         </w:rPr>
-        <w:t xml:space="preserve">Remark 15</w:t>
+        <w:t xml:space="preserve">Remark 14</w:t>
       </w:r>
       <w:r>
         <w:t xml:space="preserve"> (Training error is optimistic). </w:t>
@@ -28216,8 +29059,8 @@
         <w:t xml:space="preserve">while held-out RMSE does not.</w:t>
       </w:r>
     </w:p>
-    <w:bookmarkEnd w:id="98"/>
-    <w:bookmarkStart w:id="103" w:name="exm-train-test-error-simulated"/>
+    <w:bookmarkEnd w:id="101"/>
+    <w:bookmarkStart w:id="106" w:name="exm-train-test-error-simulated"/>
     <w:p>
       <w:pPr>
         <w:pStyle w:val="BodyText"/>
@@ -28227,7 +29070,7 @@
           <w:b/>
           <w:bCs/>
         </w:rPr>
-        <w:t xml:space="preserve">Example 5 (Training error and generalization error by degree)</w:t>
+        <w:t xml:space="preserve">Example 6 (Training error and generalization error by degree)</w:t>
       </w:r>
       <w:r>
         <w:t xml:space="preserve"> </w:t>
@@ -29581,7 +30424,7 @@
       <w:tr>
         <w:tc>
           <w:tcPr/>
-          <w:bookmarkStart w:id="102" w:name="fig-train-test-error"/>
+          <w:bookmarkStart w:id="105" w:name="fig-train-test-error"/>
           <w:p>
             <w:pPr>
               <w:pStyle w:val="SourceCode"/>
@@ -30296,18 +31139,18 @@
                 <wp:inline>
                   <wp:extent cx="4620126" cy="3696101"/>
                   <wp:effectExtent b="0" l="0" r="0" t="0"/>
-                  <wp:docPr descr="" title="" id="100" name="Picture"/>
+                  <wp:docPr descr="" title="" id="103" name="Picture"/>
                   <a:graphic>
                     <a:graphicData uri="http://schemas.openxmlformats.org/drawingml/2006/picture">
                       <pic:pic>
                         <pic:nvPicPr>
-                          <pic:cNvPr descr="model-validation_files/figure-docx/train-test-error-plot-1.png" id="101" name="Picture"/>
+                          <pic:cNvPr descr="model-validation_files/figure-docx/train-test-error-plot-1.png" id="104" name="Picture"/>
                           <pic:cNvPicPr>
                             <a:picLocks noChangeArrowheads="1" noChangeAspect="1"/>
                           </pic:cNvPicPr>
                         </pic:nvPicPr>
                         <pic:blipFill>
-                          <a:blip r:embed="rId99"/>
+                          <a:blip r:embed="rId102"/>
                           <a:stretch>
                             <a:fillRect/>
                           </a:stretch>
@@ -30439,7 +31282,7 @@
               <w:t xml:space="preserve">.</w:t>
             </w:r>
           </w:p>
-          <w:bookmarkEnd w:id="102"/>
+          <w:bookmarkEnd w:id="105"/>
         </w:tc>
       </w:tr>
     </w:tbl>
@@ -30945,9 +31788,9 @@
         <w:t xml:space="preserve">.</w:t>
       </w:r>
     </w:p>
-    <w:bookmarkEnd w:id="103"/>
-    <w:bookmarkEnd w:id="104"/>
-    <w:bookmarkStart w:id="147" w:name="sec-data-splits"/>
+    <w:bookmarkEnd w:id="106"/>
+    <w:bookmarkEnd w:id="107"/>
+    <w:bookmarkStart w:id="154" w:name="sec-data-splits"/>
     <w:p>
       <w:pPr>
         <w:pStyle w:val="Heading2"/>
@@ -30956,7 +31799,7 @@
         <w:t xml:space="preserve">5 Training, validation, and test sets</w:t>
       </w:r>
     </w:p>
-    <w:bookmarkStart w:id="105" w:name="exr-data-splits"/>
+    <w:bookmarkStart w:id="108" w:name="exr-data-splits"/>
     <w:p>
       <w:pPr>
         <w:pStyle w:val="FirstParagraph"/>
@@ -31089,8 +31932,8 @@
         <w:t xml:space="preserve">How many cars are in each set?</w:t>
       </w:r>
     </w:p>
-    <w:bookmarkEnd w:id="105"/>
-    <w:bookmarkStart w:id="106" w:name="sol-data-splits"/>
+    <w:bookmarkEnd w:id="108"/>
+    <w:bookmarkStart w:id="109" w:name="sol-data-splits"/>
     <w:p>
       <w:pPr>
         <w:pStyle w:val="BodyText"/>
@@ -31325,8 +32168,8 @@
         <w:t xml:space="preserve">test cars.</w:t>
       </w:r>
     </w:p>
-    <w:bookmarkEnd w:id="106"/>
-    <w:bookmarkStart w:id="108" w:name="def-data-splits"/>
+    <w:bookmarkEnd w:id="109"/>
+    <w:bookmarkStart w:id="111" w:name="def-data-splits"/>
     <w:p>
       <w:pPr>
         <w:pStyle w:val="BodyText"/>
@@ -31336,7 +32179,7 @@
           <w:b/>
           <w:bCs/>
         </w:rPr>
-        <w:t xml:space="preserve">Definition 20 (Training/validation/test split)</w:t>
+        <w:t xml:space="preserve">Definition 21 (Training/validation/test split)</w:t>
       </w:r>
       <w:r>
         <w:t xml:space="preserve"> </w:t>
@@ -31528,7 +32371,7 @@
       <w:pPr>
         <w:pStyle w:val="BodyText"/>
       </w:pPr>
-      <w:bookmarkStart w:id="107" w:name="eq-data-splits"/>
+      <w:bookmarkStart w:id="110" w:name="eq-data-splits"/>
       <m:oMathPara>
         <m:oMathParaPr>
           <m:jc m:val="center"/>
@@ -31982,23 +32825,17 @@
           </m:r>
         </m:oMath>
       </m:oMathPara>
-      <w:bookmarkEnd w:id="107"/>
+      <w:bookmarkEnd w:id="110"/>
     </w:p>
-    <w:bookmarkEnd w:id="108"/>
-    <w:bookmarkStart w:id="109" w:name="rem-source-data-splits"/>
     <w:p>
       <w:pPr>
         <w:pStyle w:val="FirstParagraph"/>
       </w:pPr>
       <w:r>
-        <w:rPr>
-          <w:i/>
-          <w:iCs/>
-        </w:rPr>
-        <w:t xml:space="preserve">Remark 16</w:t>
-      </w:r>
-      <w:r>
-        <w:t xml:space="preserve"> (Source: Training/validation/test split). </w:t>
+        <w:t xml:space="preserve">Source:</w:t>
+      </w:r>
+      <w:r>
+        <w:t xml:space="preserve"> </w:t>
       </w:r>
       <w:r>
         <w:t xml:space="preserve">James et al. (2021, 198–201)</w:t>
@@ -32007,8 +32844,8 @@
         <w:t xml:space="preserve">.</w:t>
       </w:r>
     </w:p>
-    <w:bookmarkEnd w:id="109"/>
-    <w:bookmarkStart w:id="110" w:name="exm-data-splits-sizes"/>
+    <w:bookmarkEnd w:id="111"/>
+    <w:bookmarkStart w:id="112" w:name="exm-data-splits-sizes"/>
     <w:p>
       <w:pPr>
         <w:pStyle w:val="BodyText"/>
@@ -32018,7 +32855,7 @@
           <w:b/>
           <w:bCs/>
         </w:rPr>
-        <w:t xml:space="preserve">Example 6 (Split sizes for 32 cars)</w:t>
+        <w:t xml:space="preserve">Example 7 (Split sizes for 32 cars)</w:t>
       </w:r>
       <w:r>
         <w:t xml:space="preserve"> </w:t>
@@ -32082,8 +32919,8 @@
         <w:t xml:space="preserve">and the 7 test cars are used only once, after the model is chosen.</w:t>
       </w:r>
     </w:p>
-    <w:bookmarkEnd w:id="110"/>
-    <w:bookmarkStart w:id="112" w:name="def-tuning-parameter"/>
+    <w:bookmarkEnd w:id="112"/>
+    <w:bookmarkStart w:id="114" w:name="def-tuning-parameter"/>
     <w:p>
       <w:pPr>
         <w:pStyle w:val="BodyText"/>
@@ -32093,7 +32930,7 @@
           <w:b/>
           <w:bCs/>
         </w:rPr>
-        <w:t xml:space="preserve">Definition 21 (Tuning parameter)</w:t>
+        <w:t xml:space="preserve">Definition 22 (Tuning parameter)</w:t>
       </w:r>
       <w:r>
         <w:t xml:space="preserve"> </w:t>
@@ -32173,7 +33010,7 @@
       <w:pPr>
         <w:pStyle w:val="BodyText"/>
       </w:pPr>
-      <w:bookmarkStart w:id="111" w:name="eq-tuning-parameter"/>
+      <w:bookmarkStart w:id="113" w:name="eq-tuning-parameter"/>
       <m:oMathPara>
         <m:oMathParaPr>
           <m:jc m:val="center"/>
@@ -32293,10 +33130,10 @@
           </m:r>
         </m:oMath>
       </m:oMathPara>
-      <w:bookmarkEnd w:id="111"/>
+      <w:bookmarkEnd w:id="113"/>
     </w:p>
-    <w:bookmarkEnd w:id="112"/>
-    <w:bookmarkStart w:id="113" w:name="exm-tuning-parameter"/>
+    <w:bookmarkEnd w:id="114"/>
+    <w:bookmarkStart w:id="115" w:name="exm-tuning-parameter"/>
     <w:p>
       <w:pPr>
         <w:pStyle w:val="FirstParagraph"/>
@@ -32306,7 +33143,7 @@
           <w:b/>
           <w:bCs/>
         </w:rPr>
-        <w:t xml:space="preserve">Example 7 (Polynomial degree)</w:t>
+        <w:t xml:space="preserve">Example 8 (Polynomial degree)</w:t>
       </w:r>
       <w:r>
         <w:t xml:space="preserve"> </w:t>
@@ -32481,8 +33318,8 @@
         <w:t xml:space="preserve">.</w:t>
       </w:r>
     </w:p>
-    <w:bookmarkEnd w:id="113"/>
-    <w:bookmarkStart w:id="115" w:name="def-validation-set"/>
+    <w:bookmarkEnd w:id="115"/>
+    <w:bookmarkStart w:id="117" w:name="def-validation-set"/>
     <w:p>
       <w:pPr>
         <w:pStyle w:val="BodyText"/>
@@ -32492,7 +33329,7 @@
           <w:b/>
           <w:bCs/>
         </w:rPr>
-        <w:t xml:space="preserve">Definition 22 (Validation set)</w:t>
+        <w:t xml:space="preserve">Definition 23 (Validation set)</w:t>
       </w:r>
       <w:r>
         <w:t xml:space="preserve"> </w:t>
@@ -32602,7 +33439,7 @@
       <w:pPr>
         <w:pStyle w:val="BodyText"/>
       </w:pPr>
-      <w:bookmarkStart w:id="114" w:name="eq-validation-set"/>
+      <w:bookmarkStart w:id="116" w:name="eq-validation-set"/>
       <m:oMathPara>
         <m:oMathParaPr>
           <m:jc m:val="center"/>
@@ -32723,10 +33560,10 @@
           </m:r>
         </m:oMath>
       </m:oMathPara>
-      <w:bookmarkEnd w:id="114"/>
+      <w:bookmarkEnd w:id="116"/>
     </w:p>
-    <w:bookmarkEnd w:id="115"/>
-    <w:bookmarkStart w:id="117" w:name="def-validation-choice"/>
+    <w:bookmarkEnd w:id="117"/>
+    <w:bookmarkStart w:id="119" w:name="def-validation-error"/>
     <w:p>
       <w:pPr>
         <w:pStyle w:val="FirstParagraph"/>
@@ -32736,7 +33573,428 @@
           <w:b/>
           <w:bCs/>
         </w:rPr>
-        <w:t xml:space="preserve">Definition 23 (Validation choice)</w:t>
+        <w:t xml:space="preserve">Definition 24 (Validation error)</w:t>
+      </w:r>
+      <w:r>
+        <w:t xml:space="preserve"> </w:t>
+      </w:r>
+      <w:r>
+        <w:t xml:space="preserve">The</w:t>
+      </w:r>
+      <w:r>
+        <w:t xml:space="preserve"> </w:t>
+      </w:r>
+      <w:r>
+        <w:rPr>
+          <w:b/>
+          <w:bCs/>
+        </w:rPr>
+        <w:t xml:space="preserve">validation error</w:t>
+      </w:r>
+      <w:r>
+        <w:t xml:space="preserve"> </w:t>
+      </w:r>
+      <w:r>
+        <w:t xml:space="preserve">of a</w:t>
+      </w:r>
+      <w:r>
+        <w:t xml:space="preserve"> </w:t>
+      </w:r>
+      <w:hyperlink w:anchor="def-prediction-rule">
+        <w:r>
+          <w:rPr>
+            <w:rStyle w:val="Hyperlink"/>
+          </w:rPr>
+          <w:t xml:space="preserve">prediction rule</w:t>
+        </w:r>
+      </w:hyperlink>
+      <w:r>
+        <w:t xml:space="preserve"> </w:t>
+      </w:r>
+      <m:oMath>
+        <m:acc>
+          <m:accPr>
+            <m:chr m:val="̂"/>
+          </m:accPr>
+          <m:e>
+            <m:r>
+              <m:t>y</m:t>
+            </m:r>
+          </m:e>
+        </m:acc>
+      </m:oMath>
+      <w:r>
+        <w:t xml:space="preserve"> </w:t>
+      </w:r>
+      <w:r>
+        <w:t xml:space="preserve">fitted to a</w:t>
+      </w:r>
+      <w:r>
+        <w:t xml:space="preserve"> </w:t>
+      </w:r>
+      <w:hyperlink w:anchor="def-training-set">
+        <w:r>
+          <w:rPr>
+            <w:rStyle w:val="Hyperlink"/>
+          </w:rPr>
+          <w:t xml:space="preserve">training set</w:t>
+        </w:r>
+      </w:hyperlink>
+      <w:r>
+        <w:t xml:space="preserve"> </w:t>
+      </w:r>
+      <m:oMath>
+        <m:sSub>
+          <m:e>
+            <m:r>
+              <m:rPr>
+                <m:scr m:val="script"/>
+                <m:sty m:val="p"/>
+              </m:rPr>
+              <m:t>D</m:t>
+            </m:r>
+          </m:e>
+          <m:sub>
+            <m:r>
+              <m:rPr>
+                <m:nor/>
+                <m:sty m:val="p"/>
+              </m:rPr>
+              <m:t>train</m:t>
+            </m:r>
+          </m:sub>
+        </m:sSub>
+      </m:oMath>
+      <w:r>
+        <w:t xml:space="preserve"> </w:t>
+      </w:r>
+      <w:r>
+        <w:t xml:space="preserve">is the</w:t>
+      </w:r>
+      <w:r>
+        <w:t xml:space="preserve"> </w:t>
+      </w:r>
+      <w:hyperlink r:id="rId37">
+        <w:r>
+          <w:rPr>
+            <w:rStyle w:val="Hyperlink"/>
+          </w:rPr>
+          <w:t xml:space="preserve">mean squared error</w:t>
+        </w:r>
+      </w:hyperlink>
+      <w:r>
+        <w:t xml:space="preserve"> </w:t>
+      </w:r>
+      <w:r>
+        <w:t xml:space="preserve">of its predictions for the</w:t>
+      </w:r>
+      <w:r>
+        <w:t xml:space="preserve"> </w:t>
+      </w:r>
+      <w:hyperlink w:anchor="def-validation-set">
+        <w:r>
+          <w:rPr>
+            <w:rStyle w:val="Hyperlink"/>
+          </w:rPr>
+          <w:t xml:space="preserve">validation set</w:t>
+        </w:r>
+      </w:hyperlink>
+      <w:r>
+        <w:t xml:space="preserve">,</w:t>
+      </w:r>
+      <w:r>
+        <w:t xml:space="preserve"> </w:t>
+      </w:r>
+      <w:r>
+        <w:t xml:space="preserve">indexed by</w:t>
+      </w:r>
+      <w:r>
+        <w:t xml:space="preserve"> </w:t>
+      </w:r>
+      <m:oMath>
+        <m:sSub>
+          <m:e>
+            <m:r>
+              <m:t>I</m:t>
+            </m:r>
+          </m:e>
+          <m:sub>
+            <m:r>
+              <m:rPr>
+                <m:nor/>
+                <m:sty m:val="p"/>
+              </m:rPr>
+              <m:t>val</m:t>
+            </m:r>
+          </m:sub>
+        </m:sSub>
+      </m:oMath>
+      <w:r>
+        <w:t xml:space="preserve">:</w:t>
+      </w:r>
+    </w:p>
+    <w:p>
+      <w:pPr>
+        <w:pStyle w:val="BodyText"/>
+      </w:pPr>
+      <w:bookmarkStart w:id="118" w:name="eq-validation-error"/>
+      <m:oMathPara>
+        <m:oMathParaPr>
+          <m:jc m:val="center"/>
+        </m:oMathParaPr>
+        <m:oMath>
+          <m:sSub>
+            <m:e>
+              <m:bar>
+                <m:barPr>
+                  <m:pos m:val="top"/>
+                </m:barPr>
+                <m:e>
+                  <m:r>
+                    <m:rPr>
+                      <m:sty m:val="p"/>
+                    </m:rPr>
+                    <m:t>err</m:t>
+                  </m:r>
+                </m:e>
+              </m:bar>
+            </m:e>
+            <m:sub>
+              <m:r>
+                <m:rPr>
+                  <m:nor/>
+                  <m:sty m:val="p"/>
+                </m:rPr>
+                <m:t>val</m:t>
+              </m:r>
+            </m:sub>
+          </m:sSub>
+          <m:limUpp>
+            <m:e>
+              <m:r>
+                <m:rPr>
+                  <m:sty m:val="p"/>
+                </m:rPr>
+                <m:t>=</m:t>
+              </m:r>
+            </m:e>
+            <m:lim>
+              <m:r>
+                <m:rPr>
+                  <m:nor/>
+                  <m:sty m:val="p"/>
+                </m:rPr>
+                <m:t>def</m:t>
+              </m:r>
+            </m:lim>
+          </m:limUpp>
+          <m:f>
+            <m:fPr>
+              <m:type m:val="bar"/>
+            </m:fPr>
+            <m:num>
+              <m:r>
+                <m:t>1</m:t>
+              </m:r>
+            </m:num>
+            <m:den>
+              <m:r>
+                <m:t>​</m:t>
+              </m:r>
+              <m:d>
+                <m:dPr>
+                  <m:begChr m:val="|"/>
+                  <m:sepChr m:val=""/>
+                  <m:endChr m:val="|"/>
+                  <m:grow/>
+                </m:dPr>
+                <m:e>
+                  <m:sSub>
+                    <m:e>
+                      <m:r>
+                        <m:t>I</m:t>
+                      </m:r>
+                    </m:e>
+                    <m:sub>
+                      <m:r>
+                        <m:rPr>
+                          <m:nor/>
+                          <m:sty m:val="p"/>
+                        </m:rPr>
+                        <m:t>val</m:t>
+                      </m:r>
+                    </m:sub>
+                  </m:sSub>
+                </m:e>
+              </m:d>
+              <m:r>
+                <m:t>​</m:t>
+              </m:r>
+            </m:den>
+          </m:f>
+          <m:nary>
+            <m:naryPr>
+              <m:chr m:val="∑"/>
+              <m:limLoc m:val="undOvr"/>
+              <m:subHide m:val="off"/>
+              <m:supHide m:val="on"/>
+            </m:naryPr>
+            <m:sub>
+              <m:r>
+                <m:t>i</m:t>
+              </m:r>
+              <m:r>
+                <m:rPr>
+                  <m:sty m:val="p"/>
+                </m:rPr>
+                <m:t>∈</m:t>
+              </m:r>
+              <m:sSub>
+                <m:e>
+                  <m:r>
+                    <m:t>I</m:t>
+                  </m:r>
+                </m:e>
+                <m:sub>
+                  <m:r>
+                    <m:rPr>
+                      <m:nor/>
+                      <m:sty m:val="p"/>
+                    </m:rPr>
+                    <m:t>val</m:t>
+                  </m:r>
+                </m:sub>
+              </m:sSub>
+            </m:sub>
+            <m:sup>
+              <m:r>
+                <m:t>​</m:t>
+              </m:r>
+            </m:sup>
+            <m:e>
+              <m:sSup>
+                <m:e>
+                  <m:r>
+                    <m:t>​</m:t>
+                  </m:r>
+                  <m:d>
+                    <m:dPr>
+                      <m:begChr m:val="("/>
+                      <m:sepChr m:val=""/>
+                      <m:endChr m:val=")"/>
+                      <m:grow/>
+                    </m:dPr>
+                    <m:e>
+                      <m:acc>
+                        <m:accPr>
+                          <m:chr m:val="̂"/>
+                        </m:accPr>
+                        <m:e>
+                          <m:r>
+                            <m:t>y</m:t>
+                          </m:r>
+                        </m:e>
+                      </m:acc>
+                      <m:r>
+                        <m:t>​</m:t>
+                      </m:r>
+                      <m:d>
+                        <m:dPr>
+                          <m:begChr m:val="("/>
+                          <m:sepChr m:val=""/>
+                          <m:endChr m:val=")"/>
+                          <m:grow/>
+                        </m:dPr>
+                        <m:e>
+                          <m:sSub>
+                            <m:e>
+                              <m:r>
+                                <m:t>x</m:t>
+                              </m:r>
+                            </m:e>
+                            <m:sub>
+                              <m:r>
+                                <m:t>i</m:t>
+                              </m:r>
+                            </m:sub>
+                          </m:sSub>
+                        </m:e>
+                      </m:d>
+                      <m:r>
+                        <m:t>​</m:t>
+                      </m:r>
+                      <m:r>
+                        <m:rPr>
+                          <m:sty m:val="p"/>
+                        </m:rPr>
+                        <m:t>−</m:t>
+                      </m:r>
+                      <m:sSub>
+                        <m:e>
+                          <m:r>
+                            <m:t>y</m:t>
+                          </m:r>
+                        </m:e>
+                        <m:sub>
+                          <m:r>
+                            <m:t>i</m:t>
+                          </m:r>
+                        </m:sub>
+                      </m:sSub>
+                    </m:e>
+                  </m:d>
+                  <m:r>
+                    <m:t>​</m:t>
+                  </m:r>
+                </m:e>
+                <m:sup>
+                  <m:r>
+                    <m:t>2</m:t>
+                  </m:r>
+                </m:sup>
+              </m:sSup>
+            </m:e>
+          </m:nary>
+          <m:r>
+            <m:rPr>
+              <m:sty m:val="p"/>
+            </m:rPr>
+            <m:t>.</m:t>
+          </m:r>
+          <m:r>
+            <m:t>  </m:t>
+          </m:r>
+          <m:r>
+            <m:rPr>
+              <m:sty m:val="p"/>
+            </m:rPr>
+            <m:t>(</m:t>
+          </m:r>
+          <m:r>
+            <m:t>25</m:t>
+          </m:r>
+          <m:r>
+            <m:rPr>
+              <m:sty m:val="p"/>
+            </m:rPr>
+            <m:t>)</m:t>
+          </m:r>
+        </m:oMath>
+      </m:oMathPara>
+      <w:bookmarkEnd w:id="118"/>
+    </w:p>
+    <w:bookmarkEnd w:id="119"/>
+    <w:bookmarkStart w:id="121" w:name="def-validation-choice"/>
+    <w:p>
+      <w:pPr>
+        <w:pStyle w:val="FirstParagraph"/>
+      </w:pPr>
+      <w:r>
+        <w:rPr>
+          <w:b/>
+          <w:bCs/>
+        </w:rPr>
+        <w:t xml:space="preserve">Definition 25 (Validation choice)</w:t>
       </w:r>
       <w:r>
         <w:t xml:space="preserve"> </w:t>
@@ -32899,7 +34157,7 @@
       <w:r>
         <w:t xml:space="preserve"> </w:t>
       </w:r>
-      <w:hyperlink r:id="rId34">
+      <w:hyperlink r:id="rId37">
         <w:r>
           <w:rPr>
             <w:rStyle w:val="Hyperlink"/>
@@ -32932,7 +34190,7 @@
       <w:pPr>
         <w:pStyle w:val="BodyText"/>
       </w:pPr>
-      <w:bookmarkStart w:id="116" w:name="eq-validation-choice"/>
+      <w:bookmarkStart w:id="120" w:name="eq-validation-choice"/>
       <m:oMathPara>
         <m:oMathParaPr>
           <m:jc m:val="center"/>
@@ -33199,7 +34457,7 @@
             <m:t>(</m:t>
           </m:r>
           <m:r>
-            <m:t>25</m:t>
+            <m:t>26</m:t>
           </m:r>
           <m:r>
             <m:rPr>
@@ -33209,10 +34467,10 @@
           </m:r>
         </m:oMath>
       </m:oMathPara>
-      <w:bookmarkEnd w:id="116"/>
+      <w:bookmarkEnd w:id="120"/>
     </w:p>
-    <w:bookmarkEnd w:id="117"/>
-    <w:bookmarkStart w:id="119" w:name="def-test-set"/>
+    <w:bookmarkEnd w:id="121"/>
+    <w:bookmarkStart w:id="123" w:name="def-test-set"/>
     <w:p>
       <w:pPr>
         <w:pStyle w:val="FirstParagraph"/>
@@ -33222,7 +34480,7 @@
           <w:b/>
           <w:bCs/>
         </w:rPr>
-        <w:t xml:space="preserve">Definition 24 (Test set)</w:t>
+        <w:t xml:space="preserve">Definition 26 (Test set)</w:t>
       </w:r>
       <w:r>
         <w:t xml:space="preserve"> </w:t>
@@ -33356,7 +34614,7 @@
       <w:pPr>
         <w:pStyle w:val="BodyText"/>
       </w:pPr>
-      <w:bookmarkStart w:id="118" w:name="eq-test-set"/>
+      <w:bookmarkStart w:id="122" w:name="eq-test-set"/>
       <m:oMathPara>
         <m:oMathParaPr>
           <m:jc m:val="center"/>
@@ -33467,7 +34725,7 @@
             <m:t>(</m:t>
           </m:r>
           <m:r>
-            <m:t>26</m:t>
+            <m:t>27</m:t>
           </m:r>
           <m:r>
             <m:rPr>
@@ -33477,20 +34735,441 @@
           </m:r>
         </m:oMath>
       </m:oMathPara>
-      <w:bookmarkEnd w:id="118"/>
+      <w:bookmarkEnd w:id="122"/>
     </w:p>
-    <w:bookmarkEnd w:id="119"/>
-    <w:bookmarkStart w:id="123" w:name="rem-data-splits"/>
+    <w:bookmarkEnd w:id="123"/>
+    <w:bookmarkStart w:id="125" w:name="def-test-error"/>
     <w:p>
       <w:pPr>
         <w:pStyle w:val="FirstParagraph"/>
       </w:pPr>
       <w:r>
         <w:rPr>
+          <w:b/>
+          <w:bCs/>
+        </w:rPr>
+        <w:t xml:space="preserve">Definition 27 (Test error)</w:t>
+      </w:r>
+      <w:r>
+        <w:t xml:space="preserve"> </w:t>
+      </w:r>
+      <w:r>
+        <w:t xml:space="preserve">The</w:t>
+      </w:r>
+      <w:r>
+        <w:t xml:space="preserve"> </w:t>
+      </w:r>
+      <w:r>
+        <w:rPr>
+          <w:b/>
+          <w:bCs/>
+        </w:rPr>
+        <w:t xml:space="preserve">test error</w:t>
+      </w:r>
+      <w:r>
+        <w:t xml:space="preserve"> </w:t>
+      </w:r>
+      <w:r>
+        <w:t xml:space="preserve">of a</w:t>
+      </w:r>
+      <w:r>
+        <w:t xml:space="preserve"> </w:t>
+      </w:r>
+      <w:hyperlink w:anchor="def-prediction-rule">
+        <w:r>
+          <w:rPr>
+            <w:rStyle w:val="Hyperlink"/>
+          </w:rPr>
+          <w:t xml:space="preserve">prediction rule</w:t>
+        </w:r>
+      </w:hyperlink>
+      <w:r>
+        <w:t xml:space="preserve"> </w:t>
+      </w:r>
+      <m:oMath>
+        <m:acc>
+          <m:accPr>
+            <m:chr m:val="̂"/>
+          </m:accPr>
+          <m:e>
+            <m:r>
+              <m:t>y</m:t>
+            </m:r>
+          </m:e>
+        </m:acc>
+      </m:oMath>
+      <w:r>
+        <w:t xml:space="preserve"> </w:t>
+      </w:r>
+      <w:r>
+        <w:t xml:space="preserve">fitted to a</w:t>
+      </w:r>
+      <w:r>
+        <w:t xml:space="preserve"> </w:t>
+      </w:r>
+      <w:hyperlink w:anchor="def-training-set">
+        <w:r>
+          <w:rPr>
+            <w:rStyle w:val="Hyperlink"/>
+          </w:rPr>
+          <w:t xml:space="preserve">training set</w:t>
+        </w:r>
+      </w:hyperlink>
+      <w:r>
+        <w:t xml:space="preserve"> </w:t>
+      </w:r>
+      <m:oMath>
+        <m:sSub>
+          <m:e>
+            <m:r>
+              <m:rPr>
+                <m:scr m:val="script"/>
+                <m:sty m:val="p"/>
+              </m:rPr>
+              <m:t>D</m:t>
+            </m:r>
+          </m:e>
+          <m:sub>
+            <m:r>
+              <m:rPr>
+                <m:nor/>
+                <m:sty m:val="p"/>
+              </m:rPr>
+              <m:t>train</m:t>
+            </m:r>
+          </m:sub>
+        </m:sSub>
+      </m:oMath>
+      <w:r>
+        <w:t xml:space="preserve"> </w:t>
+      </w:r>
+      <w:r>
+        <w:t xml:space="preserve">is the</w:t>
+      </w:r>
+      <w:r>
+        <w:t xml:space="preserve"> </w:t>
+      </w:r>
+      <w:hyperlink r:id="rId37">
+        <w:r>
+          <w:rPr>
+            <w:rStyle w:val="Hyperlink"/>
+          </w:rPr>
+          <w:t xml:space="preserve">mean squared error</w:t>
+        </w:r>
+      </w:hyperlink>
+      <w:r>
+        <w:t xml:space="preserve"> </w:t>
+      </w:r>
+      <w:r>
+        <w:t xml:space="preserve">of its predictions for the</w:t>
+      </w:r>
+      <w:r>
+        <w:t xml:space="preserve"> </w:t>
+      </w:r>
+      <w:hyperlink w:anchor="def-test-set">
+        <w:r>
+          <w:rPr>
+            <w:rStyle w:val="Hyperlink"/>
+          </w:rPr>
+          <w:t xml:space="preserve">test set</w:t>
+        </w:r>
+      </w:hyperlink>
+      <w:r>
+        <w:t xml:space="preserve">,</w:t>
+      </w:r>
+      <w:r>
+        <w:t xml:space="preserve"> </w:t>
+      </w:r>
+      <w:r>
+        <w:t xml:space="preserve">indexed by</w:t>
+      </w:r>
+      <w:r>
+        <w:t xml:space="preserve"> </w:t>
+      </w:r>
+      <m:oMath>
+        <m:sSub>
+          <m:e>
+            <m:r>
+              <m:t>I</m:t>
+            </m:r>
+          </m:e>
+          <m:sub>
+            <m:r>
+              <m:rPr>
+                <m:nor/>
+                <m:sty m:val="p"/>
+              </m:rPr>
+              <m:t>test</m:t>
+            </m:r>
+          </m:sub>
+        </m:sSub>
+      </m:oMath>
+      <w:r>
+        <w:t xml:space="preserve">:</w:t>
+      </w:r>
+    </w:p>
+    <w:p>
+      <w:pPr>
+        <w:pStyle w:val="BodyText"/>
+      </w:pPr>
+      <w:bookmarkStart w:id="124" w:name="eq-test-error"/>
+      <m:oMathPara>
+        <m:oMathParaPr>
+          <m:jc m:val="center"/>
+        </m:oMathParaPr>
+        <m:oMath>
+          <m:sSub>
+            <m:e>
+              <m:bar>
+                <m:barPr>
+                  <m:pos m:val="top"/>
+                </m:barPr>
+                <m:e>
+                  <m:r>
+                    <m:rPr>
+                      <m:sty m:val="p"/>
+                    </m:rPr>
+                    <m:t>err</m:t>
+                  </m:r>
+                </m:e>
+              </m:bar>
+            </m:e>
+            <m:sub>
+              <m:r>
+                <m:rPr>
+                  <m:nor/>
+                  <m:sty m:val="p"/>
+                </m:rPr>
+                <m:t>test</m:t>
+              </m:r>
+            </m:sub>
+          </m:sSub>
+          <m:limUpp>
+            <m:e>
+              <m:r>
+                <m:rPr>
+                  <m:sty m:val="p"/>
+                </m:rPr>
+                <m:t>=</m:t>
+              </m:r>
+            </m:e>
+            <m:lim>
+              <m:r>
+                <m:rPr>
+                  <m:nor/>
+                  <m:sty m:val="p"/>
+                </m:rPr>
+                <m:t>def</m:t>
+              </m:r>
+            </m:lim>
+          </m:limUpp>
+          <m:f>
+            <m:fPr>
+              <m:type m:val="bar"/>
+            </m:fPr>
+            <m:num>
+              <m:r>
+                <m:t>1</m:t>
+              </m:r>
+            </m:num>
+            <m:den>
+              <m:r>
+                <m:t>​</m:t>
+              </m:r>
+              <m:d>
+                <m:dPr>
+                  <m:begChr m:val="|"/>
+                  <m:sepChr m:val=""/>
+                  <m:endChr m:val="|"/>
+                  <m:grow/>
+                </m:dPr>
+                <m:e>
+                  <m:sSub>
+                    <m:e>
+                      <m:r>
+                        <m:t>I</m:t>
+                      </m:r>
+                    </m:e>
+                    <m:sub>
+                      <m:r>
+                        <m:rPr>
+                          <m:nor/>
+                          <m:sty m:val="p"/>
+                        </m:rPr>
+                        <m:t>test</m:t>
+                      </m:r>
+                    </m:sub>
+                  </m:sSub>
+                </m:e>
+              </m:d>
+              <m:r>
+                <m:t>​</m:t>
+              </m:r>
+            </m:den>
+          </m:f>
+          <m:nary>
+            <m:naryPr>
+              <m:chr m:val="∑"/>
+              <m:limLoc m:val="undOvr"/>
+              <m:subHide m:val="off"/>
+              <m:supHide m:val="on"/>
+            </m:naryPr>
+            <m:sub>
+              <m:r>
+                <m:t>i</m:t>
+              </m:r>
+              <m:r>
+                <m:rPr>
+                  <m:sty m:val="p"/>
+                </m:rPr>
+                <m:t>∈</m:t>
+              </m:r>
+              <m:sSub>
+                <m:e>
+                  <m:r>
+                    <m:t>I</m:t>
+                  </m:r>
+                </m:e>
+                <m:sub>
+                  <m:r>
+                    <m:rPr>
+                      <m:nor/>
+                      <m:sty m:val="p"/>
+                    </m:rPr>
+                    <m:t>test</m:t>
+                  </m:r>
+                </m:sub>
+              </m:sSub>
+            </m:sub>
+            <m:sup>
+              <m:r>
+                <m:t>​</m:t>
+              </m:r>
+            </m:sup>
+            <m:e>
+              <m:sSup>
+                <m:e>
+                  <m:r>
+                    <m:t>​</m:t>
+                  </m:r>
+                  <m:d>
+                    <m:dPr>
+                      <m:begChr m:val="("/>
+                      <m:sepChr m:val=""/>
+                      <m:endChr m:val=")"/>
+                      <m:grow/>
+                    </m:dPr>
+                    <m:e>
+                      <m:acc>
+                        <m:accPr>
+                          <m:chr m:val="̂"/>
+                        </m:accPr>
+                        <m:e>
+                          <m:r>
+                            <m:t>y</m:t>
+                          </m:r>
+                        </m:e>
+                      </m:acc>
+                      <m:r>
+                        <m:t>​</m:t>
+                      </m:r>
+                      <m:d>
+                        <m:dPr>
+                          <m:begChr m:val="("/>
+                          <m:sepChr m:val=""/>
+                          <m:endChr m:val=")"/>
+                          <m:grow/>
+                        </m:dPr>
+                        <m:e>
+                          <m:sSub>
+                            <m:e>
+                              <m:r>
+                                <m:t>x</m:t>
+                              </m:r>
+                            </m:e>
+                            <m:sub>
+                              <m:r>
+                                <m:t>i</m:t>
+                              </m:r>
+                            </m:sub>
+                          </m:sSub>
+                        </m:e>
+                      </m:d>
+                      <m:r>
+                        <m:t>​</m:t>
+                      </m:r>
+                      <m:r>
+                        <m:rPr>
+                          <m:sty m:val="p"/>
+                        </m:rPr>
+                        <m:t>−</m:t>
+                      </m:r>
+                      <m:sSub>
+                        <m:e>
+                          <m:r>
+                            <m:t>y</m:t>
+                          </m:r>
+                        </m:e>
+                        <m:sub>
+                          <m:r>
+                            <m:t>i</m:t>
+                          </m:r>
+                        </m:sub>
+                      </m:sSub>
+                    </m:e>
+                  </m:d>
+                  <m:r>
+                    <m:t>​</m:t>
+                  </m:r>
+                </m:e>
+                <m:sup>
+                  <m:r>
+                    <m:t>2</m:t>
+                  </m:r>
+                </m:sup>
+              </m:sSup>
+            </m:e>
+          </m:nary>
+          <m:r>
+            <m:rPr>
+              <m:sty m:val="p"/>
+            </m:rPr>
+            <m:t>.</m:t>
+          </m:r>
+          <m:r>
+            <m:t>  </m:t>
+          </m:r>
+          <m:r>
+            <m:rPr>
+              <m:sty m:val="p"/>
+            </m:rPr>
+            <m:t>(</m:t>
+          </m:r>
+          <m:r>
+            <m:t>28</m:t>
+          </m:r>
+          <m:r>
+            <m:rPr>
+              <m:sty m:val="p"/>
+            </m:rPr>
+            <m:t>)</m:t>
+          </m:r>
+        </m:oMath>
+      </m:oMathPara>
+      <w:bookmarkEnd w:id="124"/>
+    </w:p>
+    <w:bookmarkEnd w:id="125"/>
+    <w:bookmarkStart w:id="129" w:name="rem-data-splits"/>
+    <w:p>
+      <w:pPr>
+        <w:pStyle w:val="FirstParagraph"/>
+      </w:pPr>
+      <w:r>
+        <w:rPr>
           <w:i/>
           <w:iCs/>
         </w:rPr>
-        <w:t xml:space="preserve">Remark 17</w:t>
+        <w:t xml:space="preserve">Remark 15</w:t>
       </w:r>
       <w:r>
         <w:t xml:space="preserve"> (What each set is for). </w:t>
@@ -33655,7 +35334,7 @@
       <w:r>
         <w:t xml:space="preserve"> </w:t>
       </w:r>
-      <w:hyperlink r:id="rId120">
+      <w:hyperlink r:id="rId126">
         <w:r>
           <w:rPr>
             <w:rStyle w:val="Hyperlink"/>
@@ -33675,7 +35354,7 @@
       <w:r>
         <w:t xml:space="preserve"> </w:t>
       </w:r>
-      <w:hyperlink r:id="rId121">
+      <w:hyperlink r:id="rId127">
         <w:r>
           <w:rPr>
             <w:rStyle w:val="Hyperlink"/>
@@ -33695,7 +35374,7 @@
       <w:r>
         <w:t xml:space="preserve"> </w:t>
       </w:r>
-      <w:hyperlink r:id="rId122">
+      <w:hyperlink r:id="rId128">
         <w:r>
           <w:rPr>
             <w:rStyle w:val="Hyperlink"/>
@@ -33713,18 +35392,229 @@
         <w:t xml:space="preserve">They use a different symbol for the training set and a parenthesized observation index, but the same three-way split.</w:t>
       </w:r>
     </w:p>
-    <w:bookmarkEnd w:id="123"/>
-    <w:bookmarkStart w:id="146" w:name="exm-train-validation-test-split"/>
+    <w:bookmarkEnd w:id="129"/>
+    <w:bookmarkStart w:id="130" w:name="rem-validation-test-error"/>
     <w:p>
       <w:pPr>
         <w:pStyle w:val="BodyText"/>
       </w:pPr>
       <w:r>
         <w:rPr>
+          <w:i/>
+          <w:iCs/>
+        </w:rPr>
+        <w:t xml:space="preserve">Remark 16</w:t>
+      </w:r>
+      <w:r>
+        <w:t xml:space="preserve"> (What the validation and test errors estimate). </w:t>
+      </w:r>
+      <w:r>
+        <w:t xml:space="preserve">The</w:t>
+      </w:r>
+      <w:r>
+        <w:t xml:space="preserve"> </w:t>
+      </w:r>
+      <w:hyperlink w:anchor="def-validation-error">
+        <w:r>
+          <w:rPr>
+            <w:rStyle w:val="Hyperlink"/>
+          </w:rPr>
+          <w:t xml:space="preserve">validation error</w:t>
+        </w:r>
+      </w:hyperlink>
+      <w:r>
+        <w:t xml:space="preserve"> </w:t>
+      </w:r>
+      <w:r>
+        <w:t xml:space="preserve">and the</w:t>
+      </w:r>
+      <w:r>
+        <w:t xml:space="preserve"> </w:t>
+      </w:r>
+      <w:hyperlink w:anchor="def-test-error">
+        <w:r>
+          <w:rPr>
+            <w:rStyle w:val="Hyperlink"/>
+          </w:rPr>
+          <w:t xml:space="preserve">test error</w:t>
+        </w:r>
+      </w:hyperlink>
+      <w:r>
+        <w:t xml:space="preserve"> </w:t>
+      </w:r>
+      <w:r>
+        <w:t xml:space="preserve">differ from the</w:t>
+      </w:r>
+      <w:r>
+        <w:t xml:space="preserve"> </w:t>
+      </w:r>
+      <w:hyperlink w:anchor="def-training-mse">
+        <w:r>
+          <w:rPr>
+            <w:rStyle w:val="Hyperlink"/>
+          </w:rPr>
+          <w:t xml:space="preserve">training error</w:t>
+        </w:r>
+      </w:hyperlink>
+      <w:r>
+        <w:t xml:space="preserve"> </w:t>
+      </w:r>
+      <m:oMath>
+        <m:bar>
+          <m:barPr>
+            <m:pos m:val="top"/>
+          </m:barPr>
+          <m:e>
+            <m:r>
+              <m:rPr>
+                <m:sty m:val="p"/>
+              </m:rPr>
+              <m:t>err</m:t>
+            </m:r>
+          </m:e>
+        </m:bar>
+      </m:oMath>
+      <w:r>
+        <w:t xml:space="preserve"> </w:t>
+      </w:r>
+      <w:r>
+        <w:t xml:space="preserve">only in the set that scores the rule.</w:t>
+      </w:r>
+      <w:r>
+        <w:t xml:space="preserve"> </w:t>
+      </w:r>
+      <w:r>
+        <w:t xml:space="preserve">The rule was not fitted to the validation or test set,</w:t>
+      </w:r>
+      <w:r>
+        <w:t xml:space="preserve"> </w:t>
+      </w:r>
+      <w:r>
+        <w:t xml:space="preserve">so each estimates the</w:t>
+      </w:r>
+      <w:r>
+        <w:t xml:space="preserve"> </w:t>
+      </w:r>
+      <w:hyperlink w:anchor="def-generalization-error">
+        <w:r>
+          <w:rPr>
+            <w:rStyle w:val="Hyperlink"/>
+          </w:rPr>
+          <w:t xml:space="preserve">generalization error</w:t>
+        </w:r>
+      </w:hyperlink>
+      <w:r>
+        <w:t xml:space="preserve"> </w:t>
+      </w:r>
+      <w:r>
+        <w:t xml:space="preserve">of the fitted rule</w:t>
+      </w:r>
+      <w:r>
+        <w:t xml:space="preserve"> </w:t>
+      </w:r>
+      <w:r>
+        <w:t xml:space="preserve">without the optimism of the training error.</w:t>
+      </w:r>
+      <w:r>
+        <w:t xml:space="preserve"> </w:t>
+      </w:r>
+      <w:r>
+        <w:t xml:space="preserve">The</w:t>
+      </w:r>
+      <w:r>
+        <w:t xml:space="preserve"> </w:t>
+      </w:r>
+      <w:hyperlink w:anchor="def-validation-choice">
+        <w:r>
+          <w:rPr>
+            <w:rStyle w:val="Hyperlink"/>
+          </w:rPr>
+          <w:t xml:space="preserve">validation choice</w:t>
+        </w:r>
+      </w:hyperlink>
+      <w:r>
+        <w:t xml:space="preserve"> </w:t>
+      </w:r>
+      <w:r>
+        <w:t xml:space="preserve">selects the rule with the smallest validation error,</w:t>
+      </w:r>
+      <w:r>
+        <w:t xml:space="preserve"> </w:t>
+      </w:r>
+      <w:r>
+        <w:t xml:space="preserve">so the validation error of the chosen rule is still optimistic;</w:t>
+      </w:r>
+      <w:r>
+        <w:t xml:space="preserve"> </w:t>
+      </w:r>
+      <w:r>
+        <w:t xml:space="preserve">the test error is computed once, after the choice, so it is not.</w:t>
+      </w:r>
+    </w:p>
+    <w:p>
+      <w:pPr>
+        <w:pStyle w:val="BodyText"/>
+      </w:pPr>
+      <w:r>
+        <w:t xml:space="preserve">Hastie et al. (2009, sec. 7.2)</w:t>
+      </w:r>
+      <w:r>
+        <w:t xml:space="preserve"> </w:t>
+      </w:r>
+      <w:r>
+        <w:t xml:space="preserve">use</w:t>
+      </w:r>
+      <w:r>
+        <w:t xml:space="preserve"> </w:t>
+      </w:r>
+      <w:r>
+        <w:t xml:space="preserve">“test error”</w:t>
+      </w:r>
+      <w:r>
+        <w:t xml:space="preserve"> </w:t>
+      </w:r>
+      <w:r>
+        <w:t xml:space="preserve">for the generalization error of the fitted rule itself.</w:t>
+      </w:r>
+      <w:r>
+        <w:t xml:space="preserve"> </w:t>
+      </w:r>
+      <w:r>
+        <w:t xml:space="preserve">Here the test error is the number computed from the test set, and the generalization error is what it estimates.</w:t>
+      </w:r>
+    </w:p>
+    <w:p>
+      <w:pPr>
+        <w:pStyle w:val="BodyText"/>
+      </w:pPr>
+      <w:r>
+        <w:t xml:space="preserve">This page scores predictions by squared error throughout, so both errors are mean squared errors.</w:t>
+      </w:r>
+      <w:r>
+        <w:t xml:space="preserve"> </w:t>
+      </w:r>
+      <w:r>
+        <w:t xml:space="preserve">Averaging any other loss over the same set, such as the absolute error,</w:t>
+      </w:r>
+      <w:r>
+        <w:t xml:space="preserve"> </w:t>
+      </w:r>
+      <w:r>
+        <w:t xml:space="preserve">gives the corresponding validation and test errors.</w:t>
+      </w:r>
+    </w:p>
+    <w:bookmarkEnd w:id="130"/>
+    <w:bookmarkStart w:id="153" w:name="exm-train-validation-test-split"/>
+    <w:p>
+      <w:pPr>
+        <w:pStyle w:val="BodyText"/>
+      </w:pPr>
+      <w:r>
+        <w:rPr>
           <w:b/>
           <w:bCs/>
         </w:rPr>
-        <w:t xml:space="preserve">Example 8 (Numerical example)</w:t>
+        <w:t xml:space="preserve">Example 9 (Numerical example)</w:t>
       </w:r>
       <w:r>
         <w:t xml:space="preserve"> </w:t>
@@ -33737,7 +35627,7 @@
           <w:rPr>
             <w:rStyle w:val="Hyperlink"/>
           </w:rPr>
-          <w:t xml:space="preserve">Example 8</w:t>
+          <w:t xml:space="preserve">Example 9</w:t>
         </w:r>
       </w:hyperlink>
       <w:r>
@@ -33948,7 +35838,7 @@
       <w:tr>
         <w:tc>
           <w:tcPr/>
-          <w:bookmarkStart w:id="124" w:name="tbl-train-validation-test-split-sizes"/>
+          <w:bookmarkStart w:id="131" w:name="tbl-train-validation-test-split-sizes"/>
           <w:p>
             <w:pPr>
               <w:jc w:val="center"/>
@@ -34580,7 +36470,7 @@
               <w:t xml:space="preserve">#&gt; 3 test           7</w:t>
             </w:r>
           </w:p>
-          <w:bookmarkEnd w:id="124"/>
+          <w:bookmarkEnd w:id="131"/>
         </w:tc>
       </w:tr>
     </w:tbl>
@@ -38438,7 +40328,7 @@
       <w:tr>
         <w:tc>
           <w:tcPr/>
-          <w:bookmarkStart w:id="128" w:name="fig-linear-model-superimposed"/>
+          <w:bookmarkStart w:id="135" w:name="fig-linear-model-superimposed"/>
           <w:p>
             <w:pPr>
               <w:pStyle w:val="SourceCode"/>
@@ -38478,18 +40368,18 @@
                 <wp:inline>
                   <wp:extent cx="4620126" cy="3696101"/>
                   <wp:effectExtent b="0" l="0" r="0" t="0"/>
-                  <wp:docPr descr="" title="" id="126" name="Picture"/>
+                  <wp:docPr descr="" title="" id="133" name="Picture"/>
                   <a:graphic>
                     <a:graphicData uri="http://schemas.openxmlformats.org/drawingml/2006/picture">
                       <pic:pic>
                         <pic:nvPicPr>
-                          <pic:cNvPr descr="model-validation_files/figure-docx/unnamed-chunk-3-1.png" id="127" name="Picture"/>
+                          <pic:cNvPr descr="model-validation_files/figure-docx/unnamed-chunk-3-1.png" id="134" name="Picture"/>
                           <pic:cNvPicPr>
                             <a:picLocks noChangeArrowheads="1" noChangeAspect="1"/>
                           </pic:cNvPicPr>
                         </pic:nvPicPr>
                         <pic:blipFill>
-                          <a:blip r:embed="rId125"/>
+                          <a:blip r:embed="rId132"/>
                           <a:stretch>
                             <a:fillRect/>
                           </a:stretch>
@@ -38529,7 +40419,7 @@
               <w:t xml:space="preserve">Figure 2: Linear model fit superimposed on data partitions</w:t>
             </w:r>
           </w:p>
-          <w:bookmarkEnd w:id="128"/>
+          <w:bookmarkEnd w:id="135"/>
         </w:tc>
       </w:tr>
     </w:tbl>
@@ -38554,7 +40444,7 @@
       <w:tr>
         <w:tc>
           <w:tcPr/>
-          <w:bookmarkStart w:id="132" w:name="fig-quadratic-model-superimposed"/>
+          <w:bookmarkStart w:id="139" w:name="fig-quadratic-model-superimposed"/>
           <w:p>
             <w:pPr>
               <w:pStyle w:val="SourceCode"/>
@@ -38594,18 +40484,18 @@
                 <wp:inline>
                   <wp:extent cx="4620126" cy="3696101"/>
                   <wp:effectExtent b="0" l="0" r="0" t="0"/>
-                  <wp:docPr descr="" title="" id="130" name="Picture"/>
+                  <wp:docPr descr="" title="" id="137" name="Picture"/>
                   <a:graphic>
                     <a:graphicData uri="http://schemas.openxmlformats.org/drawingml/2006/picture">
                       <pic:pic>
                         <pic:nvPicPr>
-                          <pic:cNvPr descr="model-validation_files/figure-docx/unnamed-chunk-4-1.png" id="131" name="Picture"/>
+                          <pic:cNvPr descr="model-validation_files/figure-docx/unnamed-chunk-4-1.png" id="138" name="Picture"/>
                           <pic:cNvPicPr>
                             <a:picLocks noChangeArrowheads="1" noChangeAspect="1"/>
                           </pic:cNvPicPr>
                         </pic:nvPicPr>
                         <pic:blipFill>
-                          <a:blip r:embed="rId129"/>
+                          <a:blip r:embed="rId136"/>
                           <a:stretch>
                             <a:fillRect/>
                           </a:stretch>
@@ -38645,7 +40535,7 @@
               <w:t xml:space="preserve">Figure 3: Quadratic model fit superimposed on data partitions</w:t>
             </w:r>
           </w:p>
-          <w:bookmarkEnd w:id="132"/>
+          <w:bookmarkEnd w:id="139"/>
         </w:tc>
       </w:tr>
     </w:tbl>
@@ -38670,7 +40560,7 @@
       <w:tr>
         <w:tc>
           <w:tcPr/>
-          <w:bookmarkStart w:id="136" w:name="fig-cubic-model-superimposed"/>
+          <w:bookmarkStart w:id="143" w:name="fig-cubic-model-superimposed"/>
           <w:p>
             <w:pPr>
               <w:pStyle w:val="SourceCode"/>
@@ -38710,18 +40600,18 @@
                 <wp:inline>
                   <wp:extent cx="4620126" cy="3696101"/>
                   <wp:effectExtent b="0" l="0" r="0" t="0"/>
-                  <wp:docPr descr="" title="" id="134" name="Picture"/>
+                  <wp:docPr descr="" title="" id="141" name="Picture"/>
                   <a:graphic>
                     <a:graphicData uri="http://schemas.openxmlformats.org/drawingml/2006/picture">
                       <pic:pic>
                         <pic:nvPicPr>
-                          <pic:cNvPr descr="model-validation_files/figure-docx/unnamed-chunk-5-1.png" id="135" name="Picture"/>
+                          <pic:cNvPr descr="model-validation_files/figure-docx/unnamed-chunk-5-1.png" id="142" name="Picture"/>
                           <pic:cNvPicPr>
                             <a:picLocks noChangeArrowheads="1" noChangeAspect="1"/>
                           </pic:cNvPicPr>
                         </pic:nvPicPr>
                         <pic:blipFill>
-                          <a:blip r:embed="rId133"/>
+                          <a:blip r:embed="rId140"/>
                           <a:stretch>
                             <a:fillRect/>
                           </a:stretch>
@@ -38761,7 +40651,7 @@
               <w:t xml:space="preserve">Figure 4: Cubic model fit superimposed on data partitions</w:t>
             </w:r>
           </w:p>
-          <w:bookmarkEnd w:id="136"/>
+          <w:bookmarkEnd w:id="143"/>
         </w:tc>
       </w:tr>
     </w:tbl>
@@ -38786,7 +40676,7 @@
       <w:tr>
         <w:tc>
           <w:tcPr/>
-          <w:bookmarkStart w:id="140" w:name="fig-quartic-model-superimposed"/>
+          <w:bookmarkStart w:id="147" w:name="fig-quartic-model-superimposed"/>
           <w:p>
             <w:pPr>
               <w:pStyle w:val="SourceCode"/>
@@ -38826,18 +40716,18 @@
                 <wp:inline>
                   <wp:extent cx="4620126" cy="3696101"/>
                   <wp:effectExtent b="0" l="0" r="0" t="0"/>
-                  <wp:docPr descr="" title="" id="138" name="Picture"/>
+                  <wp:docPr descr="" title="" id="145" name="Picture"/>
                   <a:graphic>
                     <a:graphicData uri="http://schemas.openxmlformats.org/drawingml/2006/picture">
                       <pic:pic>
                         <pic:nvPicPr>
-                          <pic:cNvPr descr="model-validation_files/figure-docx/unnamed-chunk-6-1.png" id="139" name="Picture"/>
+                          <pic:cNvPr descr="model-validation_files/figure-docx/unnamed-chunk-6-1.png" id="146" name="Picture"/>
                           <pic:cNvPicPr>
                             <a:picLocks noChangeArrowheads="1" noChangeAspect="1"/>
                           </pic:cNvPicPr>
                         </pic:nvPicPr>
                         <pic:blipFill>
-                          <a:blip r:embed="rId137"/>
+                          <a:blip r:embed="rId144"/>
                           <a:stretch>
                             <a:fillRect/>
                           </a:stretch>
@@ -38877,7 +40767,7 @@
               <w:t xml:space="preserve">Figure 5: Quartic model fit superimposed on data partitions</w:t>
             </w:r>
           </w:p>
-          <w:bookmarkEnd w:id="140"/>
+          <w:bookmarkEnd w:id="147"/>
         </w:tc>
       </w:tr>
     </w:tbl>
@@ -38902,7 +40792,7 @@
       <w:tr>
         <w:tc>
           <w:tcPr/>
-          <w:bookmarkStart w:id="141" w:name="tbl-train-validation-results"/>
+          <w:bookmarkStart w:id="148" w:name="tbl-train-validation-results"/>
           <w:p>
             <w:pPr>
               <w:jc w:val="center"/>
@@ -38991,7 +40881,7 @@
               <w:t xml:space="preserve">#&gt; 4 quartic            1.90            3.97</w:t>
             </w:r>
           </w:p>
-          <w:bookmarkEnd w:id="141"/>
+          <w:bookmarkEnd w:id="148"/>
         </w:tc>
       </w:tr>
     </w:tbl>
@@ -39060,7 +40950,7 @@
       <w:tr>
         <w:tc>
           <w:tcPr/>
-          <w:bookmarkStart w:id="142" w:name="tbl-train-validation-test-rmse"/>
+          <w:bookmarkStart w:id="149" w:name="tbl-train-validation-test-rmse"/>
           <w:p>
             <w:pPr>
               <w:jc w:val="center"/>
@@ -39137,7 +41027,7 @@
               <w:t xml:space="preserve">#&gt; 2 test       linear  2.44</w:t>
             </w:r>
           </w:p>
-          <w:bookmarkEnd w:id="142"/>
+          <w:bookmarkEnd w:id="149"/>
         </w:tc>
       </w:tr>
     </w:tbl>
@@ -39190,18 +41080,18 @@
                 <wp:inline>
                   <wp:extent cx="152400" cy="152400"/>
                   <wp:effectExtent b="0" l="0" r="0" t="0"/>
-                  <wp:docPr descr="" title="" id="144" name="Picture"/>
+                  <wp:docPr descr="" title="" id="151" name="Picture"/>
                   <a:graphic>
                     <a:graphicData uri="http://schemas.openxmlformats.org/drawingml/2006/picture">
                       <pic:pic>
                         <pic:nvPicPr>
-                          <pic:cNvPr descr="/opt/quarto/share/formats/docx/note.png" id="145" name="Picture"/>
+                          <pic:cNvPr descr="/opt/quarto/share/formats/docx/note.png" id="152" name="Picture"/>
                           <pic:cNvPicPr>
                             <a:picLocks noChangeArrowheads="1" noChangeAspect="1"/>
                           </pic:cNvPicPr>
                         </pic:nvPicPr>
                         <pic:blipFill>
-                          <a:blip r:embed="rId143"/>
+                          <a:blip r:embed="rId150"/>
                           <a:stretch>
                             <a:fillRect/>
                           </a:stretch>
@@ -39274,9 +41164,9 @@
         </w:tc>
       </w:tr>
     </w:tbl>
-    <w:bookmarkEnd w:id="146"/>
-    <w:bookmarkEnd w:id="147"/>
-    <w:bookmarkStart w:id="183" w:name="sec-kfold"/>
+    <w:bookmarkEnd w:id="153"/>
+    <w:bookmarkEnd w:id="154"/>
+    <w:bookmarkStart w:id="190" w:name="sec-kfold"/>
     <w:p>
       <w:pPr>
         <w:pStyle w:val="Heading2"/>
@@ -39296,7 +41186,7 @@
         <w:t xml:space="preserve">-fold cross-validation</w:t>
       </w:r>
     </w:p>
-    <w:bookmarkStart w:id="148" w:name="exr-kfold"/>
+    <w:bookmarkStart w:id="155" w:name="exr-kfold"/>
     <w:p>
       <w:pPr>
         <w:pStyle w:val="FirstParagraph"/>
@@ -39447,8 +41337,8 @@
         <w:t xml:space="preserve">How many times is a given car used for fitting, and how many times for prediction?</w:t>
       </w:r>
     </w:p>
-    <w:bookmarkEnd w:id="148"/>
-    <w:bookmarkStart w:id="149" w:name="sol-kfold"/>
+    <w:bookmarkEnd w:id="155"/>
+    <w:bookmarkStart w:id="156" w:name="sol-kfold"/>
     <w:p>
       <w:pPr>
         <w:pStyle w:val="FirstParagraph"/>
@@ -39622,8 +41512,8 @@
         <w:t xml:space="preserve">fits.</w:t>
       </w:r>
     </w:p>
-    <w:bookmarkEnd w:id="149"/>
-    <w:bookmarkStart w:id="151" w:name="def-folds"/>
+    <w:bookmarkEnd w:id="156"/>
+    <w:bookmarkStart w:id="158" w:name="def-folds"/>
     <w:p>
       <w:pPr>
         <w:pStyle w:val="FirstParagraph"/>
@@ -39633,7 +41523,7 @@
           <w:b/>
           <w:bCs/>
         </w:rPr>
-        <w:t xml:space="preserve">Definition 25 (Folds)</w:t>
+        <w:t xml:space="preserve">Definition 28 (Folds)</w:t>
       </w:r>
       <w:r>
         <w:t xml:space="preserve"> </w:t>
@@ -39812,7 +41702,7 @@
       <w:pPr>
         <w:pStyle w:val="BodyText"/>
       </w:pPr>
-      <w:bookmarkStart w:id="150" w:name="eq-folds"/>
+      <w:bookmarkStart w:id="157" w:name="eq-folds"/>
       <m:oMathPara>
         <m:oMathParaPr>
           <m:jc m:val="center"/>
@@ -39893,7 +41783,7 @@
             <m:t>(</m:t>
           </m:r>
           <m:r>
-            <m:t>27</m:t>
+            <m:t>29</m:t>
           </m:r>
           <m:r>
             <m:rPr>
@@ -39903,10 +41793,10 @@
           </m:r>
         </m:oMath>
       </m:oMathPara>
-      <w:bookmarkEnd w:id="150"/>
+      <w:bookmarkEnd w:id="157"/>
     </w:p>
-    <w:bookmarkEnd w:id="151"/>
-    <w:bookmarkStart w:id="152" w:name="rem-source-folds"/>
+    <w:bookmarkEnd w:id="158"/>
+    <w:bookmarkStart w:id="159" w:name="rem-source-folds"/>
     <w:p>
       <w:pPr>
         <w:pStyle w:val="FirstParagraph"/>
@@ -39916,7 +41806,7 @@
           <w:i/>
           <w:iCs/>
         </w:rPr>
-        <w:t xml:space="preserve">Remark 18</w:t>
+        <w:t xml:space="preserve">Remark 17</w:t>
       </w:r>
       <w:r>
         <w:t xml:space="preserve"> (Source: Folds). </w:t>
@@ -39960,8 +41850,8 @@
         <w:t xml:space="preserve">roughly equal-sized parts.</w:t>
       </w:r>
     </w:p>
-    <w:bookmarkEnd w:id="152"/>
-    <w:bookmarkStart w:id="154" w:name="def-fold-size"/>
+    <w:bookmarkEnd w:id="159"/>
+    <w:bookmarkStart w:id="161" w:name="def-fold-size"/>
     <w:p>
       <w:pPr>
         <w:pStyle w:val="BodyText"/>
@@ -39971,7 +41861,7 @@
           <w:b/>
           <w:bCs/>
         </w:rPr>
-        <w:t xml:space="preserve">Definition 26 (Fold size)</w:t>
+        <w:t xml:space="preserve">Definition 29 (Fold size)</w:t>
       </w:r>
       <w:r>
         <w:t xml:space="preserve"> </w:t>
@@ -40055,7 +41945,7 @@
       <w:pPr>
         <w:pStyle w:val="BodyText"/>
       </w:pPr>
-      <w:bookmarkStart w:id="153" w:name="eq-fold-size"/>
+      <w:bookmarkStart w:id="160" w:name="eq-fold-size"/>
       <m:oMathPara>
         <m:oMathParaPr>
           <m:jc m:val="center"/>
@@ -40140,7 +42030,7 @@
             <m:t>(</m:t>
           </m:r>
           <m:r>
-            <m:t>28</m:t>
+            <m:t>30</m:t>
           </m:r>
           <m:r>
             <m:rPr>
@@ -40150,10 +42040,10 @@
           </m:r>
         </m:oMath>
       </m:oMathPara>
-      <w:bookmarkEnd w:id="153"/>
+      <w:bookmarkEnd w:id="160"/>
     </w:p>
-    <w:bookmarkEnd w:id="154"/>
-    <w:bookmarkStart w:id="156" w:name="def-fold-assignment"/>
+    <w:bookmarkEnd w:id="161"/>
+    <w:bookmarkStart w:id="163" w:name="def-fold-assignment"/>
     <w:p>
       <w:pPr>
         <w:pStyle w:val="FirstParagraph"/>
@@ -40163,7 +42053,7 @@
           <w:b/>
           <w:bCs/>
         </w:rPr>
-        <w:t xml:space="preserve">Definition 27 (Fold assignment)</w:t>
+        <w:t xml:space="preserve">Definition 30 (Fold assignment)</w:t>
       </w:r>
       <w:r>
         <w:t xml:space="preserve"> </w:t>
@@ -40308,7 +42198,7 @@
       <w:pPr>
         <w:pStyle w:val="BodyText"/>
       </w:pPr>
-      <w:bookmarkStart w:id="155" w:name="eq-fold-assignment"/>
+      <w:bookmarkStart w:id="162" w:name="eq-fold-assignment"/>
       <m:oMathPara>
         <m:oMathParaPr>
           <m:jc m:val="center"/>
@@ -40374,7 +42264,7 @@
             <m:t>(</m:t>
           </m:r>
           <m:r>
-            <m:t>29</m:t>
+            <m:t>31</m:t>
           </m:r>
           <m:r>
             <m:rPr>
@@ -40384,10 +42274,10 @@
           </m:r>
         </m:oMath>
       </m:oMathPara>
-      <w:bookmarkEnd w:id="155"/>
+      <w:bookmarkEnd w:id="162"/>
     </w:p>
-    <w:bookmarkEnd w:id="156"/>
-    <w:bookmarkStart w:id="157" w:name="rem-source-fold-assignment"/>
+    <w:bookmarkEnd w:id="163"/>
+    <w:bookmarkStart w:id="164" w:name="rem-source-fold-assignment"/>
     <w:p>
       <w:pPr>
         <w:pStyle w:val="FirstParagraph"/>
@@ -40397,7 +42287,7 @@
           <w:i/>
           <w:iCs/>
         </w:rPr>
-        <w:t xml:space="preserve">Remark 19</w:t>
+        <w:t xml:space="preserve">Remark 18</w:t>
       </w:r>
       <w:r>
         <w:t xml:space="preserve"> (Source: Fold assignment). </w:t>
@@ -40448,8 +42338,8 @@
         <w:t xml:space="preserve">.</w:t>
       </w:r>
     </w:p>
-    <w:bookmarkEnd w:id="157"/>
-    <w:bookmarkStart w:id="159" w:name="def-fold-out-rule"/>
+    <w:bookmarkEnd w:id="164"/>
+    <w:bookmarkStart w:id="166" w:name="def-fold-out-rule"/>
     <w:p>
       <w:pPr>
         <w:pStyle w:val="BodyText"/>
@@ -40459,7 +42349,7 @@
           <w:b/>
           <w:bCs/>
         </w:rPr>
-        <w:t xml:space="preserve">Definition 28 (Fold-out rule)</w:t>
+        <w:t xml:space="preserve">Definition 31 (Fold-out rule)</w:t>
       </w:r>
       <w:r>
         <w:t xml:space="preserve"> </w:t>
@@ -40641,7 +42531,7 @@
       <w:pPr>
         <w:pStyle w:val="BodyText"/>
       </w:pPr>
-      <w:bookmarkStart w:id="158" w:name="eq-fold-out-rule"/>
+      <w:bookmarkStart w:id="165" w:name="eq-fold-out-rule"/>
       <m:oMathPara>
         <m:oMathParaPr>
           <m:jc m:val="center"/>
@@ -40864,7 +42754,7 @@
             <m:t>(</m:t>
           </m:r>
           <m:r>
-            <m:t>30</m:t>
+            <m:t>32</m:t>
           </m:r>
           <m:r>
             <m:rPr>
@@ -40874,10 +42764,10 @@
           </m:r>
         </m:oMath>
       </m:oMathPara>
-      <w:bookmarkEnd w:id="158"/>
+      <w:bookmarkEnd w:id="165"/>
     </w:p>
-    <w:bookmarkEnd w:id="159"/>
-    <w:bookmarkStart w:id="160" w:name="rem-source-fold-out-rule"/>
+    <w:bookmarkEnd w:id="166"/>
+    <w:bookmarkStart w:id="167" w:name="rem-source-fold-out-rule"/>
     <w:p>
       <w:pPr>
         <w:pStyle w:val="FirstParagraph"/>
@@ -40887,7 +42777,7 @@
           <w:i/>
           <w:iCs/>
         </w:rPr>
-        <w:t xml:space="preserve">Remark 20</w:t>
+        <w:t xml:space="preserve">Remark 19</w:t>
       </w:r>
       <w:r>
         <w:t xml:space="preserve"> (Source: Fold-out rule). </w:t>
@@ -40949,8 +42839,8 @@
         <w:t xml:space="preserve">.</w:t>
       </w:r>
     </w:p>
-    <w:bookmarkEnd w:id="160"/>
-    <w:bookmarkStart w:id="161" w:name="def-kfold"/>
+    <w:bookmarkEnd w:id="167"/>
+    <w:bookmarkStart w:id="168" w:name="def-kfold"/>
     <w:p>
       <w:pPr>
         <w:pStyle w:val="BodyText"/>
@@ -40960,7 +42850,7 @@
           <w:b/>
           <w:bCs/>
         </w:rPr>
-        <w:t xml:space="preserve">Definition 29 (</w:t>
+        <w:t xml:space="preserve">Definition 32 (</w:t>
       </w:r>
       <m:oMath>
         <m:r>
@@ -41297,8 +43187,8 @@
         <w:t xml:space="preserve">Compute a summary prediction-error measure across all folds.</w:t>
       </w:r>
     </w:p>
-    <w:bookmarkEnd w:id="161"/>
-    <w:bookmarkStart w:id="162" w:name="rem-kfold-vs-validation-set"/>
+    <w:bookmarkEnd w:id="168"/>
+    <w:bookmarkStart w:id="169" w:name="rem-kfold-vs-validation-set"/>
     <w:p>
       <w:pPr>
         <w:pStyle w:val="FirstParagraph"/>
@@ -41308,7 +43198,7 @@
           <w:i/>
           <w:iCs/>
         </w:rPr>
-        <w:t xml:space="preserve">Remark 21</w:t>
+        <w:t xml:space="preserve">Remark 20</w:t>
       </w:r>
       <w:r>
         <w:t xml:space="preserve"> (Cross-validation instead of a single validation set). </w:t>
@@ -41341,7 +43231,7 @@
           <w:rPr>
             <w:rStyle w:val="Hyperlink"/>
           </w:rPr>
-          <w:t xml:space="preserve">Definition 20</w:t>
+          <w:t xml:space="preserve">Definition 21</w:t>
         </w:r>
       </w:hyperlink>
       <w:r>
@@ -41400,8 +43290,8 @@
         <w:t xml:space="preserve">give 4 fits on 24 cars each.</w:t>
       </w:r>
     </w:p>
-    <w:bookmarkEnd w:id="162"/>
-    <w:bookmarkStart w:id="164" w:name="def-cv-estimate"/>
+    <w:bookmarkEnd w:id="169"/>
+    <w:bookmarkStart w:id="171" w:name="def-cv-estimate"/>
     <w:p>
       <w:pPr>
         <w:pStyle w:val="BodyText"/>
@@ -41411,7 +43301,7 @@
           <w:b/>
           <w:bCs/>
         </w:rPr>
-        <w:t xml:space="preserve">Definition 30 (Cross-validation estimate)</w:t>
+        <w:t xml:space="preserve">Definition 33 (Cross-validation estimate)</w:t>
       </w:r>
       <w:r>
         <w:t xml:space="preserve"> </w:t>
@@ -41489,7 +43379,7 @@
       <w:r>
         <w:t xml:space="preserve"> </w:t>
       </w:r>
-      <w:hyperlink r:id="rId34">
+      <w:hyperlink r:id="rId37">
         <w:r>
           <w:rPr>
             <w:rStyle w:val="Hyperlink"/>
@@ -41617,7 +43507,7 @@
       <w:pPr>
         <w:pStyle w:val="BodyText"/>
       </w:pPr>
-      <w:bookmarkStart w:id="163" w:name="eq-cv-estimate"/>
+      <w:bookmarkStart w:id="170" w:name="eq-cv-estimate"/>
       <m:oMathPara>
         <m:oMathParaPr>
           <m:jc m:val="center"/>
@@ -41870,7 +43760,7 @@
             <m:t>(</m:t>
           </m:r>
           <m:r>
-            <m:t>31</m:t>
+            <m:t>33</m:t>
           </m:r>
           <m:r>
             <m:rPr>
@@ -41880,10 +43770,10 @@
           </m:r>
         </m:oMath>
       </m:oMathPara>
-      <w:bookmarkEnd w:id="163"/>
+      <w:bookmarkEnd w:id="170"/>
     </w:p>
-    <w:bookmarkEnd w:id="164"/>
-    <w:bookmarkStart w:id="165" w:name="rem-source-cv-estimate"/>
+    <w:bookmarkEnd w:id="171"/>
+    <w:bookmarkStart w:id="172" w:name="rem-source-cv-estimate"/>
     <w:p>
       <w:pPr>
         <w:pStyle w:val="FirstParagraph"/>
@@ -41893,7 +43783,7 @@
           <w:i/>
           <w:iCs/>
         </w:rPr>
-        <w:t xml:space="preserve">Remark 22</w:t>
+        <w:t xml:space="preserve">Remark 21</w:t>
       </w:r>
       <w:r>
         <w:t xml:space="preserve"> (Source: Cross-validation estimate). </w:t>
@@ -41935,8 +43825,8 @@
         <w:t xml:space="preserve">.</w:t>
       </w:r>
     </w:p>
-    <w:bookmarkEnd w:id="165"/>
-    <w:bookmarkStart w:id="166" w:name="exr-cv-estimate-by-fold"/>
+    <w:bookmarkEnd w:id="172"/>
+    <w:bookmarkStart w:id="173" w:name="exr-cv-estimate-by-fold"/>
     <w:p>
       <w:pPr>
         <w:pStyle w:val="BodyText"/>
@@ -41973,7 +43863,7 @@
           <w:rPr>
             <w:rStyle w:val="Hyperlink"/>
           </w:rPr>
-          <w:t xml:space="preserve">Equation 31</w:t>
+          <w:t xml:space="preserve">Equation 33</w:t>
         </w:r>
       </w:hyperlink>
       <w:r>
@@ -42141,8 +44031,8 @@
         <w:t xml:space="preserve">.</w:t>
       </w:r>
     </w:p>
-    <w:bookmarkEnd w:id="166"/>
-    <w:bookmarkStart w:id="167" w:name="sol-cv-estimate-by-fold"/>
+    <w:bookmarkEnd w:id="173"/>
+    <w:bookmarkStart w:id="174" w:name="sol-cv-estimate-by-fold"/>
     <w:p>
       <w:pPr>
         <w:pStyle w:val="BodyText"/>
@@ -42240,7 +44130,7 @@
           <w:rPr>
             <w:rStyle w:val="Hyperlink"/>
           </w:rPr>
-          <w:t xml:space="preserve">Definition 25</w:t>
+          <w:t xml:space="preserve">Definition 28</w:t>
         </w:r>
       </w:hyperlink>
       <w:r>
@@ -42266,7 +44156,7 @@
           <w:rPr>
             <w:rStyle w:val="Hyperlink"/>
           </w:rPr>
-          <w:t xml:space="preserve">Equation 31</w:t>
+          <w:t xml:space="preserve">Equation 33</w:t>
         </w:r>
       </w:hyperlink>
       <w:r>
@@ -42322,7 +44212,7 @@
           <w:rPr>
             <w:rStyle w:val="Hyperlink"/>
           </w:rPr>
-          <w:t xml:space="preserve">Equation 29</w:t>
+          <w:t xml:space="preserve">Equation 31</w:t>
         </w:r>
       </w:hyperlink>
       <w:r>
@@ -43303,8 +45193,8 @@
         <w:t xml:space="preserve">so each inner sum uses a single fitted rule.</w:t>
       </w:r>
     </w:p>
-    <w:bookmarkEnd w:id="167"/>
-    <w:bookmarkStart w:id="169" w:name="thm-cv-estimate-by-fold"/>
+    <w:bookmarkEnd w:id="174"/>
+    <w:bookmarkStart w:id="176" w:name="thm-cv-estimate-by-fold"/>
     <w:p>
       <w:pPr>
         <w:pStyle w:val="BodyText"/>
@@ -43393,7 +45283,7 @@
       <w:pPr>
         <w:pStyle w:val="BodyText"/>
       </w:pPr>
-      <w:bookmarkStart w:id="168" w:name="eq-cv-estimate-by-fold"/>
+      <w:bookmarkStart w:id="175" w:name="eq-cv-estimate-by-fold"/>
       <m:oMathPara>
         <m:oMathParaPr>
           <m:jc m:val="center"/>
@@ -43656,7 +45546,7 @@
             <m:t>(</m:t>
           </m:r>
           <m:r>
-            <m:t>32</m:t>
+            <m:t>34</m:t>
           </m:r>
           <m:r>
             <m:rPr>
@@ -43666,9 +45556,9 @@
           </m:r>
         </m:oMath>
       </m:oMathPara>
-      <w:bookmarkEnd w:id="168"/>
+      <w:bookmarkEnd w:id="175"/>
     </w:p>
-    <w:bookmarkEnd w:id="169"/>
+    <w:bookmarkEnd w:id="176"/>
     <w:p>
       <w:pPr>
         <w:pStyle w:val="FirstParagraph"/>
@@ -43701,7 +45591,7 @@
         <w:t xml:space="preserve">.</w:t>
       </w:r>
     </w:p>
-    <w:bookmarkStart w:id="171" w:name="def-fold-mse"/>
+    <w:bookmarkStart w:id="178" w:name="def-fold-mse"/>
     <w:p>
       <w:pPr>
         <w:pStyle w:val="BodyText"/>
@@ -43711,7 +45601,7 @@
           <w:b/>
           <w:bCs/>
         </w:rPr>
-        <w:t xml:space="preserve">Definition 31 (Fold mean squared error)</w:t>
+        <w:t xml:space="preserve">Definition 34 (Fold mean squared error)</w:t>
       </w:r>
       <w:r>
         <w:t xml:space="preserve"> </w:t>
@@ -43796,7 +45686,7 @@
       <w:r>
         <w:t xml:space="preserve"> </w:t>
       </w:r>
-      <w:hyperlink r:id="rId34">
+      <w:hyperlink r:id="rId37">
         <w:r>
           <w:rPr>
             <w:rStyle w:val="Hyperlink"/>
@@ -43869,7 +45759,7 @@
       <w:pPr>
         <w:pStyle w:val="BodyText"/>
       </w:pPr>
-      <w:bookmarkStart w:id="170" w:name="eq-fold-mse"/>
+      <w:bookmarkStart w:id="177" w:name="eq-fold-mse"/>
       <m:oMathPara>
         <m:oMathParaPr>
           <m:jc m:val="center"/>
@@ -44099,7 +45989,7 @@
             <m:t>(</m:t>
           </m:r>
           <m:r>
-            <m:t>33</m:t>
+            <m:t>35</m:t>
           </m:r>
           <m:r>
             <m:rPr>
@@ -44109,10 +45999,10 @@
           </m:r>
         </m:oMath>
       </m:oMathPara>
-      <w:bookmarkEnd w:id="170"/>
+      <w:bookmarkEnd w:id="177"/>
     </w:p>
-    <w:bookmarkEnd w:id="171"/>
-    <w:bookmarkStart w:id="172" w:name="rem-source-fold-mse"/>
+    <w:bookmarkEnd w:id="178"/>
+    <w:bookmarkStart w:id="179" w:name="rem-source-fold-mse"/>
     <w:p>
       <w:pPr>
         <w:pStyle w:val="FirstParagraph"/>
@@ -44122,7 +46012,7 @@
           <w:i/>
           <w:iCs/>
         </w:rPr>
-        <w:t xml:space="preserve">Remark 23</w:t>
+        <w:t xml:space="preserve">Remark 22</w:t>
       </w:r>
       <w:r>
         <w:t xml:space="preserve"> (Source: Fold mean squared error). </w:t>
@@ -44192,8 +46082,8 @@
         <w:t xml:space="preserve">.</w:t>
       </w:r>
     </w:p>
-    <w:bookmarkEnd w:id="172"/>
-    <w:bookmarkStart w:id="173" w:name="rem-cv-estimate"/>
+    <w:bookmarkEnd w:id="179"/>
+    <w:bookmarkStart w:id="180" w:name="rem-cv-estimate"/>
     <w:p>
       <w:pPr>
         <w:pStyle w:val="BodyText"/>
@@ -44203,7 +46093,7 @@
           <w:i/>
           <w:iCs/>
         </w:rPr>
-        <w:t xml:space="preserve">Remark 24</w:t>
+        <w:t xml:space="preserve">Remark 23</w:t>
       </w:r>
       <w:r>
         <w:t xml:space="preserve"> (What the cross-validation estimate estimates). </w:t>
@@ -44219,7 +46109,7 @@
           <w:rPr>
             <w:rStyle w:val="Hyperlink"/>
           </w:rPr>
-          <w:t xml:space="preserve">Equation 31</w:t>
+          <w:t xml:space="preserve">Equation 33</w:t>
         </w:r>
       </w:hyperlink>
       <w:r>
@@ -44872,8 +46762,8 @@
         <w:t xml:space="preserve">use.</w:t>
       </w:r>
     </w:p>
-    <w:bookmarkEnd w:id="173"/>
-    <w:bookmarkStart w:id="174" w:name="rem-choosing-k"/>
+    <w:bookmarkEnd w:id="180"/>
+    <w:bookmarkStart w:id="181" w:name="rem-choosing-k"/>
     <w:p>
       <w:pPr>
         <w:pStyle w:val="BodyText"/>
@@ -44883,7 +46773,7 @@
           <w:i/>
           <w:iCs/>
         </w:rPr>
-        <w:t xml:space="preserve">Remark 25</w:t>
+        <w:t xml:space="preserve">Remark 24</w:t>
       </w:r>
       <w:r>
         <w:t xml:space="preserve"> (Choosing the number of folds). </w:t>
@@ -44950,7 +46840,7 @@
           <w:rPr>
             <w:rStyle w:val="Hyperlink"/>
           </w:rPr>
-          <w:t xml:space="preserve">Equation 31</w:t>
+          <w:t xml:space="preserve">Equation 33</w:t>
         </w:r>
       </w:hyperlink>
       <w:r>
@@ -45280,8 +47170,8 @@
         <w:t xml:space="preserve">is the usual compromise.</w:t>
       </w:r>
     </w:p>
-    <w:bookmarkEnd w:id="174"/>
-    <w:bookmarkStart w:id="179" w:name="exm-kfold-simulated"/>
+    <w:bookmarkEnd w:id="181"/>
+    <w:bookmarkStart w:id="186" w:name="exm-kfold-simulated"/>
     <w:p>
       <w:pPr>
         <w:pStyle w:val="BodyText"/>
@@ -45291,7 +47181,7 @@
           <w:b/>
           <w:bCs/>
         </w:rPr>
-        <w:t xml:space="preserve">Example 9 (Cross-validation versus the generalization error)</w:t>
+        <w:t xml:space="preserve">Example 10 (Cross-validation versus the generalization error)</w:t>
       </w:r>
       <w:r>
         <w:t xml:space="preserve"> </w:t>
@@ -45352,7 +47242,7 @@
           <w:rPr>
             <w:rStyle w:val="Hyperlink"/>
           </w:rPr>
-          <w:t xml:space="preserve">Example 5</w:t>
+          <w:t xml:space="preserve">Example 6</w:t>
         </w:r>
       </w:hyperlink>
       <w:r>
@@ -45435,7 +47325,7 @@
           <w:rPr>
             <w:rStyle w:val="Hyperlink"/>
           </w:rPr>
-          <w:t xml:space="preserve">Equation 31</w:t>
+          <w:t xml:space="preserve">Equation 33</w:t>
         </w:r>
       </w:hyperlink>
       <w:r>
@@ -46185,7 +48075,7 @@
           <w:rPr>
             <w:rStyle w:val="Hyperlink"/>
           </w:rPr>
-          <w:t xml:space="preserve">Example 5</w:t>
+          <w:t xml:space="preserve">Example 6</w:t>
         </w:r>
       </w:hyperlink>
       <w:r>
@@ -46513,7 +48403,7 @@
       <w:tr>
         <w:tc>
           <w:tcPr/>
-          <w:bookmarkStart w:id="178" w:name="fig-cv-simulated"/>
+          <w:bookmarkStart w:id="185" w:name="fig-cv-simulated"/>
           <w:p>
             <w:pPr>
               <w:pStyle w:val="SourceCode"/>
@@ -47459,18 +49349,18 @@
                 <wp:inline>
                   <wp:extent cx="4620126" cy="3696101"/>
                   <wp:effectExtent b="0" l="0" r="0" t="0"/>
-                  <wp:docPr descr="" title="" id="176" name="Picture"/>
+                  <wp:docPr descr="" title="" id="183" name="Picture"/>
                   <a:graphic>
                     <a:graphicData uri="http://schemas.openxmlformats.org/drawingml/2006/picture">
                       <pic:pic>
                         <pic:nvPicPr>
-                          <pic:cNvPr descr="model-validation_files/figure-docx/cv-simulated-plot-1.png" id="177" name="Picture"/>
+                          <pic:cNvPr descr="model-validation_files/figure-docx/cv-simulated-plot-1.png" id="184" name="Picture"/>
                           <pic:cNvPicPr>
                             <a:picLocks noChangeArrowheads="1" noChangeAspect="1"/>
                           </pic:cNvPicPr>
                         </pic:nvPicPr>
                         <pic:blipFill>
-                          <a:blip r:embed="rId175"/>
+                          <a:blip r:embed="rId182"/>
                           <a:stretch>
                             <a:fillRect/>
                           </a:stretch>
@@ -47539,7 +49429,7 @@
               <w:t xml:space="preserve">could be computed from real data.</w:t>
             </w:r>
           </w:p>
-          <w:bookmarkEnd w:id="178"/>
+          <w:bookmarkEnd w:id="185"/>
         </w:tc>
       </w:tr>
     </w:tbl>
@@ -48026,7 +49916,7 @@
           <w:rPr>
             <w:rStyle w:val="Hyperlink"/>
           </w:rPr>
-          <w:t xml:space="preserve">Remark 24</w:t>
+          <w:t xml:space="preserve">Remark 23</w:t>
         </w:r>
       </w:hyperlink>
       <w:r>
@@ -48090,7 +49980,7 @@
           <w:rPr>
             <w:rStyle w:val="Hyperlink"/>
           </w:rPr>
-          <w:t xml:space="preserve">Remark 24</w:t>
+          <w:t xml:space="preserve">Remark 23</w:t>
         </w:r>
       </w:hyperlink>
       <w:r>
@@ -49440,8 +51330,8 @@
         <w:t xml:space="preserve">new ones.</w:t>
       </w:r>
     </w:p>
-    <w:bookmarkEnd w:id="179"/>
-    <w:bookmarkStart w:id="182" w:name="exm-kfold-mtcars"/>
+    <w:bookmarkEnd w:id="186"/>
+    <w:bookmarkStart w:id="189" w:name="exm-kfold-mtcars"/>
     <w:p>
       <w:pPr>
         <w:pStyle w:val="BodyText"/>
@@ -49451,7 +51341,7 @@
           <w:b/>
           <w:bCs/>
         </w:rPr>
-        <w:t xml:space="preserve">Example 10 (Four-fold cross-validation of the</w:t>
+        <w:t xml:space="preserve">Example 11 (Four-fold cross-validation of the</w:t>
       </w:r>
       <w:r>
         <w:rPr>
@@ -49600,7 +51490,7 @@
           <w:rPr>
             <w:rStyle w:val="Hyperlink"/>
           </w:rPr>
-          <w:t xml:space="preserve">Example 9</w:t>
+          <w:t xml:space="preserve">Example 10</w:t>
         </w:r>
       </w:hyperlink>
       <w:r>
@@ -49644,7 +51534,7 @@
       <w:tr>
         <w:tc>
           <w:tcPr/>
-          <w:bookmarkStart w:id="180" w:name="tbl-cv-mtcars-repeats"/>
+          <w:bookmarkStart w:id="187" w:name="tbl-cv-mtcars-repeats"/>
           <w:p>
             <w:pPr>
               <w:jc w:val="center"/>
@@ -50300,7 +52190,7 @@
               <w:t xml:space="preserve">#&gt; 5         5     3.38     2.74     2.78     2.81</w:t>
             </w:r>
           </w:p>
-          <w:bookmarkEnd w:id="180"/>
+          <w:bookmarkEnd w:id="187"/>
         </w:tc>
       </w:tr>
     </w:tbl>
@@ -50325,7 +52215,7 @@
       <w:tr>
         <w:tc>
           <w:tcPr/>
-          <w:bookmarkStart w:id="181" w:name="tbl-cv-mtcars"/>
+          <w:bookmarkStart w:id="188" w:name="tbl-cv-mtcars"/>
           <w:p>
             <w:pPr>
               <w:jc w:val="center"/>
@@ -50681,7 +52571,7 @@
               <w:t xml:space="preserve">#&gt; 5         5 2       2.74</w:t>
             </w:r>
           </w:p>
-          <w:bookmarkEnd w:id="181"/>
+          <w:bookmarkEnd w:id="188"/>
         </w:tc>
       </w:tr>
     </w:tbl>
@@ -51305,7 +53195,7 @@
           <w:rPr>
             <w:rStyle w:val="Hyperlink"/>
           </w:rPr>
-          <w:t xml:space="preserve">Equation 31</w:t>
+          <w:t xml:space="preserve">Equation 33</w:t>
         </w:r>
       </w:hyperlink>
       <w:r>
@@ -51371,9 +53261,9 @@
         <w:t xml:space="preserve">may not survive a different split.</w:t>
       </w:r>
     </w:p>
-    <w:bookmarkEnd w:id="182"/>
-    <w:bookmarkEnd w:id="183"/>
-    <w:bookmarkStart w:id="211" w:name="sec-loocv"/>
+    <w:bookmarkEnd w:id="189"/>
+    <w:bookmarkEnd w:id="190"/>
+    <w:bookmarkStart w:id="217" w:name="sec-loocv"/>
     <w:p>
       <w:pPr>
         <w:pStyle w:val="Heading2"/>
@@ -51382,7 +53272,7 @@
         <w:t xml:space="preserve">7 Leave-one-out cross-validation</w:t>
       </w:r>
     </w:p>
-    <w:bookmarkStart w:id="184" w:name="exr-loocv"/>
+    <w:bookmarkStart w:id="191" w:name="exr-loocv"/>
     <w:p>
       <w:pPr>
         <w:pStyle w:val="FirstParagraph"/>
@@ -51585,15 +53475,15 @@
           <w:rPr>
             <w:rStyle w:val="Hyperlink"/>
           </w:rPr>
-          <w:t xml:space="preserve">Equation 31</w:t>
+          <w:t xml:space="preserve">Equation 33</w:t>
         </w:r>
       </w:hyperlink>
       <w:r>
         <w:t xml:space="preserve">) differ?</w:t>
       </w:r>
     </w:p>
-    <w:bookmarkEnd w:id="184"/>
-    <w:bookmarkStart w:id="185" w:name="sol-loocv"/>
+    <w:bookmarkEnd w:id="191"/>
+    <w:bookmarkStart w:id="192" w:name="sol-loocv"/>
     <w:p>
       <w:pPr>
         <w:pStyle w:val="FirstParagraph"/>
@@ -51754,7 +53644,7 @@
           <w:rPr>
             <w:rStyle w:val="Hyperlink"/>
           </w:rPr>
-          <w:t xml:space="preserve">Equation 31</w:t>
+          <w:t xml:space="preserve">Equation 33</w:t>
         </w:r>
       </w:hyperlink>
       <w:r>
@@ -51777,7 +53667,7 @@
           <w:rPr>
             <w:rStyle w:val="Hyperlink"/>
           </w:rPr>
-          <w:t xml:space="preserve">Example 10</w:t>
+          <w:t xml:space="preserve">Example 11</w:t>
         </w:r>
       </w:hyperlink>
       <w:r>
@@ -51790,8 +53680,8 @@
         <w:t xml:space="preserve">the estimate is not random.</w:t>
       </w:r>
     </w:p>
-    <w:bookmarkEnd w:id="185"/>
-    <w:bookmarkStart w:id="187" w:name="def-loocv"/>
+    <w:bookmarkEnd w:id="192"/>
+    <w:bookmarkStart w:id="194" w:name="def-loocv"/>
     <w:p>
       <w:pPr>
         <w:pStyle w:val="FirstParagraph"/>
@@ -51801,7 +53691,7 @@
           <w:b/>
           <w:bCs/>
         </w:rPr>
-        <w:t xml:space="preserve">Definition 32 (Leave-one-out cross-validation)</w:t>
+        <w:t xml:space="preserve">Definition 35 (Leave-one-out cross-validation)</w:t>
       </w:r>
       <w:r>
         <w:t xml:space="preserve"> </w:t>
@@ -52065,7 +53955,7 @@
           <w:rPr>
             <w:rStyle w:val="Hyperlink"/>
           </w:rPr>
-          <w:t xml:space="preserve">Equation 31</w:t>
+          <w:t xml:space="preserve">Equation 33</w:t>
         </w:r>
       </w:hyperlink>
       <w:r>
@@ -52099,7 +53989,7 @@
       <w:pPr>
         <w:pStyle w:val="BodyText"/>
       </w:pPr>
-      <w:bookmarkStart w:id="186" w:name="eq-loocv"/>
+      <w:bookmarkStart w:id="193" w:name="eq-loocv"/>
       <m:oMathPara>
         <m:oMathParaPr>
           <m:jc m:val="center"/>
@@ -52339,7 +54229,7 @@
             <m:t>(</m:t>
           </m:r>
           <m:r>
-            <m:t>34</m:t>
+            <m:t>36</m:t>
           </m:r>
           <m:r>
             <m:rPr>
@@ -52349,23 +54239,17 @@
           </m:r>
         </m:oMath>
       </m:oMathPara>
-      <w:bookmarkEnd w:id="186"/>
+      <w:bookmarkEnd w:id="193"/>
     </w:p>
-    <w:bookmarkEnd w:id="187"/>
-    <w:bookmarkStart w:id="188" w:name="rem-source-loocv"/>
     <w:p>
       <w:pPr>
         <w:pStyle w:val="FirstParagraph"/>
       </w:pPr>
       <w:r>
-        <w:rPr>
-          <w:i/>
-          <w:iCs/>
-        </w:rPr>
-        <w:t xml:space="preserve">Remark 26</w:t>
-      </w:r>
-      <w:r>
-        <w:t xml:space="preserve"> (Source: Leave-one-out cross-validation). </w:t>
+        <w:t xml:space="preserve">Source:</w:t>
+      </w:r>
+      <w:r>
+        <w:t xml:space="preserve"> </w:t>
       </w:r>
       <w:r>
         <w:t xml:space="preserve">James et al. (2021, sec. 5.1.2)</w:t>
@@ -52374,8 +54258,8 @@
         <w:t xml:space="preserve">.</w:t>
       </w:r>
     </w:p>
-    <w:bookmarkEnd w:id="188"/>
-    <w:bookmarkStart w:id="189" w:name="lem-loocv-not-random"/>
+    <w:bookmarkEnd w:id="194"/>
+    <w:bookmarkStart w:id="195" w:name="lem-loocv-not-random"/>
     <w:p>
       <w:pPr>
         <w:pStyle w:val="BodyText"/>
@@ -52724,7 +54608,7 @@
         <w:t xml:space="preserve">.</w:t>
       </w:r>
     </w:p>
-    <w:bookmarkEnd w:id="189"/>
+    <w:bookmarkEnd w:id="195"/>
     <w:p>
       <w:pPr>
         <w:pStyle w:val="BodyText"/>
@@ -52784,7 +54668,7 @@
           <w:rPr>
             <w:rStyle w:val="Hyperlink"/>
           </w:rPr>
-          <w:t xml:space="preserve">Equation 31</w:t>
+          <w:t xml:space="preserve">Equation 33</w:t>
         </w:r>
       </w:hyperlink>
       <w:r>
@@ -52801,7 +54685,7 @@
           <w:rPr>
             <w:rStyle w:val="Hyperlink"/>
           </w:rPr>
-          <w:t xml:space="preserve">Equation 30</w:t>
+          <w:t xml:space="preserve">Equation 32</w:t>
         </w:r>
       </w:hyperlink>
       <w:r>
@@ -52885,7 +54769,7 @@
           <w:rPr>
             <w:rStyle w:val="Hyperlink"/>
           </w:rPr>
-          <w:t xml:space="preserve">Equation 27</w:t>
+          <w:t xml:space="preserve">Equation 29</w:t>
         </w:r>
       </w:hyperlink>
       <w:r>
@@ -52989,7 +54873,7 @@
           <w:rPr>
             <w:rStyle w:val="Hyperlink"/>
           </w:rPr>
-          <w:t xml:space="preserve">Equation 29</w:t>
+          <w:t xml:space="preserve">Equation 31</w:t>
         </w:r>
       </w:hyperlink>
       <w:r>
@@ -53521,7 +55405,7 @@
           <w:rPr>
             <w:rStyle w:val="Hyperlink"/>
           </w:rPr>
-          <w:t xml:space="preserve">Equation 30</w:t>
+          <w:t xml:space="preserve">Equation 32</w:t>
         </w:r>
       </w:hyperlink>
       <w:r>
@@ -53850,7 +55734,7 @@
           <w:rPr>
             <w:rStyle w:val="Hyperlink"/>
           </w:rPr>
-          <w:t xml:space="preserve">Equation 31</w:t>
+          <w:t xml:space="preserve">Equation 33</w:t>
         </w:r>
       </w:hyperlink>
       <w:r>
@@ -53956,7 +55840,7 @@
           <w:rPr>
             <w:rStyle w:val="Hyperlink"/>
           </w:rPr>
-          <w:t xml:space="preserve">Equation 31</w:t>
+          <w:t xml:space="preserve">Equation 33</w:t>
         </w:r>
       </w:hyperlink>
       <w:r>
@@ -54250,7 +56134,7 @@
         <w:t xml:space="preserve">fits, with the folds numbered differently.</w:t>
       </w:r>
     </w:p>
-    <w:bookmarkStart w:id="191" w:name="def-term-vector"/>
+    <w:bookmarkStart w:id="197" w:name="def-term-vector"/>
     <w:p>
       <w:pPr>
         <w:pStyle w:val="FirstParagraph"/>
@@ -54260,7 +56144,7 @@
           <w:b/>
           <w:bCs/>
         </w:rPr>
-        <w:t xml:space="preserve">Definition 33 (Term vector)</w:t>
+        <w:t xml:space="preserve">Definition 36 (Term vector)</w:t>
       </w:r>
       <w:r>
         <w:t xml:space="preserve"> </w:t>
@@ -54468,16 +56352,21 @@
       <m:oMath>
         <m:sSub>
           <m:e>
-            <m:acc>
-              <m:accPr>
-                <m:chr m:val="̃"/>
-              </m:accPr>
+            <m:limLow>
               <m:e>
                 <m:r>
                   <m:t>t</m:t>
                 </m:r>
               </m:e>
-            </m:acc>
+              <m:lim>
+                <m:r>
+                  <m:rPr>
+                    <m:sty m:val="p"/>
+                  </m:rPr>
+                  <m:t>∼</m:t>
+                </m:r>
+              </m:lim>
+            </m:limLow>
           </m:e>
           <m:sub>
             <m:r>
@@ -54511,7 +56400,7 @@
       <w:pPr>
         <w:pStyle w:val="BodyText"/>
       </w:pPr>
-      <w:bookmarkStart w:id="190" w:name="eq-term-vector"/>
+      <w:bookmarkStart w:id="196" w:name="eq-term-vector"/>
       <m:oMathPara>
         <m:oMathParaPr>
           <m:jc m:val="center"/>
@@ -54519,16 +56408,21 @@
         <m:oMath>
           <m:sSub>
             <m:e>
-              <m:acc>
-                <m:accPr>
-                  <m:chr m:val="̃"/>
-                </m:accPr>
+              <m:limLow>
                 <m:e>
                   <m:r>
                     <m:t>t</m:t>
                   </m:r>
                 </m:e>
-              </m:acc>
+                <m:lim>
+                  <m:r>
+                    <m:rPr>
+                      <m:sty m:val="p"/>
+                    </m:rPr>
+                    <m:t>∼</m:t>
+                  </m:r>
+                </m:lim>
+              </m:limLow>
             </m:e>
             <m:sub>
               <m:r>
@@ -54701,7 +56595,7 @@
             <m:t>(</m:t>
           </m:r>
           <m:r>
-            <m:t>35</m:t>
+            <m:t>37</m:t>
           </m:r>
           <m:r>
             <m:rPr>
@@ -54711,10 +56605,10 @@
           </m:r>
         </m:oMath>
       </m:oMathPara>
-      <w:bookmarkEnd w:id="190"/>
+      <w:bookmarkEnd w:id="196"/>
     </w:p>
-    <w:bookmarkEnd w:id="191"/>
-    <w:bookmarkStart w:id="193" w:name="rem-term-vector"/>
+    <w:bookmarkEnd w:id="197"/>
+    <w:bookmarkStart w:id="199" w:name="rem-term-vector"/>
     <w:p>
       <w:pPr>
         <w:pStyle w:val="FirstParagraph"/>
@@ -54724,7 +56618,7 @@
           <w:i/>
           <w:iCs/>
         </w:rPr>
-        <w:t xml:space="preserve">Remark 27</w:t>
+        <w:t xml:space="preserve">Remark 25</w:t>
       </w:r>
       <w:r>
         <w:t xml:space="preserve"> (The term vector of simple linear regression). </w:t>
@@ -54780,16 +56674,21 @@
       <m:oMath>
         <m:sSub>
           <m:e>
-            <m:acc>
-              <m:accPr>
-                <m:chr m:val="̃"/>
-              </m:accPr>
+            <m:limLow>
               <m:e>
                 <m:r>
                   <m:t>t</m:t>
                 </m:r>
               </m:e>
-            </m:acc>
+              <m:lim>
+                <m:r>
+                  <m:rPr>
+                    <m:sty m:val="p"/>
+                  </m:rPr>
+                  <m:t>∼</m:t>
+                </m:r>
+              </m:lim>
+            </m:limLow>
           </m:e>
           <m:sub>
             <m:r>
@@ -54807,7 +56706,7 @@
       <w:r>
         <w:t xml:space="preserve"> </w:t>
       </w:r>
-      <w:hyperlink r:id="rId192">
+      <w:hyperlink r:id="rId198">
         <w:r>
           <w:rPr>
             <w:rStyle w:val="Hyperlink"/>
@@ -54821,16 +56720,21 @@
       <m:oMath>
         <m:sSub>
           <m:e>
-            <m:acc>
-              <m:accPr>
-                <m:chr m:val="̃"/>
-              </m:accPr>
+            <m:limLow>
               <m:e>
                 <m:r>
                   <m:t>x</m:t>
                 </m:r>
               </m:e>
-            </m:acc>
+              <m:lim>
+                <m:r>
+                  <m:rPr>
+                    <m:sty m:val="p"/>
+                  </m:rPr>
+                  <m:t>∼</m:t>
+                </m:r>
+              </m:lim>
+            </m:limLow>
           </m:e>
           <m:sub>
             <m:r>
@@ -54843,8 +56747,8 @@
         <w:t xml:space="preserve">.</w:t>
       </w:r>
     </w:p>
-    <w:bookmarkEnd w:id="193"/>
-    <w:bookmarkStart w:id="195" w:name="def-cross-product-matrix"/>
+    <w:bookmarkEnd w:id="199"/>
+    <w:bookmarkStart w:id="201" w:name="def-cross-product-matrix"/>
     <w:p>
       <w:pPr>
         <w:pStyle w:val="BodyText"/>
@@ -54854,7 +56758,7 @@
           <w:b/>
           <w:bCs/>
         </w:rPr>
-        <w:t xml:space="preserve">Definition 34 (Cross-product matrix (sum-of-squares and cross-products matrix))</w:t>
+        <w:t xml:space="preserve">Definition 37 (Cross-product matrix (sum-of-squares and cross-products matrix))</w:t>
       </w:r>
       <w:r>
         <w:t xml:space="preserve"> </w:t>
@@ -54903,16 +56807,21 @@
       <m:oMath>
         <m:sSub>
           <m:e>
-            <m:acc>
-              <m:accPr>
-                <m:chr m:val="̃"/>
-              </m:accPr>
+            <m:limLow>
               <m:e>
                 <m:r>
                   <m:t>t</m:t>
                 </m:r>
               </m:e>
-            </m:acc>
+              <m:lim>
+                <m:r>
+                  <m:rPr>
+                    <m:sty m:val="p"/>
+                  </m:rPr>
+                  <m:t>∼</m:t>
+                </m:r>
+              </m:lim>
+            </m:limLow>
           </m:e>
           <m:sub>
             <m:r>
@@ -54966,7 +56875,7 @@
       <w:pPr>
         <w:pStyle w:val="BodyText"/>
       </w:pPr>
-      <w:bookmarkStart w:id="194" w:name="eq-cross-product-matrix"/>
+      <w:bookmarkStart w:id="200" w:name="eq-cross-product-matrix"/>
       <m:oMathPara>
         <m:oMathParaPr>
           <m:jc m:val="center"/>
@@ -55023,16 +56932,21 @@
             <m:e>
               <m:sSub>
                 <m:e>
-                  <m:acc>
-                    <m:accPr>
-                      <m:chr m:val="̃"/>
-                    </m:accPr>
+                  <m:limLow>
                     <m:e>
                       <m:r>
                         <m:t>t</m:t>
                       </m:r>
                     </m:e>
-                  </m:acc>
+                    <m:lim>
+                      <m:r>
+                        <m:rPr>
+                          <m:sty m:val="p"/>
+                        </m:rPr>
+                        <m:t>∼</m:t>
+                      </m:r>
+                    </m:lim>
+                  </m:limLow>
                 </m:e>
                 <m:sub>
                   <m:r>
@@ -55046,16 +56960,21 @@
             <m:e>
               <m:sSub>
                 <m:e>
-                  <m:acc>
-                    <m:accPr>
-                      <m:chr m:val="̃"/>
-                    </m:accPr>
+                  <m:limLow>
                     <m:e>
                       <m:r>
                         <m:t>t</m:t>
                       </m:r>
                     </m:e>
-                  </m:acc>
+                    <m:lim>
+                      <m:r>
+                        <m:rPr>
+                          <m:sty m:val="p"/>
+                        </m:rPr>
+                        <m:t>∼</m:t>
+                      </m:r>
+                    </m:lim>
+                  </m:limLow>
                 </m:e>
                 <m:sub>
                   <m:r>
@@ -55089,7 +57008,7 @@
             <m:t>(</m:t>
           </m:r>
           <m:r>
-            <m:t>36</m:t>
+            <m:t>38</m:t>
           </m:r>
           <m:r>
             <m:rPr>
@@ -55099,10 +57018,10 @@
           </m:r>
         </m:oMath>
       </m:oMathPara>
-      <w:bookmarkEnd w:id="194"/>
+      <w:bookmarkEnd w:id="200"/>
     </w:p>
-    <w:bookmarkEnd w:id="195"/>
-    <w:bookmarkStart w:id="197" w:name="rem-source-cross-product-matrix"/>
+    <w:bookmarkEnd w:id="201"/>
+    <w:bookmarkStart w:id="203" w:name="rem-source-cross-product-matrix"/>
     <w:p>
       <w:pPr>
         <w:pStyle w:val="FirstParagraph"/>
@@ -55112,7 +57031,7 @@
           <w:i/>
           <w:iCs/>
         </w:rPr>
-        <w:t xml:space="preserve">Remark 28</w:t>
+        <w:t xml:space="preserve">Remark 26</w:t>
       </w:r>
       <w:r>
         <w:t xml:space="preserve"> (Source: Cross-product matrix (sum-of-squares and cross-products matrix)). </w:t>
@@ -55151,7 +57070,7 @@
       <w:r>
         <w:t xml:space="preserve"> </w:t>
       </w:r>
-      <w:hyperlink r:id="rId196">
+      <w:hyperlink r:id="rId202">
         <w:r>
           <w:rPr>
             <w:rStyle w:val="Hyperlink"/>
@@ -55163,8 +57082,8 @@
         <w:t xml:space="preserve">).</w:t>
       </w:r>
     </w:p>
-    <w:bookmarkEnd w:id="197"/>
-    <w:bookmarkStart w:id="200" w:name="rem-cross-product-matrix"/>
+    <w:bookmarkEnd w:id="203"/>
+    <w:bookmarkStart w:id="206" w:name="rem-cross-product-matrix"/>
     <w:p>
       <w:pPr>
         <w:pStyle w:val="BodyText"/>
@@ -55174,7 +57093,7 @@
           <w:i/>
           <w:iCs/>
         </w:rPr>
-        <w:t xml:space="preserve">Remark 29</w:t>
+        <w:t xml:space="preserve">Remark 27</w:t>
       </w:r>
       <w:r>
         <w:t xml:space="preserve"> (Cross-product matrix as a matrix product). </w:t>
@@ -55215,16 +57134,21 @@
           <m:e>
             <m:sSub>
               <m:e>
-                <m:acc>
-                  <m:accPr>
-                    <m:chr m:val="̃"/>
-                  </m:accPr>
+                <m:limLow>
                   <m:e>
                     <m:r>
                       <m:t>t</m:t>
                     </m:r>
                   </m:e>
-                </m:acc>
+                  <m:lim>
+                    <m:r>
+                      <m:rPr>
+                        <m:sty m:val="p"/>
+                      </m:rPr>
+                      <m:t>∼</m:t>
+                    </m:r>
+                  </m:lim>
+                </m:limLow>
               </m:e>
               <m:sub>
                 <m:r>
@@ -55473,18 +57397,18 @@
                 <wp:inline>
                   <wp:extent cx="152400" cy="152400"/>
                   <wp:effectExtent b="0" l="0" r="0" t="0"/>
-                  <wp:docPr descr="" title="" id="198" name="Picture"/>
+                  <wp:docPr descr="" title="" id="204" name="Picture"/>
                   <a:graphic>
                     <a:graphicData uri="http://schemas.openxmlformats.org/drawingml/2006/picture">
                       <pic:pic>
                         <pic:nvPicPr>
-                          <pic:cNvPr descr="/opt/quarto/share/formats/docx/note.png" id="199" name="Picture"/>
+                          <pic:cNvPr descr="/opt/quarto/share/formats/docx/note.png" id="205" name="Picture"/>
                           <pic:cNvPicPr>
                             <a:picLocks noChangeArrowheads="1" noChangeAspect="1"/>
                           </pic:cNvPicPr>
                         </pic:nvPicPr>
                         <pic:blipFill>
-                          <a:blip r:embed="rId143"/>
+                          <a:blip r:embed="rId150"/>
                           <a:stretch>
                             <a:fillRect/>
                           </a:stretch>
@@ -55564,7 +57488,7 @@
             <w:r>
               <w:t xml:space="preserve"> </w:t>
             </w:r>
-            <w:hyperlink r:id="rId196">
+            <w:hyperlink r:id="rId202">
               <w:r>
                 <w:rPr>
                   <w:rStyle w:val="Hyperlink"/>
@@ -55592,8 +57516,8 @@
         </w:tc>
       </w:tr>
     </w:tbl>
-    <w:bookmarkEnd w:id="200"/>
-    <w:bookmarkStart w:id="203" w:name="def-leverage"/>
+    <w:bookmarkEnd w:id="206"/>
+    <w:bookmarkStart w:id="209" w:name="def-leverage"/>
     <w:p>
       <w:pPr>
         <w:pStyle w:val="BodyText"/>
@@ -55603,7 +57527,7 @@
           <w:b/>
           <w:bCs/>
         </w:rPr>
-        <w:t xml:space="preserve">Definition 35 (Leverage)</w:t>
+        <w:t xml:space="preserve">Definition 38 (Leverage)</w:t>
       </w:r>
       <w:r>
         <w:t xml:space="preserve"> </w:t>
@@ -55614,7 +57538,7 @@
       <w:r>
         <w:t xml:space="preserve"> </w:t>
       </w:r>
-      <w:hyperlink r:id="rId201">
+      <w:hyperlink r:id="rId207">
         <w:r>
           <w:rPr>
             <w:rStyle w:val="Hyperlink"/>
@@ -55648,16 +57572,21 @@
       <m:oMath>
         <m:sSub>
           <m:e>
-            <m:acc>
-              <m:accPr>
-                <m:chr m:val="̃"/>
-              </m:accPr>
+            <m:limLow>
               <m:e>
                 <m:r>
                   <m:t>t</m:t>
                 </m:r>
               </m:e>
-            </m:acc>
+              <m:lim>
+                <m:r>
+                  <m:rPr>
+                    <m:sty m:val="p"/>
+                  </m:rPr>
+                  <m:t>∼</m:t>
+                </m:r>
+              </m:lim>
+            </m:limLow>
           </m:e>
           <m:sub>
             <m:r>
@@ -55758,7 +57687,7 @@
       <w:pPr>
         <w:pStyle w:val="BodyText"/>
       </w:pPr>
-      <w:bookmarkStart w:id="202" w:name="eq-leverage"/>
+      <w:bookmarkStart w:id="208" w:name="eq-leverage"/>
       <m:oMathPara>
         <m:oMathParaPr>
           <m:jc m:val="center"/>
@@ -55799,16 +57728,21 @@
             <m:e>
               <m:sSub>
                 <m:e>
-                  <m:acc>
-                    <m:accPr>
-                      <m:chr m:val="̃"/>
-                    </m:accPr>
+                  <m:limLow>
                     <m:e>
                       <m:r>
                         <m:t>t</m:t>
                       </m:r>
                     </m:e>
-                  </m:acc>
+                    <m:lim>
+                      <m:r>
+                        <m:rPr>
+                          <m:sty m:val="p"/>
+                        </m:rPr>
+                        <m:t>∼</m:t>
+                      </m:r>
+                    </m:lim>
+                  </m:limLow>
                 </m:e>
                 <m:sub>
                   <m:r>
@@ -55846,16 +57780,21 @@
           </m:sSup>
           <m:sSub>
             <m:e>
-              <m:acc>
-                <m:accPr>
-                  <m:chr m:val="̃"/>
-                </m:accPr>
+              <m:limLow>
                 <m:e>
                   <m:r>
                     <m:t>t</m:t>
                   </m:r>
                 </m:e>
-              </m:acc>
+                <m:lim>
+                  <m:r>
+                    <m:rPr>
+                      <m:sty m:val="p"/>
+                    </m:rPr>
+                    <m:t>∼</m:t>
+                  </m:r>
+                </m:lim>
+              </m:limLow>
             </m:e>
             <m:sub>
               <m:r>
@@ -55879,7 +57818,7 @@
             <m:t>(</m:t>
           </m:r>
           <m:r>
-            <m:t>37</m:t>
+            <m:t>39</m:t>
           </m:r>
           <m:r>
             <m:rPr>
@@ -55889,10 +57828,10 @@
           </m:r>
         </m:oMath>
       </m:oMathPara>
-      <w:bookmarkEnd w:id="202"/>
+      <w:bookmarkEnd w:id="208"/>
     </w:p>
-    <w:bookmarkEnd w:id="203"/>
-    <w:bookmarkStart w:id="205" w:name="rem-source-leverage"/>
+    <w:bookmarkEnd w:id="209"/>
+    <w:bookmarkStart w:id="211" w:name="rem-source-leverage"/>
     <w:p>
       <w:pPr>
         <w:pStyle w:val="FirstParagraph"/>
@@ -55902,7 +57841,7 @@
           <w:i/>
           <w:iCs/>
         </w:rPr>
-        <w:t xml:space="preserve">Remark 30</w:t>
+        <w:t xml:space="preserve">Remark 28</w:t>
       </w:r>
       <w:r>
         <w:t xml:space="preserve"> (Source: Leverage). </w:t>
@@ -55939,7 +57878,7 @@
       <w:r>
         <w:t xml:space="preserve"> </w:t>
       </w:r>
-      <w:hyperlink r:id="rId204">
+      <w:hyperlink r:id="rId210">
         <w:r>
           <w:rPr>
             <w:rStyle w:val="Hyperlink"/>
@@ -55951,8 +57890,8 @@
         <w:t xml:space="preserve">.</w:t>
       </w:r>
     </w:p>
-    <w:bookmarkEnd w:id="205"/>
-    <w:bookmarkStart w:id="207" w:name="thm-loocv-shortcut"/>
+    <w:bookmarkEnd w:id="211"/>
+    <w:bookmarkStart w:id="213" w:name="thm-loocv-shortcut"/>
     <w:p>
       <w:pPr>
         <w:pStyle w:val="BodyText"/>
@@ -55973,7 +57912,7 @@
       <w:r>
         <w:t xml:space="preserve"> </w:t>
       </w:r>
-      <w:hyperlink r:id="rId201">
+      <w:hyperlink r:id="rId207">
         <w:r>
           <w:rPr>
             <w:rStyle w:val="Hyperlink"/>
@@ -56073,7 +58012,7 @@
       <w:r>
         <w:t xml:space="preserve"> </w:t>
       </w:r>
-      <w:hyperlink r:id="rId37">
+      <w:hyperlink r:id="rId40">
         <w:r>
           <w:rPr>
             <w:rStyle w:val="Hyperlink"/>
@@ -56117,7 +58056,7 @@
       <w:r>
         <w:t xml:space="preserve"> </w:t>
       </w:r>
-      <w:hyperlink r:id="rId27">
+      <w:hyperlink r:id="rId30">
         <w:r>
           <w:rPr>
             <w:rStyle w:val="Hyperlink"/>
@@ -56199,7 +58138,7 @@
       <w:pPr>
         <w:pStyle w:val="BodyText"/>
       </w:pPr>
-      <w:bookmarkStart w:id="206" w:name="eq-loocv-shortcut"/>
+      <w:bookmarkStart w:id="212" w:name="eq-loocv-shortcut"/>
       <m:oMathPara>
         <m:oMathParaPr>
           <m:jc m:val="center"/>
@@ -56379,7 +58318,7 @@
             <m:t>(</m:t>
           </m:r>
           <m:r>
-            <m:t>38</m:t>
+            <m:t>40</m:t>
           </m:r>
           <m:r>
             <m:rPr>
@@ -56389,9 +58328,9 @@
           </m:r>
         </m:oMath>
       </m:oMathPara>
-      <w:bookmarkEnd w:id="206"/>
+      <w:bookmarkEnd w:id="212"/>
     </w:p>
-    <w:bookmarkEnd w:id="207"/>
+    <w:bookmarkEnd w:id="213"/>
     <w:p>
       <w:pPr>
         <w:pStyle w:val="FirstParagraph"/>
@@ -56452,16 +58391,21 @@
       <m:oMath>
         <m:sSub>
           <m:e>
-            <m:acc>
-              <m:accPr>
-                <m:chr m:val="̃"/>
-              </m:accPr>
+            <m:limLow>
               <m:e>
                 <m:r>
                   <m:t>t</m:t>
                 </m:r>
               </m:e>
-            </m:acc>
+              <m:lim>
+                <m:r>
+                  <m:rPr>
+                    <m:sty m:val="p"/>
+                  </m:rPr>
+                  <m:t>∼</m:t>
+                </m:r>
+              </m:lim>
+            </m:limLow>
           </m:e>
           <m:sub>
             <m:r>
@@ -56473,16 +58417,21 @@
           <m:e>
             <m:sSub>
               <m:e>
-                <m:acc>
-                  <m:accPr>
-                    <m:chr m:val="̃"/>
-                  </m:accPr>
+                <m:limLow>
                   <m:e>
                     <m:r>
                       <m:t>t</m:t>
                     </m:r>
                   </m:e>
-                </m:acc>
+                  <m:lim>
+                    <m:r>
+                      <m:rPr>
+                        <m:sty m:val="p"/>
+                      </m:rPr>
+                      <m:t>∼</m:t>
+                    </m:r>
+                  </m:lim>
+                </m:limLow>
               </m:e>
               <m:sub>
                 <m:r>
@@ -56520,7 +58469,7 @@
         <w:t xml:space="preserve">which this page does not develop.</w:t>
       </w:r>
     </w:p>
-    <w:bookmarkStart w:id="208" w:name="rem-source-loocv-shortcut"/>
+    <w:bookmarkStart w:id="214" w:name="rem-source-loocv-shortcut"/>
     <w:p>
       <w:pPr>
         <w:pStyle w:val="BodyText"/>
@@ -56530,7 +58479,7 @@
           <w:i/>
           <w:iCs/>
         </w:rPr>
-        <w:t xml:space="preserve">Remark 31</w:t>
+        <w:t xml:space="preserve">Remark 29</w:t>
       </w:r>
       <w:r>
         <w:t xml:space="preserve"> (Source: Leave-one-out cross-validation for least squares). </w:t>
@@ -56563,8 +58512,8 @@
         <w:t xml:space="preserve">for many linear fitting methods.</w:t>
       </w:r>
     </w:p>
-    <w:bookmarkEnd w:id="208"/>
-    <w:bookmarkStart w:id="209" w:name="exm-loocv-shortcut"/>
+    <w:bookmarkEnd w:id="214"/>
+    <w:bookmarkStart w:id="215" w:name="exm-loocv-shortcut"/>
     <w:p>
       <w:pPr>
         <w:pStyle w:val="BodyText"/>
@@ -56574,7 +58523,7 @@
           <w:b/>
           <w:bCs/>
         </w:rPr>
-        <w:t xml:space="preserve">Example 11 (Leave-one-out cross-validation of the</w:t>
+        <w:t xml:space="preserve">Example 12 (Leave-one-out cross-validation of the</w:t>
       </w:r>
       <w:r>
         <w:rPr>
@@ -56715,7 +58664,7 @@
           <w:rPr>
             <w:rStyle w:val="Hyperlink"/>
           </w:rPr>
-          <w:t xml:space="preserve">Equation 34</w:t>
+          <w:t xml:space="preserve">Equation 36</w:t>
         </w:r>
       </w:hyperlink>
       <w:r>
@@ -57652,7 +59601,7 @@
         <w:rPr>
           <w:rStyle w:val="CommentTok"/>
         </w:rPr>
-        <w:t xml:space="preserve">#&gt;    8.88178e-15    2.00000e+00</w:t>
+        <w:t xml:space="preserve">#&gt;    7.10543e-15    2.00000e+00</w:t>
       </w:r>
     </w:p>
     <w:p>
@@ -57660,7 +59609,7 @@
         <w:pStyle w:val="FirstParagraph"/>
       </w:pPr>
       <w:r>
-        <w:t xml:space="preserve">The two columns differ by at most 8.9e-15,</w:t>
+        <w:t xml:space="preserve">The two columns differ by at most 7.1e-15,</w:t>
       </w:r>
       <w:r>
         <w:t xml:space="preserve"> </w:t>
@@ -57704,8 +59653,8 @@
         <w:t xml:space="preserve">rerunning it always gives the same choice.</w:t>
       </w:r>
     </w:p>
-    <w:bookmarkEnd w:id="209"/>
-    <w:bookmarkStart w:id="210" w:name="rem-loocv"/>
+    <w:bookmarkEnd w:id="215"/>
+    <w:bookmarkStart w:id="216" w:name="rem-loocv"/>
     <w:p>
       <w:pPr>
         <w:pStyle w:val="BodyText"/>
@@ -57715,7 +59664,7 @@
           <w:i/>
           <w:iCs/>
         </w:rPr>
-        <w:t xml:space="preserve">Remark 32</w:t>
+        <w:t xml:space="preserve">Remark 30</w:t>
       </w:r>
       <w:r>
         <w:t xml:space="preserve"> (When to use leave-one-out cross-validation). </w:t>
@@ -57754,7 +59703,7 @@
           <w:rPr>
             <w:rStyle w:val="Hyperlink"/>
           </w:rPr>
-          <w:t xml:space="preserve">Remark 25</w:t>
+          <w:t xml:space="preserve">Remark 24</w:t>
         </w:r>
       </w:hyperlink>
       <w:r>
@@ -57774,7 +59723,7 @@
           <w:rPr>
             <w:rStyle w:val="Hyperlink"/>
           </w:rPr>
-          <w:t xml:space="preserve">Remark 24</w:t>
+          <w:t xml:space="preserve">Remark 23</w:t>
         </w:r>
       </w:hyperlink>
       <w:r>
@@ -58177,9 +60126,9 @@
         <w:t xml:space="preserve">fits.</w:t>
       </w:r>
     </w:p>
-    <w:bookmarkEnd w:id="210"/>
-    <w:bookmarkEnd w:id="211"/>
-    <w:bookmarkStart w:id="241" w:name="sec-cv-model-choice"/>
+    <w:bookmarkEnd w:id="216"/>
+    <w:bookmarkEnd w:id="217"/>
+    <w:bookmarkStart w:id="246" w:name="sec-cv-model-choice"/>
     <w:p>
       <w:pPr>
         <w:pStyle w:val="Heading2"/>
@@ -58188,7 +60137,7 @@
         <w:t xml:space="preserve">8 Choosing a model by cross-validation</w:t>
       </w:r>
     </w:p>
-    <w:bookmarkStart w:id="213" w:name="def-cv-estimate-indexed"/>
+    <w:bookmarkStart w:id="219" w:name="def-cv-estimate-indexed"/>
     <w:p>
       <w:pPr>
         <w:pStyle w:val="FirstParagraph"/>
@@ -58198,7 +60147,7 @@
           <w:b/>
           <w:bCs/>
         </w:rPr>
-        <w:t xml:space="preserve">Definition 36 (Cross-validation estimate of a named procedure)</w:t>
+        <w:t xml:space="preserve">Definition 39 (Cross-validation estimate of a named procedure)</w:t>
       </w:r>
       <w:r>
         <w:t xml:space="preserve"> </w:t>
@@ -58566,7 +60515,7 @@
       <w:pPr>
         <w:pStyle w:val="BodyText"/>
       </w:pPr>
-      <w:bookmarkStart w:id="212" w:name="eq-cv-estimate-indexed"/>
+      <w:bookmarkStart w:id="218" w:name="eq-cv-estimate-indexed"/>
       <m:oMathPara>
         <m:oMathParaPr>
           <m:jc m:val="center"/>
@@ -58966,7 +60915,7 @@
             <m:t>(</m:t>
           </m:r>
           <m:r>
-            <m:t>39</m:t>
+            <m:t>41</m:t>
           </m:r>
           <m:r>
             <m:rPr>
@@ -58976,10 +60925,10 @@
           </m:r>
         </m:oMath>
       </m:oMathPara>
-      <w:bookmarkEnd w:id="212"/>
+      <w:bookmarkEnd w:id="218"/>
     </w:p>
-    <w:bookmarkEnd w:id="213"/>
-    <w:bookmarkStart w:id="215" w:name="def-cv-choice"/>
+    <w:bookmarkEnd w:id="219"/>
+    <w:bookmarkStart w:id="221" w:name="def-cv-choice"/>
     <w:p>
       <w:pPr>
         <w:pStyle w:val="FirstParagraph"/>
@@ -58989,7 +60938,7 @@
           <w:b/>
           <w:bCs/>
         </w:rPr>
-        <w:t xml:space="preserve">Definition 37 (Cross-validation choice procedure)</w:t>
+        <w:t xml:space="preserve">Definition 40 (Cross-validation choice procedure)</w:t>
       </w:r>
       <w:r>
         <w:t xml:space="preserve"> </w:t>
@@ -59321,7 +61270,7 @@
       <w:pPr>
         <w:pStyle w:val="BodyText"/>
       </w:pPr>
-      <w:bookmarkStart w:id="214" w:name="eq-cv-choice"/>
+      <w:bookmarkStart w:id="220" w:name="eq-cv-choice"/>
       <m:oMathPara>
         <m:oMathParaPr>
           <m:jc m:val="center"/>
@@ -59595,7 +61544,7 @@
             <m:t>(</m:t>
           </m:r>
           <m:r>
-            <m:t>40</m:t>
+            <m:t>42</m:t>
           </m:r>
           <m:r>
             <m:rPr>
@@ -59605,10 +61554,10 @@
           </m:r>
         </m:oMath>
       </m:oMathPara>
-      <w:bookmarkEnd w:id="214"/>
+      <w:bookmarkEnd w:id="220"/>
     </w:p>
-    <w:bookmarkEnd w:id="215"/>
-    <w:bookmarkStart w:id="217" w:name="def-nested-cv"/>
+    <w:bookmarkEnd w:id="221"/>
+    <w:bookmarkStart w:id="223" w:name="def-nested-cv"/>
     <w:p>
       <w:pPr>
         <w:pStyle w:val="FirstParagraph"/>
@@ -59618,7 +61567,7 @@
           <w:b/>
           <w:bCs/>
         </w:rPr>
-        <w:t xml:space="preserve">Definition 38 (Nested cross-validation)</w:t>
+        <w:t xml:space="preserve">Definition 41 (Nested cross-validation)</w:t>
       </w:r>
       <w:r>
         <w:t xml:space="preserve"> </w:t>
@@ -59735,7 +61684,7 @@
       <w:pPr>
         <w:pStyle w:val="BodyText"/>
       </w:pPr>
-      <w:bookmarkStart w:id="216" w:name="eq-nested-cv"/>
+      <w:bookmarkStart w:id="222" w:name="eq-nested-cv"/>
       <m:oMathPara>
         <m:oMathParaPr>
           <m:jc m:val="center"/>
@@ -59852,7 +61801,7 @@
             <m:t>(</m:t>
           </m:r>
           <m:r>
-            <m:t>41</m:t>
+            <m:t>43</m:t>
           </m:r>
           <m:r>
             <m:rPr>
@@ -59862,10 +61811,10 @@
           </m:r>
         </m:oMath>
       </m:oMathPara>
-      <w:bookmarkEnd w:id="216"/>
+      <w:bookmarkEnd w:id="222"/>
     </w:p>
-    <w:bookmarkEnd w:id="217"/>
-    <w:bookmarkStart w:id="218" w:name="rem-source-nested-cv"/>
+    <w:bookmarkEnd w:id="223"/>
+    <w:bookmarkStart w:id="224" w:name="rem-source-nested-cv"/>
     <w:p>
       <w:pPr>
         <w:pStyle w:val="FirstParagraph"/>
@@ -59875,7 +61824,7 @@
           <w:i/>
           <w:iCs/>
         </w:rPr>
-        <w:t xml:space="preserve">Remark 33</w:t>
+        <w:t xml:space="preserve">Remark 31</w:t>
       </w:r>
       <w:r>
         <w:t xml:space="preserve"> (Source: Nested cross-validation). </w:t>
@@ -59896,8 +61845,8 @@
         <w:t xml:space="preserve">choices included.</w:t>
       </w:r>
     </w:p>
-    <w:bookmarkEnd w:id="218"/>
-    <w:bookmarkStart w:id="219" w:name="rem-nested-cv"/>
+    <w:bookmarkEnd w:id="224"/>
+    <w:bookmarkStart w:id="225" w:name="rem-nested-cv"/>
     <w:p>
       <w:pPr>
         <w:pStyle w:val="BodyText"/>
@@ -59907,7 +61856,7 @@
           <w:i/>
           <w:iCs/>
         </w:rPr>
-        <w:t xml:space="preserve">Remark 34</w:t>
+        <w:t xml:space="preserve">Remark 32</w:t>
       </w:r>
       <w:r>
         <w:t xml:space="preserve"> (What is nested). </w:t>
@@ -60053,8 +62002,8 @@
         <w:t xml:space="preserve">That inner cross-validation is the nested one.</w:t>
       </w:r>
     </w:p>
-    <w:bookmarkEnd w:id="219"/>
-    <w:bookmarkStart w:id="222" w:name="rem-cv-winner-optimistic"/>
+    <w:bookmarkEnd w:id="225"/>
+    <w:bookmarkStart w:id="228" w:name="rem-cv-winner-optimistic"/>
     <w:p>
       <w:pPr>
         <w:pStyle w:val="BodyText"/>
@@ -60064,7 +62013,7 @@
           <w:i/>
           <w:iCs/>
         </w:rPr>
-        <w:t xml:space="preserve">Remark 35</w:t>
+        <w:t xml:space="preserve">Remark 33</w:t>
       </w:r>
       <w:r>
         <w:t xml:space="preserve"> (Cross-validation replaces the validation set, not the test set). </w:t>
@@ -60108,7 +62057,7 @@
           <w:rPr>
             <w:rStyle w:val="Hyperlink"/>
           </w:rPr>
-          <w:t xml:space="preserve">Definition 20</w:t>
+          <w:t xml:space="preserve">Definition 21</w:t>
         </w:r>
       </w:hyperlink>
       <w:r>
@@ -60247,18 +62196,18 @@
                 <wp:inline>
                   <wp:extent cx="152400" cy="152400"/>
                   <wp:effectExtent b="0" l="0" r="0" t="0"/>
-                  <wp:docPr descr="" title="" id="220" name="Picture"/>
+                  <wp:docPr descr="" title="" id="226" name="Picture"/>
                   <a:graphic>
                     <a:graphicData uri="http://schemas.openxmlformats.org/drawingml/2006/picture">
                       <pic:pic>
                         <pic:nvPicPr>
-                          <pic:cNvPr descr="/opt/quarto/share/formats/docx/note.png" id="221" name="Picture"/>
+                          <pic:cNvPr descr="/opt/quarto/share/formats/docx/note.png" id="227" name="Picture"/>
                           <pic:cNvPicPr>
                             <a:picLocks noChangeArrowheads="1" noChangeAspect="1"/>
                           </pic:cNvPicPr>
                         </pic:nvPicPr>
                         <pic:blipFill>
-                          <a:blip r:embed="rId143"/>
+                          <a:blip r:embed="rId150"/>
                           <a:stretch>
                             <a:fillRect/>
                           </a:stretch>
@@ -60322,8 +62271,8 @@
         </w:tc>
       </w:tr>
     </w:tbl>
-    <w:bookmarkEnd w:id="222"/>
-    <w:bookmarkStart w:id="225" w:name="def-cv-se"/>
+    <w:bookmarkEnd w:id="228"/>
+    <w:bookmarkStart w:id="231" w:name="def-cv-se"/>
     <w:p>
       <w:pPr>
         <w:pStyle w:val="BodyText"/>
@@ -60333,7 +62282,7 @@
           <w:b/>
           <w:bCs/>
         </w:rPr>
-        <w:t xml:space="preserve">Definition 39 (Fold-based standard error)</w:t>
+        <w:t xml:space="preserve">Definition 42 (Fold-based standard error)</w:t>
       </w:r>
       <w:r>
         <w:t xml:space="preserve"> </w:t>
@@ -60427,7 +62376,7 @@
       <w:r>
         <w:t xml:space="preserve"> </w:t>
       </w:r>
-      <w:hyperlink r:id="rId223">
+      <w:hyperlink r:id="rId229">
         <w:r>
           <w:rPr>
             <w:rStyle w:val="Hyperlink"/>
@@ -60493,7 +62442,7 @@
       <w:pPr>
         <w:pStyle w:val="BodyText"/>
       </w:pPr>
-      <w:bookmarkStart w:id="224" w:name="eq-cv-se"/>
+      <w:bookmarkStart w:id="230" w:name="eq-cv-se"/>
       <m:oMathPara>
         <m:oMathParaPr>
           <m:jc m:val="center"/>
@@ -60658,7 +62607,7 @@
             <m:t>(</m:t>
           </m:r>
           <m:r>
-            <m:t>42</m:t>
+            <m:t>44</m:t>
           </m:r>
           <m:r>
             <m:rPr>
@@ -60668,10 +62617,10 @@
           </m:r>
         </m:oMath>
       </m:oMathPara>
-      <w:bookmarkEnd w:id="224"/>
+      <w:bookmarkEnd w:id="230"/>
     </w:p>
-    <w:bookmarkEnd w:id="225"/>
-    <w:bookmarkStart w:id="226" w:name="rem-source-cv-se"/>
+    <w:bookmarkEnd w:id="231"/>
+    <w:bookmarkStart w:id="232" w:name="rem-source-cv-se"/>
     <w:p>
       <w:pPr>
         <w:pStyle w:val="FirstParagraph"/>
@@ -60681,7 +62630,7 @@
           <w:i/>
           <w:iCs/>
         </w:rPr>
-        <w:t xml:space="preserve">Remark 36</w:t>
+        <w:t xml:space="preserve">Remark 34</w:t>
       </w:r>
       <w:r>
         <w:t xml:space="preserve"> (Source: Fold-based standard error). </w:t>
@@ -60693,8 +62642,8 @@
         <w:t xml:space="preserve">, who call the result a standard error.</w:t>
       </w:r>
     </w:p>
-    <w:bookmarkEnd w:id="226"/>
-    <w:bookmarkStart w:id="228" w:name="rem-cv-se"/>
+    <w:bookmarkEnd w:id="232"/>
+    <w:bookmarkStart w:id="234" w:name="rem-cv-se"/>
     <w:p>
       <w:pPr>
         <w:pStyle w:val="BodyText"/>
@@ -60704,7 +62653,7 @@
           <w:i/>
           <w:iCs/>
         </w:rPr>
-        <w:t xml:space="preserve">Remark 37</w:t>
+        <w:t xml:space="preserve">Remark 35</w:t>
       </w:r>
       <w:r>
         <w:t xml:space="preserve"> (The fold-based standard error is only a rough guide). </w:t>
@@ -60732,7 +62681,7 @@
           <w:rPr>
             <w:rStyle w:val="Hyperlink"/>
           </w:rPr>
-          <w:t xml:space="preserve">Equation 42</w:t>
+          <w:t xml:space="preserve">Equation 44</w:t>
         </w:r>
       </w:hyperlink>
       <w:r>
@@ -60917,7 +62866,7 @@
       <w:r>
         <w:t xml:space="preserve"> </w:t>
       </w:r>
-      <w:hyperlink r:id="rId227">
+      <w:hyperlink r:id="rId233">
         <w:r>
           <w:rPr>
             <w:rStyle w:val="Hyperlink"/>
@@ -60981,8 +62930,8 @@
         <w:t xml:space="preserve">.</w:t>
       </w:r>
     </w:p>
-    <w:bookmarkEnd w:id="228"/>
-    <w:bookmarkStart w:id="230" w:name="def-fold-mse-indexed"/>
+    <w:bookmarkEnd w:id="234"/>
+    <w:bookmarkStart w:id="236" w:name="def-fold-mse-indexed"/>
     <w:p>
       <w:pPr>
         <w:pStyle w:val="BodyText"/>
@@ -60992,7 +62941,7 @@
           <w:b/>
           <w:bCs/>
         </w:rPr>
-        <w:t xml:space="preserve">Definition 40 (Fold mean squared error of a named procedure)</w:t>
+        <w:t xml:space="preserve">Definition 43 (Fold mean squared error of a named procedure)</w:t>
       </w:r>
       <w:r>
         <w:t xml:space="preserve"> </w:t>
@@ -61160,7 +63109,7 @@
       <w:pPr>
         <w:pStyle w:val="BodyText"/>
       </w:pPr>
-      <w:bookmarkStart w:id="229" w:name="eq-fold-mse-indexed"/>
+      <w:bookmarkStart w:id="235" w:name="eq-fold-mse-indexed"/>
       <m:oMathPara>
         <m:oMathParaPr>
           <m:jc m:val="center"/>
@@ -61537,7 +63486,7 @@
             <m:t>(</m:t>
           </m:r>
           <m:r>
-            <m:t>43</m:t>
+            <m:t>45</m:t>
           </m:r>
           <m:r>
             <m:rPr>
@@ -61547,10 +63496,10 @@
           </m:r>
         </m:oMath>
       </m:oMathPara>
-      <w:bookmarkEnd w:id="229"/>
+      <w:bookmarkEnd w:id="235"/>
     </w:p>
-    <w:bookmarkEnd w:id="230"/>
-    <w:bookmarkStart w:id="232" w:name="def-cv-se-indexed"/>
+    <w:bookmarkEnd w:id="236"/>
+    <w:bookmarkStart w:id="238" w:name="def-cv-se-indexed"/>
     <w:p>
       <w:pPr>
         <w:pStyle w:val="FirstParagraph"/>
@@ -61560,7 +63509,7 @@
           <w:b/>
           <w:bCs/>
         </w:rPr>
-        <w:t xml:space="preserve">Definition 41 (Fold-based standard error of a named procedure)</w:t>
+        <w:t xml:space="preserve">Definition 44 (Fold-based standard error of a named procedure)</w:t>
       </w:r>
       <w:r>
         <w:t xml:space="preserve"> </w:t>
@@ -61756,7 +63705,7 @@
       <w:pPr>
         <w:pStyle w:val="BodyText"/>
       </w:pPr>
-      <w:bookmarkStart w:id="231" w:name="eq-cv-se-indexed"/>
+      <w:bookmarkStart w:id="237" w:name="eq-cv-se-indexed"/>
       <m:oMathPara>
         <m:oMathParaPr>
           <m:jc m:val="center"/>
@@ -62044,7 +63993,7 @@
             <m:t>(</m:t>
           </m:r>
           <m:r>
-            <m:t>44</m:t>
+            <m:t>46</m:t>
           </m:r>
           <m:r>
             <m:rPr>
@@ -62054,10 +64003,10 @@
           </m:r>
         </m:oMath>
       </m:oMathPara>
-      <w:bookmarkEnd w:id="231"/>
+      <w:bookmarkEnd w:id="237"/>
     </w:p>
-    <w:bookmarkEnd w:id="232"/>
-    <w:bookmarkStart w:id="234" w:name="def-one-se-rule"/>
+    <w:bookmarkEnd w:id="238"/>
+    <w:bookmarkStart w:id="240" w:name="def-one-se-rule"/>
     <w:p>
       <w:pPr>
         <w:pStyle w:val="FirstParagraph"/>
@@ -62067,7 +64016,7 @@
           <w:b/>
           <w:bCs/>
         </w:rPr>
-        <w:t xml:space="preserve">Definition 42 (One-standard-error rule)</w:t>
+        <w:t xml:space="preserve">Definition 45 (One-standard-error rule)</w:t>
       </w:r>
       <w:r>
         <w:t xml:space="preserve"> </w:t>
@@ -62315,7 +64264,7 @@
       <w:pPr>
         <w:pStyle w:val="BodyText"/>
       </w:pPr>
-      <w:bookmarkStart w:id="233" w:name="eq-one-se-rule"/>
+      <w:bookmarkStart w:id="239" w:name="eq-one-se-rule"/>
       <m:oMathPara>
         <m:oMathParaPr>
           <m:jc m:val="center"/>
@@ -62639,7 +64588,7 @@
             <m:t>(</m:t>
           </m:r>
           <m:r>
-            <m:t>45</m:t>
+            <m:t>47</m:t>
           </m:r>
           <m:r>
             <m:rPr>
@@ -62649,42 +64598,27 @@
           </m:r>
         </m:oMath>
       </m:oMathPara>
-      <w:bookmarkEnd w:id="233"/>
+      <w:bookmarkEnd w:id="239"/>
     </w:p>
-    <w:bookmarkEnd w:id="234"/>
-    <w:bookmarkStart w:id="235" w:name="rem-source-one-se-rule"/>
     <w:p>
       <w:pPr>
         <w:pStyle w:val="FirstParagraph"/>
       </w:pPr>
       <w:r>
-        <w:rPr>
-          <w:i/>
-          <w:iCs/>
-        </w:rPr>
-        <w:t xml:space="preserve">Remark 38</w:t>
-      </w:r>
-      <w:r>
-        <w:t xml:space="preserve"> (Source: One-standard-error rule). </w:t>
-      </w:r>
-      <w:r>
-        <w:t xml:space="preserve">Hastie et al. (2009, sec. 7.10.1)</w:t>
-      </w:r>
-      <w:r>
-        <w:t xml:space="preserve">;</w:t>
-      </w:r>
-      <w:r>
-        <w:t xml:space="preserve"> </w:t>
-      </w:r>
-      <w:r>
-        <w:t xml:space="preserve">James et al. (2021, sec. 6.1.3)</w:t>
+        <w:t xml:space="preserve">Source:</w:t>
+      </w:r>
+      <w:r>
+        <w:t xml:space="preserve"> </w:t>
+      </w:r>
+      <w:r>
+        <w:t xml:space="preserve">(Hastie et al. 2009, sec. 7.10.1; James et al. 2021, sec. 6.1.3)</w:t>
       </w:r>
       <w:r>
         <w:t xml:space="preserve">.</w:t>
       </w:r>
     </w:p>
-    <w:bookmarkEnd w:id="235"/>
-    <w:bookmarkStart w:id="240" w:name="exm-one-se-rule"/>
+    <w:bookmarkEnd w:id="240"/>
+    <w:bookmarkStart w:id="245" w:name="exm-one-se-rule"/>
     <w:p>
       <w:pPr>
         <w:pStyle w:val="BodyText"/>
@@ -62694,7 +64628,7 @@
           <w:b/>
           <w:bCs/>
         </w:rPr>
-        <w:t xml:space="preserve">Example 12 (The one-standard-error rule for the simulated polynomials)</w:t>
+        <w:t xml:space="preserve">Example 13 (The one-standard-error rule for the simulated polynomials)</w:t>
       </w:r>
       <w:r>
         <w:t xml:space="preserve"> </w:t>
@@ -62716,7 +64650,7 @@
           <w:rPr>
             <w:rStyle w:val="Hyperlink"/>
           </w:rPr>
-          <w:t xml:space="preserve">Example 5</w:t>
+          <w:t xml:space="preserve">Example 6</w:t>
         </w:r>
       </w:hyperlink>
       <w:r>
@@ -62742,7 +64676,7 @@
           <w:rPr>
             <w:rStyle w:val="Hyperlink"/>
           </w:rPr>
-          <w:t xml:space="preserve">Definition 42</w:t>
+          <w:t xml:space="preserve">Definition 45</w:t>
         </w:r>
       </w:hyperlink>
       <w:r>
@@ -63736,7 +65670,7 @@
           <w:rPr>
             <w:rStyle w:val="Hyperlink"/>
           </w:rPr>
-          <w:t xml:space="preserve">Remark 24</w:t>
+          <w:t xml:space="preserve">Remark 23</w:t>
         </w:r>
       </w:hyperlink>
       <w:r>
@@ -63756,7 +65690,7 @@
       <w:tr>
         <w:tc>
           <w:tcPr/>
-          <w:bookmarkStart w:id="239" w:name="fig-one-se-rule"/>
+          <w:bookmarkStart w:id="244" w:name="fig-one-se-rule"/>
           <w:p>
             <w:pPr>
               <w:pStyle w:val="SourceCode"/>
@@ -64369,18 +66303,18 @@
                 <wp:inline>
                   <wp:extent cx="4620126" cy="3696101"/>
                   <wp:effectExtent b="0" l="0" r="0" t="0"/>
-                  <wp:docPr descr="" title="" id="237" name="Picture"/>
+                  <wp:docPr descr="" title="" id="242" name="Picture"/>
                   <a:graphic>
                     <a:graphicData uri="http://schemas.openxmlformats.org/drawingml/2006/picture">
                       <pic:pic>
                         <pic:nvPicPr>
-                          <pic:cNvPr descr="model-validation_files/figure-docx/one-se-rule-plot-1.png" id="238" name="Picture"/>
+                          <pic:cNvPr descr="model-validation_files/figure-docx/one-se-rule-plot-1.png" id="243" name="Picture"/>
                           <pic:cNvPicPr>
                             <a:picLocks noChangeArrowheads="1" noChangeAspect="1"/>
                           </pic:cNvPicPr>
                         </pic:nvPicPr>
                         <pic:blipFill>
-                          <a:blip r:embed="rId236"/>
+                          <a:blip r:embed="rId241"/>
                           <a:stretch>
                             <a:fillRect/>
                           </a:stretch>
@@ -64447,7 +66381,7 @@
                 <w:rPr>
                   <w:rStyle w:val="Hyperlink"/>
                 </w:rPr>
-                <w:t xml:space="preserve">Equation 42</w:t>
+                <w:t xml:space="preserve">Equation 44</w:t>
               </w:r>
             </w:hyperlink>
             <w:r>
@@ -64460,7 +66394,7 @@
               <w:t xml:space="preserve">The dashed line is one fold-based standard error above the smallest estimate.</w:t>
             </w:r>
           </w:p>
-          <w:bookmarkEnd w:id="239"/>
+          <w:bookmarkEnd w:id="244"/>
         </w:tc>
       </w:tr>
     </w:tbl>
@@ -64527,7 +66461,7 @@
           <w:rPr>
             <w:rStyle w:val="Hyperlink"/>
           </w:rPr>
-          <w:t xml:space="preserve">Example 5</w:t>
+          <w:t xml:space="preserve">Example 6</w:t>
         </w:r>
       </w:hyperlink>
       <w:r>
@@ -64549,9 +66483,9 @@
         <w:t xml:space="preserve">and 0.315 for degree 3.</w:t>
       </w:r>
     </w:p>
-    <w:bookmarkEnd w:id="240"/>
-    <w:bookmarkEnd w:id="241"/>
-    <w:bookmarkStart w:id="248" w:name="sec-cv-whole-procedure"/>
+    <w:bookmarkEnd w:id="245"/>
+    <w:bookmarkEnd w:id="246"/>
+    <w:bookmarkStart w:id="253" w:name="sec-cv-whole-procedure"/>
     <w:p>
       <w:pPr>
         <w:pStyle w:val="Heading2"/>
@@ -64560,7 +66494,7 @@
         <w:t xml:space="preserve">9 Cross-validating the whole procedure</w:t>
       </w:r>
     </w:p>
-    <w:bookmarkStart w:id="244" w:name="exr-cv-screening"/>
+    <w:bookmarkStart w:id="249" w:name="exr-cv-screening"/>
     <w:p>
       <w:pPr>
         <w:pStyle w:val="FirstParagraph"/>
@@ -64860,18 +66794,18 @@
                 <wp:inline>
                   <wp:extent cx="152400" cy="152400"/>
                   <wp:effectExtent b="0" l="0" r="0" t="0"/>
-                  <wp:docPr descr="" title="" id="242" name="Picture"/>
+                  <wp:docPr descr="" title="" id="247" name="Picture"/>
                   <a:graphic>
                     <a:graphicData uri="http://schemas.openxmlformats.org/drawingml/2006/picture">
                       <pic:pic>
                         <pic:nvPicPr>
-                          <pic:cNvPr descr="/opt/quarto/share/formats/docx/note.png" id="243" name="Picture"/>
+                          <pic:cNvPr descr="/opt/quarto/share/formats/docx/note.png" id="248" name="Picture"/>
                           <pic:cNvPicPr>
                             <a:picLocks noChangeArrowheads="1" noChangeAspect="1"/>
                           </pic:cNvPicPr>
                         </pic:nvPicPr>
                         <pic:blipFill>
-                          <a:blip r:embed="rId143"/>
+                          <a:blip r:embed="rId150"/>
                           <a:stretch>
                             <a:fillRect/>
                           </a:stretch>
@@ -64953,8 +66887,8 @@
         </w:tc>
       </w:tr>
     </w:tbl>
-    <w:bookmarkEnd w:id="244"/>
-    <w:bookmarkStart w:id="245" w:name="sol-cv-screening"/>
+    <w:bookmarkEnd w:id="249"/>
+    <w:bookmarkStart w:id="250" w:name="sol-cv-screening"/>
     <w:p>
       <w:pPr>
         <w:pStyle w:val="BodyText"/>
@@ -66882,8 +68816,8 @@
         <w:t xml:space="preserve">needs fails.</w:t>
       </w:r>
     </w:p>
-    <w:bookmarkEnd w:id="245"/>
-    <w:bookmarkStart w:id="247" w:name="rem-cv-every-step"/>
+    <w:bookmarkEnd w:id="250"/>
+    <w:bookmarkStart w:id="252" w:name="rem-cv-every-step"/>
     <w:p>
       <w:pPr>
         <w:pStyle w:val="BodyText"/>
@@ -66893,7 +68827,7 @@
           <w:i/>
           <w:iCs/>
         </w:rPr>
-        <w:t xml:space="preserve">Remark 39</w:t>
+        <w:t xml:space="preserve">Remark 36</w:t>
       </w:r>
       <w:r>
         <w:t xml:space="preserve"> (Cross-validate the whole procedure). </w:t>
@@ -67039,7 +68973,7 @@
       <w:r>
         <w:t xml:space="preserve"> </w:t>
       </w:r>
-      <w:hyperlink r:id="rId246">
+      <w:hyperlink r:id="rId251">
         <w:r>
           <w:rPr>
             <w:rStyle w:val="Hyperlink"/>
@@ -67063,9 +68997,9 @@
         <w:t xml:space="preserve">when they are computed without the outcome.</w:t>
       </w:r>
     </w:p>
-    <w:bookmarkEnd w:id="247"/>
-    <w:bookmarkEnd w:id="248"/>
-    <w:bookmarkStart w:id="249" w:name="further-reading"/>
+    <w:bookmarkEnd w:id="252"/>
+    <w:bookmarkEnd w:id="253"/>
+    <w:bookmarkStart w:id="254" w:name="further-reading"/>
     <w:p>
       <w:pPr>
         <w:pStyle w:val="Heading2"/>
@@ -67094,8 +69028,8 @@
         <w:t xml:space="preserve">including the covariance and correlation matrices that cross-products produce.</w:t>
       </w:r>
     </w:p>
-    <w:bookmarkEnd w:id="249"/>
-    <w:bookmarkStart w:id="257" w:name="references"/>
+    <w:bookmarkEnd w:id="254"/>
+    <w:bookmarkStart w:id="262" w:name="references"/>
     <w:p>
       <w:pPr>
         <w:pStyle w:val="Heading2"/>
@@ -67104,8 +69038,8 @@
         <w:t xml:space="preserve">References</w:t>
       </w:r>
     </w:p>
-    <w:bookmarkStart w:id="256" w:name="refs"/>
-    <w:bookmarkStart w:id="251" w:name="ref-hastie2009elements"/>
+    <w:bookmarkStart w:id="261" w:name="refs"/>
+    <w:bookmarkStart w:id="256" w:name="ref-hastie2009elements"/>
     <w:p>
       <w:pPr>
         <w:pStyle w:val="Bibliography"/>
@@ -67129,7 +69063,7 @@
       <w:r>
         <w:t xml:space="preserve"> </w:t>
       </w:r>
-      <w:hyperlink r:id="rId250">
+      <w:hyperlink r:id="rId255">
         <w:r>
           <w:rPr>
             <w:rStyle w:val="Hyperlink"/>
@@ -67141,8 +69075,8 @@
         <w:t xml:space="preserve">.</w:t>
       </w:r>
     </w:p>
-    <w:bookmarkEnd w:id="251"/>
-    <w:bookmarkStart w:id="253" w:name="ref-james2021islr2e"/>
+    <w:bookmarkEnd w:id="256"/>
+    <w:bookmarkStart w:id="258" w:name="ref-james2021islr2e"/>
     <w:p>
       <w:pPr>
         <w:pStyle w:val="Bibliography"/>
@@ -67180,7 +69114,7 @@
       <w:r>
         <w:t xml:space="preserve"> </w:t>
       </w:r>
-      <w:hyperlink r:id="rId252">
+      <w:hyperlink r:id="rId257">
         <w:r>
           <w:rPr>
             <w:rStyle w:val="Hyperlink"/>
@@ -67192,8 +69126,8 @@
         <w:t xml:space="preserve">.</w:t>
       </w:r>
     </w:p>
-    <w:bookmarkEnd w:id="253"/>
-    <w:bookmarkStart w:id="255" w:name="ref-sanchez2020matrix4sl"/>
+    <w:bookmarkEnd w:id="258"/>
+    <w:bookmarkStart w:id="260" w:name="ref-sanchez2020matrix4sl"/>
     <w:p>
       <w:pPr>
         <w:pStyle w:val="Bibliography"/>
@@ -67231,7 +69165,7 @@
       <w:r>
         <w:t xml:space="preserve"> </w:t>
       </w:r>
-      <w:hyperlink r:id="rId254">
+      <w:hyperlink r:id="rId259">
         <w:r>
           <w:rPr>
             <w:rStyle w:val="Hyperlink"/>
@@ -67243,9 +69177,9 @@
         <w:t xml:space="preserve">.</w:t>
       </w:r>
     </w:p>
-    <w:bookmarkEnd w:id="255"/>
-    <w:bookmarkEnd w:id="256"/>
-    <w:bookmarkEnd w:id="257"/>
+    <w:bookmarkEnd w:id="260"/>
+    <w:bookmarkEnd w:id="261"/>
+    <w:bookmarkEnd w:id="262"/>
     <w:sectPr>
       <w:footnotePr>
         <w:numRestart w:val="eachSect"/>
